--- a/OOPS.docx
+++ b/OOPS.docx
@@ -71,7 +71,25 @@
           <w:sz w:val="18"/>
           <w:szCs w:val="18"/>
         </w:rPr>
-        <w:t>import java.util.Scanner;</w:t>
+        <w:t xml:space="preserve">import </w:t>
+      </w:r>
+      <w:proofErr w:type="gramStart"/>
+      <w:r>
+        <w:rPr>
+          <w:rFonts w:ascii="JetBrains Mono" w:hAnsi="JetBrains Mono" w:cs="JetBrains Mono"/>
+          <w:sz w:val="18"/>
+          <w:szCs w:val="18"/>
+        </w:rPr>
+        <w:t>java.util</w:t>
+      </w:r>
+      <w:proofErr w:type="gramEnd"/>
+      <w:r>
+        <w:rPr>
+          <w:rFonts w:ascii="JetBrains Mono" w:hAnsi="JetBrains Mono" w:cs="JetBrains Mono"/>
+          <w:sz w:val="18"/>
+          <w:szCs w:val="18"/>
+        </w:rPr>
+        <w:t>.Scanner;</w:t>
       </w:r>
     </w:p>
     <w:p>
@@ -123,27 +141,63 @@
           <w:sz w:val="18"/>
           <w:szCs w:val="18"/>
         </w:rPr>
-        <w:t xml:space="preserve">    public static void main(String[] args) {</w:t>
-      </w:r>
-    </w:p>
-    <w:p>
-      <w:pPr>
-        <w:keepNext/>
-        <w:keepLines/>
-        <w:spacing w:after="0" w:line="240" w:lineRule="auto"/>
-        <w:rPr>
-          <w:rFonts w:ascii="JetBrains Mono" w:hAnsi="JetBrains Mono" w:cs="JetBrains Mono"/>
-          <w:sz w:val="18"/>
-          <w:szCs w:val="18"/>
-        </w:rPr>
-      </w:pPr>
-      <w:r>
-        <w:rPr>
-          <w:rFonts w:ascii="JetBrains Mono" w:hAnsi="JetBrains Mono" w:cs="JetBrains Mono"/>
-          <w:sz w:val="18"/>
-          <w:szCs w:val="18"/>
-        </w:rPr>
-        <w:t xml:space="preserve">        Scanner sc = new Scanner(System.in);</w:t>
+        <w:t xml:space="preserve">    public static void </w:t>
+      </w:r>
+      <w:proofErr w:type="gramStart"/>
+      <w:r>
+        <w:rPr>
+          <w:rFonts w:ascii="JetBrains Mono" w:hAnsi="JetBrains Mono" w:cs="JetBrains Mono"/>
+          <w:sz w:val="18"/>
+          <w:szCs w:val="18"/>
+        </w:rPr>
+        <w:t>main(String[</w:t>
+      </w:r>
+      <w:proofErr w:type="gramEnd"/>
+      <w:r>
+        <w:rPr>
+          <w:rFonts w:ascii="JetBrains Mono" w:hAnsi="JetBrains Mono" w:cs="JetBrains Mono"/>
+          <w:sz w:val="18"/>
+          <w:szCs w:val="18"/>
+        </w:rPr>
+        <w:t>] args) {</w:t>
+      </w:r>
+    </w:p>
+    <w:p>
+      <w:pPr>
+        <w:keepNext/>
+        <w:keepLines/>
+        <w:spacing w:after="0" w:line="240" w:lineRule="auto"/>
+        <w:rPr>
+          <w:rFonts w:ascii="JetBrains Mono" w:hAnsi="JetBrains Mono" w:cs="JetBrains Mono"/>
+          <w:sz w:val="18"/>
+          <w:szCs w:val="18"/>
+        </w:rPr>
+      </w:pPr>
+      <w:r>
+        <w:rPr>
+          <w:rFonts w:ascii="JetBrains Mono" w:hAnsi="JetBrains Mono" w:cs="JetBrains Mono"/>
+          <w:sz w:val="18"/>
+          <w:szCs w:val="18"/>
+        </w:rPr>
+        <w:t xml:space="preserve">        Scanner sc = new </w:t>
+      </w:r>
+      <w:proofErr w:type="gramStart"/>
+      <w:r>
+        <w:rPr>
+          <w:rFonts w:ascii="JetBrains Mono" w:hAnsi="JetBrains Mono" w:cs="JetBrains Mono"/>
+          <w:sz w:val="18"/>
+          <w:szCs w:val="18"/>
+        </w:rPr>
+        <w:t>Scanner(</w:t>
+      </w:r>
+      <w:proofErr w:type="gramEnd"/>
+      <w:r>
+        <w:rPr>
+          <w:rFonts w:ascii="JetBrains Mono" w:hAnsi="JetBrains Mono" w:cs="JetBrains Mono"/>
+          <w:sz w:val="18"/>
+          <w:szCs w:val="18"/>
+        </w:rPr>
+        <w:t>System.in);</w:t>
       </w:r>
     </w:p>
     <w:p>
@@ -195,7 +249,25 @@
           <w:sz w:val="18"/>
           <w:szCs w:val="18"/>
         </w:rPr>
-        <w:t xml:space="preserve">        String str = sc.next();</w:t>
+        <w:t xml:space="preserve">        String str = </w:t>
+      </w:r>
+      <w:proofErr w:type="gramStart"/>
+      <w:r>
+        <w:rPr>
+          <w:rFonts w:ascii="JetBrains Mono" w:hAnsi="JetBrains Mono" w:cs="JetBrains Mono"/>
+          <w:sz w:val="18"/>
+          <w:szCs w:val="18"/>
+        </w:rPr>
+        <w:t>sc.next</w:t>
+      </w:r>
+      <w:proofErr w:type="gramEnd"/>
+      <w:r>
+        <w:rPr>
+          <w:rFonts w:ascii="JetBrains Mono" w:hAnsi="JetBrains Mono" w:cs="JetBrains Mono"/>
+          <w:sz w:val="18"/>
+          <w:szCs w:val="18"/>
+        </w:rPr>
+        <w:t>();</w:t>
       </w:r>
     </w:p>
     <w:p>
@@ -259,27 +331,63 @@
           <w:sz w:val="18"/>
           <w:szCs w:val="18"/>
         </w:rPr>
-        <w:t xml:space="preserve">        for (int i = str.length() - 1; i &gt;= 0; i--) {</w:t>
-      </w:r>
-    </w:p>
-    <w:p>
-      <w:pPr>
-        <w:keepNext/>
-        <w:keepLines/>
-        <w:spacing w:after="0" w:line="240" w:lineRule="auto"/>
-        <w:rPr>
-          <w:rFonts w:ascii="JetBrains Mono" w:hAnsi="JetBrains Mono" w:cs="JetBrains Mono"/>
-          <w:sz w:val="18"/>
-          <w:szCs w:val="18"/>
-        </w:rPr>
-      </w:pPr>
-      <w:r>
-        <w:rPr>
-          <w:rFonts w:ascii="JetBrains Mono" w:hAnsi="JetBrains Mono" w:cs="JetBrains Mono"/>
-          <w:sz w:val="18"/>
-          <w:szCs w:val="18"/>
-        </w:rPr>
-        <w:t xml:space="preserve">            reversed = reversed + str.charAt(i);</w:t>
+        <w:t xml:space="preserve">        for (int i = </w:t>
+      </w:r>
+      <w:proofErr w:type="gramStart"/>
+      <w:r>
+        <w:rPr>
+          <w:rFonts w:ascii="JetBrains Mono" w:hAnsi="JetBrains Mono" w:cs="JetBrains Mono"/>
+          <w:sz w:val="18"/>
+          <w:szCs w:val="18"/>
+        </w:rPr>
+        <w:t>str.length</w:t>
+      </w:r>
+      <w:proofErr w:type="gramEnd"/>
+      <w:r>
+        <w:rPr>
+          <w:rFonts w:ascii="JetBrains Mono" w:hAnsi="JetBrains Mono" w:cs="JetBrains Mono"/>
+          <w:sz w:val="18"/>
+          <w:szCs w:val="18"/>
+        </w:rPr>
+        <w:t>() - 1; i &gt;= 0; i--) {</w:t>
+      </w:r>
+    </w:p>
+    <w:p>
+      <w:pPr>
+        <w:keepNext/>
+        <w:keepLines/>
+        <w:spacing w:after="0" w:line="240" w:lineRule="auto"/>
+        <w:rPr>
+          <w:rFonts w:ascii="JetBrains Mono" w:hAnsi="JetBrains Mono" w:cs="JetBrains Mono"/>
+          <w:sz w:val="18"/>
+          <w:szCs w:val="18"/>
+        </w:rPr>
+      </w:pPr>
+      <w:r>
+        <w:rPr>
+          <w:rFonts w:ascii="JetBrains Mono" w:hAnsi="JetBrains Mono" w:cs="JetBrains Mono"/>
+          <w:sz w:val="18"/>
+          <w:szCs w:val="18"/>
+        </w:rPr>
+        <w:t xml:space="preserve">            reversed = reversed + </w:t>
+      </w:r>
+      <w:proofErr w:type="gramStart"/>
+      <w:r>
+        <w:rPr>
+          <w:rFonts w:ascii="JetBrains Mono" w:hAnsi="JetBrains Mono" w:cs="JetBrains Mono"/>
+          <w:sz w:val="18"/>
+          <w:szCs w:val="18"/>
+        </w:rPr>
+        <w:t>str.charAt</w:t>
+      </w:r>
+      <w:proofErr w:type="gramEnd"/>
+      <w:r>
+        <w:rPr>
+          <w:rFonts w:ascii="JetBrains Mono" w:hAnsi="JetBrains Mono" w:cs="JetBrains Mono"/>
+          <w:sz w:val="18"/>
+          <w:szCs w:val="18"/>
+        </w:rPr>
+        <w:t>(i);</w:t>
       </w:r>
     </w:p>
     <w:p>
@@ -331,7 +439,25 @@
           <w:sz w:val="18"/>
           <w:szCs w:val="18"/>
         </w:rPr>
-        <w:t xml:space="preserve">        if (str.equals(reversed)) {</w:t>
+        <w:t xml:space="preserve">        if (</w:t>
+      </w:r>
+      <w:proofErr w:type="gramStart"/>
+      <w:r>
+        <w:rPr>
+          <w:rFonts w:ascii="JetBrains Mono" w:hAnsi="JetBrains Mono" w:cs="JetBrains Mono"/>
+          <w:sz w:val="18"/>
+          <w:szCs w:val="18"/>
+        </w:rPr>
+        <w:t>str.equals</w:t>
+      </w:r>
+      <w:proofErr w:type="gramEnd"/>
+      <w:r>
+        <w:rPr>
+          <w:rFonts w:ascii="JetBrains Mono" w:hAnsi="JetBrains Mono" w:cs="JetBrains Mono"/>
+          <w:sz w:val="18"/>
+          <w:szCs w:val="18"/>
+        </w:rPr>
+        <w:t>(reversed)) {</w:t>
       </w:r>
     </w:p>
     <w:p>
@@ -443,7 +569,25 @@
           <w:sz w:val="18"/>
           <w:szCs w:val="18"/>
         </w:rPr>
-        <w:t xml:space="preserve">        sc.close();</w:t>
+        <w:t xml:space="preserve">        </w:t>
+      </w:r>
+      <w:proofErr w:type="gramStart"/>
+      <w:r>
+        <w:rPr>
+          <w:rFonts w:ascii="JetBrains Mono" w:hAnsi="JetBrains Mono" w:cs="JetBrains Mono"/>
+          <w:sz w:val="18"/>
+          <w:szCs w:val="18"/>
+        </w:rPr>
+        <w:t>sc.close</w:t>
+      </w:r>
+      <w:proofErr w:type="gramEnd"/>
+      <w:r>
+        <w:rPr>
+          <w:rFonts w:ascii="JetBrains Mono" w:hAnsi="JetBrains Mono" w:cs="JetBrains Mono"/>
+          <w:sz w:val="18"/>
+          <w:szCs w:val="18"/>
+        </w:rPr>
+        <w:t>();</w:t>
       </w:r>
     </w:p>
     <w:p>
@@ -650,7 +794,25 @@
           <w:sz w:val="18"/>
           <w:szCs w:val="18"/>
         </w:rPr>
-        <w:t>import java.util.Scanner;</w:t>
+        <w:t xml:space="preserve">import </w:t>
+      </w:r>
+      <w:proofErr w:type="gramStart"/>
+      <w:r>
+        <w:rPr>
+          <w:rFonts w:ascii="JetBrains Mono" w:hAnsi="JetBrains Mono" w:cs="JetBrains Mono"/>
+          <w:sz w:val="18"/>
+          <w:szCs w:val="18"/>
+        </w:rPr>
+        <w:t>java.util</w:t>
+      </w:r>
+      <w:proofErr w:type="gramEnd"/>
+      <w:r>
+        <w:rPr>
+          <w:rFonts w:ascii="JetBrains Mono" w:hAnsi="JetBrains Mono" w:cs="JetBrains Mono"/>
+          <w:sz w:val="18"/>
+          <w:szCs w:val="18"/>
+        </w:rPr>
+        <w:t>.Scanner;</w:t>
       </w:r>
     </w:p>
     <w:p>
@@ -702,27 +864,63 @@
           <w:sz w:val="18"/>
           <w:szCs w:val="18"/>
         </w:rPr>
-        <w:t xml:space="preserve">    public static void main(String[] args) {</w:t>
-      </w:r>
-    </w:p>
-    <w:p>
-      <w:pPr>
-        <w:keepNext/>
-        <w:keepLines/>
-        <w:spacing w:after="0" w:line="240" w:lineRule="auto"/>
-        <w:rPr>
-          <w:rFonts w:ascii="JetBrains Mono" w:hAnsi="JetBrains Mono" w:cs="JetBrains Mono"/>
-          <w:sz w:val="18"/>
-          <w:szCs w:val="18"/>
-        </w:rPr>
-      </w:pPr>
-      <w:r>
-        <w:rPr>
-          <w:rFonts w:ascii="JetBrains Mono" w:hAnsi="JetBrains Mono" w:cs="JetBrains Mono"/>
-          <w:sz w:val="18"/>
-          <w:szCs w:val="18"/>
-        </w:rPr>
-        <w:t xml:space="preserve">        Scanner sc = new Scanner(System.in);</w:t>
+        <w:t xml:space="preserve">    public static void </w:t>
+      </w:r>
+      <w:proofErr w:type="gramStart"/>
+      <w:r>
+        <w:rPr>
+          <w:rFonts w:ascii="JetBrains Mono" w:hAnsi="JetBrains Mono" w:cs="JetBrains Mono"/>
+          <w:sz w:val="18"/>
+          <w:szCs w:val="18"/>
+        </w:rPr>
+        <w:t>main(String[</w:t>
+      </w:r>
+      <w:proofErr w:type="gramEnd"/>
+      <w:r>
+        <w:rPr>
+          <w:rFonts w:ascii="JetBrains Mono" w:hAnsi="JetBrains Mono" w:cs="JetBrains Mono"/>
+          <w:sz w:val="18"/>
+          <w:szCs w:val="18"/>
+        </w:rPr>
+        <w:t>] args) {</w:t>
+      </w:r>
+    </w:p>
+    <w:p>
+      <w:pPr>
+        <w:keepNext/>
+        <w:keepLines/>
+        <w:spacing w:after="0" w:line="240" w:lineRule="auto"/>
+        <w:rPr>
+          <w:rFonts w:ascii="JetBrains Mono" w:hAnsi="JetBrains Mono" w:cs="JetBrains Mono"/>
+          <w:sz w:val="18"/>
+          <w:szCs w:val="18"/>
+        </w:rPr>
+      </w:pPr>
+      <w:r>
+        <w:rPr>
+          <w:rFonts w:ascii="JetBrains Mono" w:hAnsi="JetBrains Mono" w:cs="JetBrains Mono"/>
+          <w:sz w:val="18"/>
+          <w:szCs w:val="18"/>
+        </w:rPr>
+        <w:t xml:space="preserve">        Scanner sc = new </w:t>
+      </w:r>
+      <w:proofErr w:type="gramStart"/>
+      <w:r>
+        <w:rPr>
+          <w:rFonts w:ascii="JetBrains Mono" w:hAnsi="JetBrains Mono" w:cs="JetBrains Mono"/>
+          <w:sz w:val="18"/>
+          <w:szCs w:val="18"/>
+        </w:rPr>
+        <w:t>Scanner(</w:t>
+      </w:r>
+      <w:proofErr w:type="gramEnd"/>
+      <w:r>
+        <w:rPr>
+          <w:rFonts w:ascii="JetBrains Mono" w:hAnsi="JetBrains Mono" w:cs="JetBrains Mono"/>
+          <w:sz w:val="18"/>
+          <w:szCs w:val="18"/>
+        </w:rPr>
+        <w:t>System.in);</w:t>
       </w:r>
     </w:p>
     <w:p>
@@ -806,7 +1004,25 @@
           <w:sz w:val="18"/>
           <w:szCs w:val="18"/>
         </w:rPr>
-        <w:t xml:space="preserve">        String str = sc.nextLine();</w:t>
+        <w:t xml:space="preserve">        String str = </w:t>
+      </w:r>
+      <w:proofErr w:type="gramStart"/>
+      <w:r>
+        <w:rPr>
+          <w:rFonts w:ascii="JetBrains Mono" w:hAnsi="JetBrains Mono" w:cs="JetBrains Mono"/>
+          <w:sz w:val="18"/>
+          <w:szCs w:val="18"/>
+        </w:rPr>
+        <w:t>sc.nextLine</w:t>
+      </w:r>
+      <w:proofErr w:type="gramEnd"/>
+      <w:r>
+        <w:rPr>
+          <w:rFonts w:ascii="JetBrains Mono" w:hAnsi="JetBrains Mono" w:cs="JetBrains Mono"/>
+          <w:sz w:val="18"/>
+          <w:szCs w:val="18"/>
+        </w:rPr>
+        <w:t>();</w:t>
       </w:r>
     </w:p>
     <w:p>
@@ -858,59 +1074,131 @@
           <w:sz w:val="18"/>
           <w:szCs w:val="18"/>
         </w:rPr>
-        <w:t xml:space="preserve">        char ch = sc.next().charAt(0);</w:t>
-      </w:r>
-    </w:p>
-    <w:p>
-      <w:pPr>
-        <w:keepNext/>
-        <w:keepLines/>
-        <w:spacing w:after="0" w:line="240" w:lineRule="auto"/>
-        <w:rPr>
-          <w:rFonts w:ascii="JetBrains Mono" w:hAnsi="JetBrains Mono" w:cs="JetBrains Mono"/>
-          <w:sz w:val="18"/>
-          <w:szCs w:val="18"/>
-        </w:rPr>
-      </w:pPr>
-    </w:p>
-    <w:p>
-      <w:pPr>
-        <w:keepNext/>
-        <w:keepLines/>
-        <w:spacing w:after="0" w:line="240" w:lineRule="auto"/>
-        <w:rPr>
-          <w:rFonts w:ascii="JetBrains Mono" w:hAnsi="JetBrains Mono" w:cs="JetBrains Mono"/>
-          <w:sz w:val="18"/>
-          <w:szCs w:val="18"/>
-        </w:rPr>
-      </w:pPr>
-      <w:r>
-        <w:rPr>
-          <w:rFonts w:ascii="JetBrains Mono" w:hAnsi="JetBrains Mono" w:cs="JetBrains Mono"/>
-          <w:sz w:val="18"/>
-          <w:szCs w:val="18"/>
-        </w:rPr>
-        <w:t xml:space="preserve">        for (int i = 0; i &lt; str.length(); i++) {</w:t>
-      </w:r>
-    </w:p>
-    <w:p>
-      <w:pPr>
-        <w:keepNext/>
-        <w:keepLines/>
-        <w:spacing w:after="0" w:line="240" w:lineRule="auto"/>
-        <w:rPr>
-          <w:rFonts w:ascii="JetBrains Mono" w:hAnsi="JetBrains Mono" w:cs="JetBrains Mono"/>
-          <w:sz w:val="18"/>
-          <w:szCs w:val="18"/>
-        </w:rPr>
-      </w:pPr>
-      <w:r>
-        <w:rPr>
-          <w:rFonts w:ascii="JetBrains Mono" w:hAnsi="JetBrains Mono" w:cs="JetBrains Mono"/>
-          <w:sz w:val="18"/>
-          <w:szCs w:val="18"/>
-        </w:rPr>
-        <w:t xml:space="preserve">            if (str.charAt(i) == ch) {</w:t>
+        <w:t xml:space="preserve">        char ch = </w:t>
+      </w:r>
+      <w:proofErr w:type="gramStart"/>
+      <w:r>
+        <w:rPr>
+          <w:rFonts w:ascii="JetBrains Mono" w:hAnsi="JetBrains Mono" w:cs="JetBrains Mono"/>
+          <w:sz w:val="18"/>
+          <w:szCs w:val="18"/>
+        </w:rPr>
+        <w:t>sc.next</w:t>
+      </w:r>
+      <w:proofErr w:type="gramEnd"/>
+      <w:r>
+        <w:rPr>
+          <w:rFonts w:ascii="JetBrains Mono" w:hAnsi="JetBrains Mono" w:cs="JetBrains Mono"/>
+          <w:sz w:val="18"/>
+          <w:szCs w:val="18"/>
+        </w:rPr>
+        <w:t>(</w:t>
+      </w:r>
+      <w:proofErr w:type="gramStart"/>
+      <w:r>
+        <w:rPr>
+          <w:rFonts w:ascii="JetBrains Mono" w:hAnsi="JetBrains Mono" w:cs="JetBrains Mono"/>
+          <w:sz w:val="18"/>
+          <w:szCs w:val="18"/>
+        </w:rPr>
+        <w:t>).charAt</w:t>
+      </w:r>
+      <w:proofErr w:type="gramEnd"/>
+      <w:r>
+        <w:rPr>
+          <w:rFonts w:ascii="JetBrains Mono" w:hAnsi="JetBrains Mono" w:cs="JetBrains Mono"/>
+          <w:sz w:val="18"/>
+          <w:szCs w:val="18"/>
+        </w:rPr>
+        <w:t>(0);</w:t>
+      </w:r>
+    </w:p>
+    <w:p>
+      <w:pPr>
+        <w:keepNext/>
+        <w:keepLines/>
+        <w:spacing w:after="0" w:line="240" w:lineRule="auto"/>
+        <w:rPr>
+          <w:rFonts w:ascii="JetBrains Mono" w:hAnsi="JetBrains Mono" w:cs="JetBrains Mono"/>
+          <w:sz w:val="18"/>
+          <w:szCs w:val="18"/>
+        </w:rPr>
+      </w:pPr>
+    </w:p>
+    <w:p>
+      <w:pPr>
+        <w:keepNext/>
+        <w:keepLines/>
+        <w:spacing w:after="0" w:line="240" w:lineRule="auto"/>
+        <w:rPr>
+          <w:rFonts w:ascii="JetBrains Mono" w:hAnsi="JetBrains Mono" w:cs="JetBrains Mono"/>
+          <w:sz w:val="18"/>
+          <w:szCs w:val="18"/>
+        </w:rPr>
+      </w:pPr>
+      <w:r>
+        <w:rPr>
+          <w:rFonts w:ascii="JetBrains Mono" w:hAnsi="JetBrains Mono" w:cs="JetBrains Mono"/>
+          <w:sz w:val="18"/>
+          <w:szCs w:val="18"/>
+        </w:rPr>
+        <w:t xml:space="preserve">        for (int i = 0; i &lt; </w:t>
+      </w:r>
+      <w:proofErr w:type="gramStart"/>
+      <w:r>
+        <w:rPr>
+          <w:rFonts w:ascii="JetBrains Mono" w:hAnsi="JetBrains Mono" w:cs="JetBrains Mono"/>
+          <w:sz w:val="18"/>
+          <w:szCs w:val="18"/>
+        </w:rPr>
+        <w:t>str.length</w:t>
+      </w:r>
+      <w:proofErr w:type="gramEnd"/>
+      <w:r>
+        <w:rPr>
+          <w:rFonts w:ascii="JetBrains Mono" w:hAnsi="JetBrains Mono" w:cs="JetBrains Mono"/>
+          <w:sz w:val="18"/>
+          <w:szCs w:val="18"/>
+        </w:rPr>
+        <w:t>(); i++) {</w:t>
+      </w:r>
+    </w:p>
+    <w:p>
+      <w:pPr>
+        <w:keepNext/>
+        <w:keepLines/>
+        <w:spacing w:after="0" w:line="240" w:lineRule="auto"/>
+        <w:rPr>
+          <w:rFonts w:ascii="JetBrains Mono" w:hAnsi="JetBrains Mono" w:cs="JetBrains Mono"/>
+          <w:sz w:val="18"/>
+          <w:szCs w:val="18"/>
+        </w:rPr>
+      </w:pPr>
+      <w:r>
+        <w:rPr>
+          <w:rFonts w:ascii="JetBrains Mono" w:hAnsi="JetBrains Mono" w:cs="JetBrains Mono"/>
+          <w:sz w:val="18"/>
+          <w:szCs w:val="18"/>
+        </w:rPr>
+        <w:t xml:space="preserve">            if (</w:t>
+      </w:r>
+      <w:proofErr w:type="gramStart"/>
+      <w:r>
+        <w:rPr>
+          <w:rFonts w:ascii="JetBrains Mono" w:hAnsi="JetBrains Mono" w:cs="JetBrains Mono"/>
+          <w:sz w:val="18"/>
+          <w:szCs w:val="18"/>
+        </w:rPr>
+        <w:t>str.charAt</w:t>
+      </w:r>
+      <w:proofErr w:type="gramEnd"/>
+      <w:r>
+        <w:rPr>
+          <w:rFonts w:ascii="JetBrains Mono" w:hAnsi="JetBrains Mono" w:cs="JetBrains Mono"/>
+          <w:sz w:val="18"/>
+          <w:szCs w:val="18"/>
+        </w:rPr>
+        <w:t>(i) == ch) {</w:t>
       </w:r>
     </w:p>
     <w:p>
@@ -1034,7 +1322,25 @@
           <w:sz w:val="18"/>
           <w:szCs w:val="18"/>
         </w:rPr>
-        <w:t xml:space="preserve">        sc.close();</w:t>
+        <w:t xml:space="preserve">        </w:t>
+      </w:r>
+      <w:proofErr w:type="gramStart"/>
+      <w:r>
+        <w:rPr>
+          <w:rFonts w:ascii="JetBrains Mono" w:hAnsi="JetBrains Mono" w:cs="JetBrains Mono"/>
+          <w:sz w:val="18"/>
+          <w:szCs w:val="18"/>
+        </w:rPr>
+        <w:t>sc.close</w:t>
+      </w:r>
+      <w:proofErr w:type="gramEnd"/>
+      <w:r>
+        <w:rPr>
+          <w:rFonts w:ascii="JetBrains Mono" w:hAnsi="JetBrains Mono" w:cs="JetBrains Mono"/>
+          <w:sz w:val="18"/>
+          <w:szCs w:val="18"/>
+        </w:rPr>
+        <w:t>();</w:t>
       </w:r>
     </w:p>
     <w:p>
@@ -1261,7 +1567,25 @@
           <w:sz w:val="18"/>
           <w:szCs w:val="18"/>
         </w:rPr>
-        <w:t>import java.util.Scanner;</w:t>
+        <w:t xml:space="preserve">import </w:t>
+      </w:r>
+      <w:proofErr w:type="gramStart"/>
+      <w:r>
+        <w:rPr>
+          <w:rFonts w:ascii="JetBrains Mono" w:hAnsi="JetBrains Mono" w:cs="JetBrains Mono"/>
+          <w:sz w:val="18"/>
+          <w:szCs w:val="18"/>
+        </w:rPr>
+        <w:t>java.util</w:t>
+      </w:r>
+      <w:proofErr w:type="gramEnd"/>
+      <w:r>
+        <w:rPr>
+          <w:rFonts w:ascii="JetBrains Mono" w:hAnsi="JetBrains Mono" w:cs="JetBrains Mono"/>
+          <w:sz w:val="18"/>
+          <w:szCs w:val="18"/>
+        </w:rPr>
+        <w:t>.Scanner;</w:t>
       </w:r>
     </w:p>
     <w:p>
@@ -1313,27 +1637,63 @@
           <w:sz w:val="18"/>
           <w:szCs w:val="18"/>
         </w:rPr>
-        <w:t xml:space="preserve">    public static void main(String[] args) {</w:t>
-      </w:r>
-    </w:p>
-    <w:p>
-      <w:pPr>
-        <w:keepNext/>
-        <w:keepLines/>
-        <w:spacing w:after="0" w:line="240" w:lineRule="auto"/>
-        <w:rPr>
-          <w:rFonts w:ascii="JetBrains Mono" w:hAnsi="JetBrains Mono" w:cs="JetBrains Mono"/>
-          <w:sz w:val="18"/>
-          <w:szCs w:val="18"/>
-        </w:rPr>
-      </w:pPr>
-      <w:r>
-        <w:rPr>
-          <w:rFonts w:ascii="JetBrains Mono" w:hAnsi="JetBrains Mono" w:cs="JetBrains Mono"/>
-          <w:sz w:val="18"/>
-          <w:szCs w:val="18"/>
-        </w:rPr>
-        <w:t xml:space="preserve">        Scanner sc = new Scanner(System.in);</w:t>
+        <w:t xml:space="preserve">    public static void </w:t>
+      </w:r>
+      <w:proofErr w:type="gramStart"/>
+      <w:r>
+        <w:rPr>
+          <w:rFonts w:ascii="JetBrains Mono" w:hAnsi="JetBrains Mono" w:cs="JetBrains Mono"/>
+          <w:sz w:val="18"/>
+          <w:szCs w:val="18"/>
+        </w:rPr>
+        <w:t>main(String[</w:t>
+      </w:r>
+      <w:proofErr w:type="gramEnd"/>
+      <w:r>
+        <w:rPr>
+          <w:rFonts w:ascii="JetBrains Mono" w:hAnsi="JetBrains Mono" w:cs="JetBrains Mono"/>
+          <w:sz w:val="18"/>
+          <w:szCs w:val="18"/>
+        </w:rPr>
+        <w:t>] args) {</w:t>
+      </w:r>
+    </w:p>
+    <w:p>
+      <w:pPr>
+        <w:keepNext/>
+        <w:keepLines/>
+        <w:spacing w:after="0" w:line="240" w:lineRule="auto"/>
+        <w:rPr>
+          <w:rFonts w:ascii="JetBrains Mono" w:hAnsi="JetBrains Mono" w:cs="JetBrains Mono"/>
+          <w:sz w:val="18"/>
+          <w:szCs w:val="18"/>
+        </w:rPr>
+      </w:pPr>
+      <w:r>
+        <w:rPr>
+          <w:rFonts w:ascii="JetBrains Mono" w:hAnsi="JetBrains Mono" w:cs="JetBrains Mono"/>
+          <w:sz w:val="18"/>
+          <w:szCs w:val="18"/>
+        </w:rPr>
+        <w:t xml:space="preserve">        Scanner sc = new </w:t>
+      </w:r>
+      <w:proofErr w:type="gramStart"/>
+      <w:r>
+        <w:rPr>
+          <w:rFonts w:ascii="JetBrains Mono" w:hAnsi="JetBrains Mono" w:cs="JetBrains Mono"/>
+          <w:sz w:val="18"/>
+          <w:szCs w:val="18"/>
+        </w:rPr>
+        <w:t>Scanner(</w:t>
+      </w:r>
+      <w:proofErr w:type="gramEnd"/>
+      <w:r>
+        <w:rPr>
+          <w:rFonts w:ascii="JetBrains Mono" w:hAnsi="JetBrains Mono" w:cs="JetBrains Mono"/>
+          <w:sz w:val="18"/>
+          <w:szCs w:val="18"/>
+        </w:rPr>
+        <w:t>System.in);</w:t>
       </w:r>
     </w:p>
     <w:p>
@@ -1417,27 +1777,63 @@
           <w:sz w:val="18"/>
           <w:szCs w:val="18"/>
         </w:rPr>
-        <w:t xml:space="preserve">        r1 = sc.nextInt();</w:t>
-      </w:r>
-    </w:p>
-    <w:p>
-      <w:pPr>
-        <w:keepNext/>
-        <w:keepLines/>
-        <w:spacing w:after="0" w:line="240" w:lineRule="auto"/>
-        <w:rPr>
-          <w:rFonts w:ascii="JetBrains Mono" w:hAnsi="JetBrains Mono" w:cs="JetBrains Mono"/>
-          <w:sz w:val="18"/>
-          <w:szCs w:val="18"/>
-        </w:rPr>
-      </w:pPr>
-      <w:r>
-        <w:rPr>
-          <w:rFonts w:ascii="JetBrains Mono" w:hAnsi="JetBrains Mono" w:cs="JetBrains Mono"/>
-          <w:sz w:val="18"/>
-          <w:szCs w:val="18"/>
-        </w:rPr>
-        <w:t xml:space="preserve">        c1 = sc.nextInt();</w:t>
+        <w:t xml:space="preserve">        r1 = </w:t>
+      </w:r>
+      <w:proofErr w:type="gramStart"/>
+      <w:r>
+        <w:rPr>
+          <w:rFonts w:ascii="JetBrains Mono" w:hAnsi="JetBrains Mono" w:cs="JetBrains Mono"/>
+          <w:sz w:val="18"/>
+          <w:szCs w:val="18"/>
+        </w:rPr>
+        <w:t>sc.nextInt</w:t>
+      </w:r>
+      <w:proofErr w:type="gramEnd"/>
+      <w:r>
+        <w:rPr>
+          <w:rFonts w:ascii="JetBrains Mono" w:hAnsi="JetBrains Mono" w:cs="JetBrains Mono"/>
+          <w:sz w:val="18"/>
+          <w:szCs w:val="18"/>
+        </w:rPr>
+        <w:t>();</w:t>
+      </w:r>
+    </w:p>
+    <w:p>
+      <w:pPr>
+        <w:keepNext/>
+        <w:keepLines/>
+        <w:spacing w:after="0" w:line="240" w:lineRule="auto"/>
+        <w:rPr>
+          <w:rFonts w:ascii="JetBrains Mono" w:hAnsi="JetBrains Mono" w:cs="JetBrains Mono"/>
+          <w:sz w:val="18"/>
+          <w:szCs w:val="18"/>
+        </w:rPr>
+      </w:pPr>
+      <w:r>
+        <w:rPr>
+          <w:rFonts w:ascii="JetBrains Mono" w:hAnsi="JetBrains Mono" w:cs="JetBrains Mono"/>
+          <w:sz w:val="18"/>
+          <w:szCs w:val="18"/>
+        </w:rPr>
+        <w:t xml:space="preserve">        c1 = </w:t>
+      </w:r>
+      <w:proofErr w:type="gramStart"/>
+      <w:r>
+        <w:rPr>
+          <w:rFonts w:ascii="JetBrains Mono" w:hAnsi="JetBrains Mono" w:cs="JetBrains Mono"/>
+          <w:sz w:val="18"/>
+          <w:szCs w:val="18"/>
+        </w:rPr>
+        <w:t>sc.nextInt</w:t>
+      </w:r>
+      <w:proofErr w:type="gramEnd"/>
+      <w:r>
+        <w:rPr>
+          <w:rFonts w:ascii="JetBrains Mono" w:hAnsi="JetBrains Mono" w:cs="JetBrains Mono"/>
+          <w:sz w:val="18"/>
+          <w:szCs w:val="18"/>
+        </w:rPr>
+        <w:t>();</w:t>
       </w:r>
     </w:p>
     <w:p>
@@ -1489,59 +1885,113 @@
           <w:sz w:val="18"/>
           <w:szCs w:val="18"/>
         </w:rPr>
-        <w:t xml:space="preserve">        r2 = sc.nextInt();</w:t>
-      </w:r>
-    </w:p>
-    <w:p>
-      <w:pPr>
-        <w:keepNext/>
-        <w:keepLines/>
-        <w:spacing w:after="0" w:line="240" w:lineRule="auto"/>
-        <w:rPr>
-          <w:rFonts w:ascii="JetBrains Mono" w:hAnsi="JetBrains Mono" w:cs="JetBrains Mono"/>
-          <w:sz w:val="18"/>
-          <w:szCs w:val="18"/>
-        </w:rPr>
-      </w:pPr>
-      <w:r>
-        <w:rPr>
-          <w:rFonts w:ascii="JetBrains Mono" w:hAnsi="JetBrains Mono" w:cs="JetBrains Mono"/>
-          <w:sz w:val="18"/>
-          <w:szCs w:val="18"/>
-        </w:rPr>
-        <w:t xml:space="preserve">        c2 = sc.nextInt();</w:t>
-      </w:r>
-    </w:p>
-    <w:p>
-      <w:pPr>
-        <w:keepNext/>
-        <w:keepLines/>
-        <w:spacing w:after="0" w:line="240" w:lineRule="auto"/>
-        <w:rPr>
-          <w:rFonts w:ascii="JetBrains Mono" w:hAnsi="JetBrains Mono" w:cs="JetBrains Mono"/>
-          <w:sz w:val="18"/>
-          <w:szCs w:val="18"/>
-        </w:rPr>
-      </w:pPr>
-    </w:p>
-    <w:p>
-      <w:pPr>
-        <w:keepNext/>
-        <w:keepLines/>
-        <w:spacing w:after="0" w:line="240" w:lineRule="auto"/>
-        <w:rPr>
-          <w:rFonts w:ascii="JetBrains Mono" w:hAnsi="JetBrains Mono" w:cs="JetBrains Mono"/>
-          <w:sz w:val="18"/>
-          <w:szCs w:val="18"/>
-        </w:rPr>
-      </w:pPr>
-      <w:r>
-        <w:rPr>
-          <w:rFonts w:ascii="JetBrains Mono" w:hAnsi="JetBrains Mono" w:cs="JetBrains Mono"/>
-          <w:sz w:val="18"/>
-          <w:szCs w:val="18"/>
-        </w:rPr>
-        <w:t xml:space="preserve">        if (c1 != r2) {</w:t>
+        <w:t xml:space="preserve">        r2 = </w:t>
+      </w:r>
+      <w:proofErr w:type="gramStart"/>
+      <w:r>
+        <w:rPr>
+          <w:rFonts w:ascii="JetBrains Mono" w:hAnsi="JetBrains Mono" w:cs="JetBrains Mono"/>
+          <w:sz w:val="18"/>
+          <w:szCs w:val="18"/>
+        </w:rPr>
+        <w:t>sc.nextInt</w:t>
+      </w:r>
+      <w:proofErr w:type="gramEnd"/>
+      <w:r>
+        <w:rPr>
+          <w:rFonts w:ascii="JetBrains Mono" w:hAnsi="JetBrains Mono" w:cs="JetBrains Mono"/>
+          <w:sz w:val="18"/>
+          <w:szCs w:val="18"/>
+        </w:rPr>
+        <w:t>();</w:t>
+      </w:r>
+    </w:p>
+    <w:p>
+      <w:pPr>
+        <w:keepNext/>
+        <w:keepLines/>
+        <w:spacing w:after="0" w:line="240" w:lineRule="auto"/>
+        <w:rPr>
+          <w:rFonts w:ascii="JetBrains Mono" w:hAnsi="JetBrains Mono" w:cs="JetBrains Mono"/>
+          <w:sz w:val="18"/>
+          <w:szCs w:val="18"/>
+        </w:rPr>
+      </w:pPr>
+      <w:r>
+        <w:rPr>
+          <w:rFonts w:ascii="JetBrains Mono" w:hAnsi="JetBrains Mono" w:cs="JetBrains Mono"/>
+          <w:sz w:val="18"/>
+          <w:szCs w:val="18"/>
+        </w:rPr>
+        <w:t xml:space="preserve">        c2 = </w:t>
+      </w:r>
+      <w:proofErr w:type="gramStart"/>
+      <w:r>
+        <w:rPr>
+          <w:rFonts w:ascii="JetBrains Mono" w:hAnsi="JetBrains Mono" w:cs="JetBrains Mono"/>
+          <w:sz w:val="18"/>
+          <w:szCs w:val="18"/>
+        </w:rPr>
+        <w:t>sc.nextInt</w:t>
+      </w:r>
+      <w:proofErr w:type="gramEnd"/>
+      <w:r>
+        <w:rPr>
+          <w:rFonts w:ascii="JetBrains Mono" w:hAnsi="JetBrains Mono" w:cs="JetBrains Mono"/>
+          <w:sz w:val="18"/>
+          <w:szCs w:val="18"/>
+        </w:rPr>
+        <w:t>();</w:t>
+      </w:r>
+    </w:p>
+    <w:p>
+      <w:pPr>
+        <w:keepNext/>
+        <w:keepLines/>
+        <w:spacing w:after="0" w:line="240" w:lineRule="auto"/>
+        <w:rPr>
+          <w:rFonts w:ascii="JetBrains Mono" w:hAnsi="JetBrains Mono" w:cs="JetBrains Mono"/>
+          <w:sz w:val="18"/>
+          <w:szCs w:val="18"/>
+        </w:rPr>
+      </w:pPr>
+    </w:p>
+    <w:p>
+      <w:pPr>
+        <w:keepNext/>
+        <w:keepLines/>
+        <w:spacing w:after="0" w:line="240" w:lineRule="auto"/>
+        <w:rPr>
+          <w:rFonts w:ascii="JetBrains Mono" w:hAnsi="JetBrains Mono" w:cs="JetBrains Mono"/>
+          <w:sz w:val="18"/>
+          <w:szCs w:val="18"/>
+        </w:rPr>
+      </w:pPr>
+      <w:r>
+        <w:rPr>
+          <w:rFonts w:ascii="JetBrains Mono" w:hAnsi="JetBrains Mono" w:cs="JetBrains Mono"/>
+          <w:sz w:val="18"/>
+          <w:szCs w:val="18"/>
+        </w:rPr>
+        <w:t xml:space="preserve">        if (c</w:t>
+      </w:r>
+      <w:proofErr w:type="gramStart"/>
+      <w:r>
+        <w:rPr>
+          <w:rFonts w:ascii="JetBrains Mono" w:hAnsi="JetBrains Mono" w:cs="JetBrains Mono"/>
+          <w:sz w:val="18"/>
+          <w:szCs w:val="18"/>
+        </w:rPr>
+        <w:t>1 !</w:t>
+      </w:r>
+      <w:proofErr w:type="gramEnd"/>
+      <w:r>
+        <w:rPr>
+          <w:rFonts w:ascii="JetBrains Mono" w:hAnsi="JetBrains Mono" w:cs="JetBrains Mono"/>
+          <w:sz w:val="18"/>
+          <w:szCs w:val="18"/>
+        </w:rPr>
+        <w:t>= r2) {</w:t>
       </w:r>
     </w:p>
     <w:p>
@@ -1581,7 +2031,25 @@
           <w:sz w:val="18"/>
           <w:szCs w:val="18"/>
         </w:rPr>
-        <w:t xml:space="preserve">            sc.close();</w:t>
+        <w:t xml:space="preserve">            </w:t>
+      </w:r>
+      <w:proofErr w:type="gramStart"/>
+      <w:r>
+        <w:rPr>
+          <w:rFonts w:ascii="JetBrains Mono" w:hAnsi="JetBrains Mono" w:cs="JetBrains Mono"/>
+          <w:sz w:val="18"/>
+          <w:szCs w:val="18"/>
+        </w:rPr>
+        <w:t>sc.close</w:t>
+      </w:r>
+      <w:proofErr w:type="gramEnd"/>
+      <w:r>
+        <w:rPr>
+          <w:rFonts w:ascii="JetBrains Mono" w:hAnsi="JetBrains Mono" w:cs="JetBrains Mono"/>
+          <w:sz w:val="18"/>
+          <w:szCs w:val="18"/>
+        </w:rPr>
+        <w:t>();</w:t>
       </w:r>
     </w:p>
     <w:p>
@@ -1653,47 +2121,155 @@
           <w:sz w:val="18"/>
           <w:szCs w:val="18"/>
         </w:rPr>
-        <w:t xml:space="preserve">        int[][] a = new int[r1][c1];</w:t>
-      </w:r>
-    </w:p>
-    <w:p>
-      <w:pPr>
-        <w:keepNext/>
-        <w:keepLines/>
-        <w:spacing w:after="0" w:line="240" w:lineRule="auto"/>
-        <w:rPr>
-          <w:rFonts w:ascii="JetBrains Mono" w:hAnsi="JetBrains Mono" w:cs="JetBrains Mono"/>
-          <w:sz w:val="18"/>
-          <w:szCs w:val="18"/>
-        </w:rPr>
-      </w:pPr>
-      <w:r>
-        <w:rPr>
-          <w:rFonts w:ascii="JetBrains Mono" w:hAnsi="JetBrains Mono" w:cs="JetBrains Mono"/>
-          <w:sz w:val="18"/>
-          <w:szCs w:val="18"/>
-        </w:rPr>
-        <w:t xml:space="preserve">        int[][] b = new int[r2][c2];</w:t>
-      </w:r>
-    </w:p>
-    <w:p>
-      <w:pPr>
-        <w:keepNext/>
-        <w:keepLines/>
-        <w:spacing w:after="0" w:line="240" w:lineRule="auto"/>
-        <w:rPr>
-          <w:rFonts w:ascii="JetBrains Mono" w:hAnsi="JetBrains Mono" w:cs="JetBrains Mono"/>
-          <w:sz w:val="18"/>
-          <w:szCs w:val="18"/>
-        </w:rPr>
-      </w:pPr>
-      <w:r>
-        <w:rPr>
-          <w:rFonts w:ascii="JetBrains Mono" w:hAnsi="JetBrains Mono" w:cs="JetBrains Mono"/>
-          <w:sz w:val="18"/>
-          <w:szCs w:val="18"/>
-        </w:rPr>
-        <w:t xml:space="preserve">        int[][] c = new int[r1][c2];</w:t>
+        <w:t xml:space="preserve">        </w:t>
+      </w:r>
+      <w:proofErr w:type="gramStart"/>
+      <w:r>
+        <w:rPr>
+          <w:rFonts w:ascii="JetBrains Mono" w:hAnsi="JetBrains Mono" w:cs="JetBrains Mono"/>
+          <w:sz w:val="18"/>
+          <w:szCs w:val="18"/>
+        </w:rPr>
+        <w:t>int[][</w:t>
+      </w:r>
+      <w:proofErr w:type="gramEnd"/>
+      <w:r>
+        <w:rPr>
+          <w:rFonts w:ascii="JetBrains Mono" w:hAnsi="JetBrains Mono" w:cs="JetBrains Mono"/>
+          <w:sz w:val="18"/>
+          <w:szCs w:val="18"/>
+        </w:rPr>
+        <w:t>] a = new int[r</w:t>
+      </w:r>
+      <w:proofErr w:type="gramStart"/>
+      <w:r>
+        <w:rPr>
+          <w:rFonts w:ascii="JetBrains Mono" w:hAnsi="JetBrains Mono" w:cs="JetBrains Mono"/>
+          <w:sz w:val="18"/>
+          <w:szCs w:val="18"/>
+        </w:rPr>
+        <w:t>1][</w:t>
+      </w:r>
+      <w:proofErr w:type="gramEnd"/>
+      <w:r>
+        <w:rPr>
+          <w:rFonts w:ascii="JetBrains Mono" w:hAnsi="JetBrains Mono" w:cs="JetBrains Mono"/>
+          <w:sz w:val="18"/>
+          <w:szCs w:val="18"/>
+        </w:rPr>
+        <w:t>c1];</w:t>
+      </w:r>
+    </w:p>
+    <w:p>
+      <w:pPr>
+        <w:keepNext/>
+        <w:keepLines/>
+        <w:spacing w:after="0" w:line="240" w:lineRule="auto"/>
+        <w:rPr>
+          <w:rFonts w:ascii="JetBrains Mono" w:hAnsi="JetBrains Mono" w:cs="JetBrains Mono"/>
+          <w:sz w:val="18"/>
+          <w:szCs w:val="18"/>
+        </w:rPr>
+      </w:pPr>
+      <w:r>
+        <w:rPr>
+          <w:rFonts w:ascii="JetBrains Mono" w:hAnsi="JetBrains Mono" w:cs="JetBrains Mono"/>
+          <w:sz w:val="18"/>
+          <w:szCs w:val="18"/>
+        </w:rPr>
+        <w:t xml:space="preserve">        </w:t>
+      </w:r>
+      <w:proofErr w:type="gramStart"/>
+      <w:r>
+        <w:rPr>
+          <w:rFonts w:ascii="JetBrains Mono" w:hAnsi="JetBrains Mono" w:cs="JetBrains Mono"/>
+          <w:sz w:val="18"/>
+          <w:szCs w:val="18"/>
+        </w:rPr>
+        <w:t>int[][</w:t>
+      </w:r>
+      <w:proofErr w:type="gramEnd"/>
+      <w:r>
+        <w:rPr>
+          <w:rFonts w:ascii="JetBrains Mono" w:hAnsi="JetBrains Mono" w:cs="JetBrains Mono"/>
+          <w:sz w:val="18"/>
+          <w:szCs w:val="18"/>
+        </w:rPr>
+        <w:t>] b = new int[r</w:t>
+      </w:r>
+      <w:proofErr w:type="gramStart"/>
+      <w:r>
+        <w:rPr>
+          <w:rFonts w:ascii="JetBrains Mono" w:hAnsi="JetBrains Mono" w:cs="JetBrains Mono"/>
+          <w:sz w:val="18"/>
+          <w:szCs w:val="18"/>
+        </w:rPr>
+        <w:t>2][</w:t>
+      </w:r>
+      <w:proofErr w:type="gramEnd"/>
+      <w:r>
+        <w:rPr>
+          <w:rFonts w:ascii="JetBrains Mono" w:hAnsi="JetBrains Mono" w:cs="JetBrains Mono"/>
+          <w:sz w:val="18"/>
+          <w:szCs w:val="18"/>
+        </w:rPr>
+        <w:t>c2];</w:t>
+      </w:r>
+    </w:p>
+    <w:p>
+      <w:pPr>
+        <w:keepNext/>
+        <w:keepLines/>
+        <w:spacing w:after="0" w:line="240" w:lineRule="auto"/>
+        <w:rPr>
+          <w:rFonts w:ascii="JetBrains Mono" w:hAnsi="JetBrains Mono" w:cs="JetBrains Mono"/>
+          <w:sz w:val="18"/>
+          <w:szCs w:val="18"/>
+        </w:rPr>
+      </w:pPr>
+      <w:r>
+        <w:rPr>
+          <w:rFonts w:ascii="JetBrains Mono" w:hAnsi="JetBrains Mono" w:cs="JetBrains Mono"/>
+          <w:sz w:val="18"/>
+          <w:szCs w:val="18"/>
+        </w:rPr>
+        <w:t xml:space="preserve">        </w:t>
+      </w:r>
+      <w:proofErr w:type="gramStart"/>
+      <w:r>
+        <w:rPr>
+          <w:rFonts w:ascii="JetBrains Mono" w:hAnsi="JetBrains Mono" w:cs="JetBrains Mono"/>
+          <w:sz w:val="18"/>
+          <w:szCs w:val="18"/>
+        </w:rPr>
+        <w:t>int[][</w:t>
+      </w:r>
+      <w:proofErr w:type="gramEnd"/>
+      <w:r>
+        <w:rPr>
+          <w:rFonts w:ascii="JetBrains Mono" w:hAnsi="JetBrains Mono" w:cs="JetBrains Mono"/>
+          <w:sz w:val="18"/>
+          <w:szCs w:val="18"/>
+        </w:rPr>
+        <w:t>] c = new int[r</w:t>
+      </w:r>
+      <w:proofErr w:type="gramStart"/>
+      <w:r>
+        <w:rPr>
+          <w:rFonts w:ascii="JetBrains Mono" w:hAnsi="JetBrains Mono" w:cs="JetBrains Mono"/>
+          <w:sz w:val="18"/>
+          <w:szCs w:val="18"/>
+        </w:rPr>
+        <w:t>1][</w:t>
+      </w:r>
+      <w:proofErr w:type="gramEnd"/>
+      <w:r>
+        <w:rPr>
+          <w:rFonts w:ascii="JetBrains Mono" w:hAnsi="JetBrains Mono" w:cs="JetBrains Mono"/>
+          <w:sz w:val="18"/>
+          <w:szCs w:val="18"/>
+        </w:rPr>
+        <w:t>c2];</w:t>
       </w:r>
     </w:p>
     <w:p>
@@ -1785,7 +2361,25 @@
           <w:sz w:val="18"/>
           <w:szCs w:val="18"/>
         </w:rPr>
-        <w:t xml:space="preserve">                a[i][j] = sc.nextInt();</w:t>
+        <w:t xml:space="preserve">                a[i][j] = </w:t>
+      </w:r>
+      <w:proofErr w:type="gramStart"/>
+      <w:r>
+        <w:rPr>
+          <w:rFonts w:ascii="JetBrains Mono" w:hAnsi="JetBrains Mono" w:cs="JetBrains Mono"/>
+          <w:sz w:val="18"/>
+          <w:szCs w:val="18"/>
+        </w:rPr>
+        <w:t>sc.nextInt</w:t>
+      </w:r>
+      <w:proofErr w:type="gramEnd"/>
+      <w:r>
+        <w:rPr>
+          <w:rFonts w:ascii="JetBrains Mono" w:hAnsi="JetBrains Mono" w:cs="JetBrains Mono"/>
+          <w:sz w:val="18"/>
+          <w:szCs w:val="18"/>
+        </w:rPr>
+        <w:t>();</w:t>
       </w:r>
     </w:p>
     <w:p>
@@ -1917,7 +2511,25 @@
           <w:sz w:val="18"/>
           <w:szCs w:val="18"/>
         </w:rPr>
-        <w:t xml:space="preserve">                b[i][j] = sc.nextInt();</w:t>
+        <w:t xml:space="preserve">                b[i][j] = </w:t>
+      </w:r>
+      <w:proofErr w:type="gramStart"/>
+      <w:r>
+        <w:rPr>
+          <w:rFonts w:ascii="JetBrains Mono" w:hAnsi="JetBrains Mono" w:cs="JetBrains Mono"/>
+          <w:sz w:val="18"/>
+          <w:szCs w:val="18"/>
+        </w:rPr>
+        <w:t>sc.nextInt</w:t>
+      </w:r>
+      <w:proofErr w:type="gramEnd"/>
+      <w:r>
+        <w:rPr>
+          <w:rFonts w:ascii="JetBrains Mono" w:hAnsi="JetBrains Mono" w:cs="JetBrains Mono"/>
+          <w:sz w:val="18"/>
+          <w:szCs w:val="18"/>
+        </w:rPr>
+        <w:t>();</w:t>
       </w:r>
     </w:p>
     <w:p>
@@ -2313,7 +2925,25 @@
           <w:sz w:val="18"/>
           <w:szCs w:val="18"/>
         </w:rPr>
-        <w:t xml:space="preserve">        sc.close();</w:t>
+        <w:t xml:space="preserve">        </w:t>
+      </w:r>
+      <w:proofErr w:type="gramStart"/>
+      <w:r>
+        <w:rPr>
+          <w:rFonts w:ascii="JetBrains Mono" w:hAnsi="JetBrains Mono" w:cs="JetBrains Mono"/>
+          <w:sz w:val="18"/>
+          <w:szCs w:val="18"/>
+        </w:rPr>
+        <w:t>sc.close</w:t>
+      </w:r>
+      <w:proofErr w:type="gramEnd"/>
+      <w:r>
+        <w:rPr>
+          <w:rFonts w:ascii="JetBrains Mono" w:hAnsi="JetBrains Mono" w:cs="JetBrains Mono"/>
+          <w:sz w:val="18"/>
+          <w:szCs w:val="18"/>
+        </w:rPr>
+        <w:t>();</w:t>
       </w:r>
     </w:p>
     <w:p>
@@ -2854,6 +3484,7 @@
         <w:t xml:space="preserve">    void </w:t>
       </w:r>
       <w:proofErr w:type="spellStart"/>
+      <w:proofErr w:type="gramStart"/>
       <w:r>
         <w:rPr>
           <w:rFonts w:ascii="JetBrains Mono" w:hAnsi="JetBrains Mono" w:cs="JetBrains Mono"/>
@@ -2869,7 +3500,16 @@
           <w:sz w:val="18"/>
           <w:szCs w:val="18"/>
         </w:rPr>
-        <w:t>() {</w:t>
+        <w:t>(</w:t>
+      </w:r>
+      <w:proofErr w:type="gramEnd"/>
+      <w:r>
+        <w:rPr>
+          <w:rFonts w:ascii="JetBrains Mono" w:hAnsi="JetBrains Mono" w:cs="JetBrains Mono"/>
+          <w:sz w:val="18"/>
+          <w:szCs w:val="18"/>
+        </w:rPr>
+        <w:t>) {</w:t>
       </w:r>
     </w:p>
     <w:p>
@@ -3161,7 +3801,25 @@
           <w:sz w:val="18"/>
           <w:szCs w:val="18"/>
         </w:rPr>
-        <w:t xml:space="preserve">    public static void main(String[] </w:t>
+        <w:t xml:space="preserve">    public static void </w:t>
+      </w:r>
+      <w:proofErr w:type="gramStart"/>
+      <w:r>
+        <w:rPr>
+          <w:rFonts w:ascii="JetBrains Mono" w:hAnsi="JetBrains Mono" w:cs="JetBrains Mono"/>
+          <w:sz w:val="18"/>
+          <w:szCs w:val="18"/>
+        </w:rPr>
+        <w:t>main(String[</w:t>
+      </w:r>
+      <w:proofErr w:type="gramEnd"/>
+      <w:r>
+        <w:rPr>
+          <w:rFonts w:ascii="JetBrains Mono" w:hAnsi="JetBrains Mono" w:cs="JetBrains Mono"/>
+          <w:sz w:val="18"/>
+          <w:szCs w:val="18"/>
+        </w:rPr>
+        <w:t xml:space="preserve">] </w:t>
       </w:r>
       <w:proofErr w:type="spellStart"/>
       <w:r>
@@ -3199,7 +3857,25 @@
           <w:sz w:val="18"/>
           <w:szCs w:val="18"/>
         </w:rPr>
-        <w:t xml:space="preserve">        Officer o = new Officer();</w:t>
+        <w:t xml:space="preserve">        Officer o = new </w:t>
+      </w:r>
+      <w:proofErr w:type="gramStart"/>
+      <w:r>
+        <w:rPr>
+          <w:rFonts w:ascii="JetBrains Mono" w:hAnsi="JetBrains Mono" w:cs="JetBrains Mono"/>
+          <w:sz w:val="18"/>
+          <w:szCs w:val="18"/>
+        </w:rPr>
+        <w:t>Officer(</w:t>
+      </w:r>
+      <w:proofErr w:type="gramEnd"/>
+      <w:r>
+        <w:rPr>
+          <w:rFonts w:ascii="JetBrains Mono" w:hAnsi="JetBrains Mono" w:cs="JetBrains Mono"/>
+          <w:sz w:val="18"/>
+          <w:szCs w:val="18"/>
+        </w:rPr>
+        <w:t>);</w:t>
       </w:r>
     </w:p>
     <w:p>
@@ -3280,6 +3956,7 @@
         <w:t xml:space="preserve">        </w:t>
       </w:r>
       <w:proofErr w:type="spellStart"/>
+      <w:proofErr w:type="gramStart"/>
       <w:r>
         <w:rPr>
           <w:rFonts w:ascii="JetBrains Mono" w:hAnsi="JetBrains Mono" w:cs="JetBrains Mono"/>
@@ -3289,6 +3966,7 @@
         <w:t>o.phoneNo</w:t>
       </w:r>
       <w:proofErr w:type="spellEnd"/>
+      <w:proofErr w:type="gramEnd"/>
       <w:r>
         <w:rPr>
           <w:rFonts w:ascii="JetBrains Mono" w:hAnsi="JetBrains Mono" w:cs="JetBrains Mono"/>
@@ -3318,6 +3996,7 @@
         <w:t xml:space="preserve">        </w:t>
       </w:r>
       <w:proofErr w:type="spellStart"/>
+      <w:proofErr w:type="gramStart"/>
       <w:r>
         <w:rPr>
           <w:rFonts w:ascii="JetBrains Mono" w:hAnsi="JetBrains Mono" w:cs="JetBrains Mono"/>
@@ -3327,6 +4006,7 @@
         <w:t>o.address</w:t>
       </w:r>
       <w:proofErr w:type="spellEnd"/>
+      <w:proofErr w:type="gramEnd"/>
       <w:r>
         <w:rPr>
           <w:rFonts w:ascii="JetBrains Mono" w:hAnsi="JetBrains Mono" w:cs="JetBrains Mono"/>
@@ -3356,6 +4036,7 @@
         <w:t xml:space="preserve">        </w:t>
       </w:r>
       <w:proofErr w:type="spellStart"/>
+      <w:proofErr w:type="gramStart"/>
       <w:r>
         <w:rPr>
           <w:rFonts w:ascii="JetBrains Mono" w:hAnsi="JetBrains Mono" w:cs="JetBrains Mono"/>
@@ -3365,6 +4046,7 @@
         <w:t>o.salary</w:t>
       </w:r>
       <w:proofErr w:type="spellEnd"/>
+      <w:proofErr w:type="gramEnd"/>
       <w:r>
         <w:rPr>
           <w:rFonts w:ascii="JetBrains Mono" w:hAnsi="JetBrains Mono" w:cs="JetBrains Mono"/>
@@ -3394,6 +4076,7 @@
         <w:t xml:space="preserve">        </w:t>
       </w:r>
       <w:proofErr w:type="spellStart"/>
+      <w:proofErr w:type="gramStart"/>
       <w:r>
         <w:rPr>
           <w:rFonts w:ascii="JetBrains Mono" w:hAnsi="JetBrains Mono" w:cs="JetBrains Mono"/>
@@ -3403,6 +4086,7 @@
         <w:t>o.specialization</w:t>
       </w:r>
       <w:proofErr w:type="spellEnd"/>
+      <w:proofErr w:type="gramEnd"/>
       <w:r>
         <w:rPr>
           <w:rFonts w:ascii="JetBrains Mono" w:hAnsi="JetBrains Mono" w:cs="JetBrains Mono"/>
@@ -3612,6 +4296,7 @@
         <w:t xml:space="preserve">: " + </w:t>
       </w:r>
       <w:proofErr w:type="spellStart"/>
+      <w:proofErr w:type="gramStart"/>
       <w:r>
         <w:rPr>
           <w:rFonts w:ascii="JetBrains Mono" w:hAnsi="JetBrains Mono" w:cs="JetBrains Mono"/>
@@ -3621,6 +4306,7 @@
         <w:t>o.phoneNo</w:t>
       </w:r>
       <w:proofErr w:type="spellEnd"/>
+      <w:proofErr w:type="gramEnd"/>
       <w:r>
         <w:rPr>
           <w:rFonts w:ascii="JetBrains Mono" w:hAnsi="JetBrains Mono" w:cs="JetBrains Mono"/>
@@ -3668,6 +4354,7 @@
         <w:t xml:space="preserve">("Address: " + </w:t>
       </w:r>
       <w:proofErr w:type="spellStart"/>
+      <w:proofErr w:type="gramStart"/>
       <w:r>
         <w:rPr>
           <w:rFonts w:ascii="JetBrains Mono" w:hAnsi="JetBrains Mono" w:cs="JetBrains Mono"/>
@@ -3677,6 +4364,7 @@
         <w:t>o.address</w:t>
       </w:r>
       <w:proofErr w:type="spellEnd"/>
+      <w:proofErr w:type="gramEnd"/>
       <w:r>
         <w:rPr>
           <w:rFonts w:ascii="JetBrains Mono" w:hAnsi="JetBrains Mono" w:cs="JetBrains Mono"/>
@@ -3724,6 +4412,7 @@
         <w:t xml:space="preserve">("Specialization: " + </w:t>
       </w:r>
       <w:proofErr w:type="spellStart"/>
+      <w:proofErr w:type="gramStart"/>
       <w:r>
         <w:rPr>
           <w:rFonts w:ascii="JetBrains Mono" w:hAnsi="JetBrains Mono" w:cs="JetBrains Mono"/>
@@ -3733,6 +4422,7 @@
         <w:t>o.specialization</w:t>
       </w:r>
       <w:proofErr w:type="spellEnd"/>
+      <w:proofErr w:type="gramEnd"/>
       <w:r>
         <w:rPr>
           <w:rFonts w:ascii="JetBrains Mono" w:hAnsi="JetBrains Mono" w:cs="JetBrains Mono"/>
@@ -3762,6 +4452,7 @@
         <w:t xml:space="preserve">        </w:t>
       </w:r>
       <w:proofErr w:type="spellStart"/>
+      <w:proofErr w:type="gramStart"/>
       <w:r>
         <w:rPr>
           <w:rFonts w:ascii="JetBrains Mono" w:hAnsi="JetBrains Mono" w:cs="JetBrains Mono"/>
@@ -3771,6 +4462,7 @@
         <w:t>o.printSalary</w:t>
       </w:r>
       <w:proofErr w:type="spellEnd"/>
+      <w:proofErr w:type="gramEnd"/>
       <w:r>
         <w:rPr>
           <w:rFonts w:ascii="JetBrains Mono" w:hAnsi="JetBrains Mono" w:cs="JetBrains Mono"/>
@@ -3809,7 +4501,25 @@
           <w:sz w:val="18"/>
           <w:szCs w:val="18"/>
         </w:rPr>
-        <w:t xml:space="preserve">        Manager m = new Manager();</w:t>
+        <w:t xml:space="preserve">        Manager m = new </w:t>
+      </w:r>
+      <w:proofErr w:type="gramStart"/>
+      <w:r>
+        <w:rPr>
+          <w:rFonts w:ascii="JetBrains Mono" w:hAnsi="JetBrains Mono" w:cs="JetBrains Mono"/>
+          <w:sz w:val="18"/>
+          <w:szCs w:val="18"/>
+        </w:rPr>
+        <w:t>Manager(</w:t>
+      </w:r>
+      <w:proofErr w:type="gramEnd"/>
+      <w:r>
+        <w:rPr>
+          <w:rFonts w:ascii="JetBrains Mono" w:hAnsi="JetBrains Mono" w:cs="JetBrains Mono"/>
+          <w:sz w:val="18"/>
+          <w:szCs w:val="18"/>
+        </w:rPr>
+        <w:t>);</w:t>
       </w:r>
     </w:p>
     <w:p>
@@ -4240,6 +4950,7 @@
         <w:t xml:space="preserve">: " + </w:t>
       </w:r>
       <w:proofErr w:type="spellStart"/>
+      <w:proofErr w:type="gramStart"/>
       <w:r>
         <w:rPr>
           <w:rFonts w:ascii="JetBrains Mono" w:hAnsi="JetBrains Mono" w:cs="JetBrains Mono"/>
@@ -4249,6 +4960,7 @@
         <w:t>m.phoneNo</w:t>
       </w:r>
       <w:proofErr w:type="spellEnd"/>
+      <w:proofErr w:type="gramEnd"/>
       <w:r>
         <w:rPr>
           <w:rFonts w:ascii="JetBrains Mono" w:hAnsi="JetBrains Mono" w:cs="JetBrains Mono"/>
@@ -4296,6 +5008,7 @@
         <w:t xml:space="preserve">("Address: " + </w:t>
       </w:r>
       <w:proofErr w:type="spellStart"/>
+      <w:proofErr w:type="gramStart"/>
       <w:r>
         <w:rPr>
           <w:rFonts w:ascii="JetBrains Mono" w:hAnsi="JetBrains Mono" w:cs="JetBrains Mono"/>
@@ -4305,6 +5018,7 @@
         <w:t>m.address</w:t>
       </w:r>
       <w:proofErr w:type="spellEnd"/>
+      <w:proofErr w:type="gramEnd"/>
       <w:r>
         <w:rPr>
           <w:rFonts w:ascii="JetBrains Mono" w:hAnsi="JetBrains Mono" w:cs="JetBrains Mono"/>
@@ -4352,6 +5066,7 @@
         <w:t xml:space="preserve">("Department: " + </w:t>
       </w:r>
       <w:proofErr w:type="spellStart"/>
+      <w:proofErr w:type="gramStart"/>
       <w:r>
         <w:rPr>
           <w:rFonts w:ascii="JetBrains Mono" w:hAnsi="JetBrains Mono" w:cs="JetBrains Mono"/>
@@ -4361,6 +5076,7 @@
         <w:t>m.department</w:t>
       </w:r>
       <w:proofErr w:type="spellEnd"/>
+      <w:proofErr w:type="gramEnd"/>
       <w:r>
         <w:rPr>
           <w:rFonts w:ascii="JetBrains Mono" w:hAnsi="JetBrains Mono" w:cs="JetBrains Mono"/>
@@ -4396,16 +5112,34 @@
           <w:sz w:val="18"/>
           <w:szCs w:val="18"/>
         </w:rPr>
-        <w:t>m.printSalary</w:t>
-      </w:r>
-      <w:proofErr w:type="spellEnd"/>
-      <w:r>
-        <w:rPr>
-          <w:rFonts w:ascii="JetBrains Mono" w:hAnsi="JetBrains Mono" w:cs="JetBrains Mono"/>
-          <w:sz w:val="18"/>
-          <w:szCs w:val="18"/>
-        </w:rPr>
-        <w:t>();</w:t>
+        <w:t>m.</w:t>
+      </w:r>
+      <w:proofErr w:type="gramStart"/>
+      <w:r>
+        <w:rPr>
+          <w:rFonts w:ascii="JetBrains Mono" w:hAnsi="JetBrains Mono" w:cs="JetBrains Mono"/>
+          <w:sz w:val="18"/>
+          <w:szCs w:val="18"/>
+        </w:rPr>
+        <w:t>printSalary</w:t>
+      </w:r>
+      <w:proofErr w:type="spellEnd"/>
+      <w:r>
+        <w:rPr>
+          <w:rFonts w:ascii="JetBrains Mono" w:hAnsi="JetBrains Mono" w:cs="JetBrains Mono"/>
+          <w:sz w:val="18"/>
+          <w:szCs w:val="18"/>
+        </w:rPr>
+        <w:t>(</w:t>
+      </w:r>
+      <w:proofErr w:type="gramEnd"/>
+      <w:r>
+        <w:rPr>
+          <w:rFonts w:ascii="JetBrains Mono" w:hAnsi="JetBrains Mono" w:cs="JetBrains Mono"/>
+          <w:sz w:val="18"/>
+          <w:szCs w:val="18"/>
+        </w:rPr>
+        <w:t>);</w:t>
       </w:r>
     </w:p>
     <w:p>
@@ -4906,6 +5640,7 @@
         <w:t xml:space="preserve">    abstract void </w:t>
       </w:r>
       <w:proofErr w:type="spellStart"/>
+      <w:proofErr w:type="gramStart"/>
       <w:r>
         <w:rPr>
           <w:rFonts w:ascii="JetBrains Mono" w:hAnsi="JetBrains Mono" w:cs="JetBrains Mono"/>
@@ -4921,6 +5656,691 @@
           <w:sz w:val="18"/>
           <w:szCs w:val="18"/>
         </w:rPr>
+        <w:t>(</w:t>
+      </w:r>
+      <w:proofErr w:type="gramEnd"/>
+      <w:r>
+        <w:rPr>
+          <w:rFonts w:ascii="JetBrains Mono" w:hAnsi="JetBrains Mono" w:cs="JetBrains Mono"/>
+          <w:sz w:val="18"/>
+          <w:szCs w:val="18"/>
+        </w:rPr>
+        <w:t>);</w:t>
+      </w:r>
+    </w:p>
+    <w:p>
+      <w:pPr>
+        <w:keepNext/>
+        <w:keepLines/>
+        <w:spacing w:after="0" w:line="240" w:lineRule="auto"/>
+        <w:rPr>
+          <w:rFonts w:ascii="JetBrains Mono" w:hAnsi="JetBrains Mono" w:cs="JetBrains Mono"/>
+          <w:sz w:val="18"/>
+          <w:szCs w:val="18"/>
+        </w:rPr>
+      </w:pPr>
+      <w:r>
+        <w:rPr>
+          <w:rFonts w:ascii="JetBrains Mono" w:hAnsi="JetBrains Mono" w:cs="JetBrains Mono"/>
+          <w:sz w:val="18"/>
+          <w:szCs w:val="18"/>
+        </w:rPr>
+        <w:t>}</w:t>
+      </w:r>
+    </w:p>
+    <w:p>
+      <w:pPr>
+        <w:keepNext/>
+        <w:keepLines/>
+        <w:spacing w:after="0" w:line="240" w:lineRule="auto"/>
+        <w:rPr>
+          <w:rFonts w:ascii="JetBrains Mono" w:hAnsi="JetBrains Mono" w:cs="JetBrains Mono"/>
+          <w:sz w:val="18"/>
+          <w:szCs w:val="18"/>
+        </w:rPr>
+      </w:pPr>
+    </w:p>
+    <w:p>
+      <w:pPr>
+        <w:keepNext/>
+        <w:keepLines/>
+        <w:spacing w:after="0" w:line="240" w:lineRule="auto"/>
+        <w:rPr>
+          <w:rFonts w:ascii="JetBrains Mono" w:hAnsi="JetBrains Mono" w:cs="JetBrains Mono"/>
+          <w:sz w:val="18"/>
+          <w:szCs w:val="18"/>
+        </w:rPr>
+      </w:pPr>
+      <w:r>
+        <w:rPr>
+          <w:rFonts w:ascii="JetBrains Mono" w:hAnsi="JetBrains Mono" w:cs="JetBrains Mono"/>
+          <w:sz w:val="18"/>
+          <w:szCs w:val="18"/>
+        </w:rPr>
+        <w:t>class Rectangle extends Shape {</w:t>
+      </w:r>
+    </w:p>
+    <w:p>
+      <w:pPr>
+        <w:keepNext/>
+        <w:keepLines/>
+        <w:spacing w:after="0" w:line="240" w:lineRule="auto"/>
+        <w:rPr>
+          <w:rFonts w:ascii="JetBrains Mono" w:hAnsi="JetBrains Mono" w:cs="JetBrains Mono"/>
+          <w:sz w:val="18"/>
+          <w:szCs w:val="18"/>
+        </w:rPr>
+      </w:pPr>
+      <w:r>
+        <w:rPr>
+          <w:rFonts w:ascii="JetBrains Mono" w:hAnsi="JetBrains Mono" w:cs="JetBrains Mono"/>
+          <w:sz w:val="18"/>
+          <w:szCs w:val="18"/>
+        </w:rPr>
+        <w:t xml:space="preserve">    void </w:t>
+      </w:r>
+      <w:proofErr w:type="spellStart"/>
+      <w:proofErr w:type="gramStart"/>
+      <w:r>
+        <w:rPr>
+          <w:rFonts w:ascii="JetBrains Mono" w:hAnsi="JetBrains Mono" w:cs="JetBrains Mono"/>
+          <w:sz w:val="18"/>
+          <w:szCs w:val="18"/>
+        </w:rPr>
+        <w:t>noOfSides</w:t>
+      </w:r>
+      <w:proofErr w:type="spellEnd"/>
+      <w:r>
+        <w:rPr>
+          <w:rFonts w:ascii="JetBrains Mono" w:hAnsi="JetBrains Mono" w:cs="JetBrains Mono"/>
+          <w:sz w:val="18"/>
+          <w:szCs w:val="18"/>
+        </w:rPr>
+        <w:t>(</w:t>
+      </w:r>
+      <w:proofErr w:type="gramEnd"/>
+      <w:r>
+        <w:rPr>
+          <w:rFonts w:ascii="JetBrains Mono" w:hAnsi="JetBrains Mono" w:cs="JetBrains Mono"/>
+          <w:sz w:val="18"/>
+          <w:szCs w:val="18"/>
+        </w:rPr>
+        <w:t>) {</w:t>
+      </w:r>
+    </w:p>
+    <w:p>
+      <w:pPr>
+        <w:keepNext/>
+        <w:keepLines/>
+        <w:spacing w:after="0" w:line="240" w:lineRule="auto"/>
+        <w:rPr>
+          <w:rFonts w:ascii="JetBrains Mono" w:hAnsi="JetBrains Mono" w:cs="JetBrains Mono"/>
+          <w:sz w:val="18"/>
+          <w:szCs w:val="18"/>
+        </w:rPr>
+      </w:pPr>
+      <w:r>
+        <w:rPr>
+          <w:rFonts w:ascii="JetBrains Mono" w:hAnsi="JetBrains Mono" w:cs="JetBrains Mono"/>
+          <w:sz w:val="18"/>
+          <w:szCs w:val="18"/>
+        </w:rPr>
+        <w:t xml:space="preserve">        </w:t>
+      </w:r>
+      <w:proofErr w:type="spellStart"/>
+      <w:r>
+        <w:rPr>
+          <w:rFonts w:ascii="JetBrains Mono" w:hAnsi="JetBrains Mono" w:cs="JetBrains Mono"/>
+          <w:sz w:val="18"/>
+          <w:szCs w:val="18"/>
+        </w:rPr>
+        <w:t>System.out.println</w:t>
+      </w:r>
+      <w:proofErr w:type="spellEnd"/>
+      <w:r>
+        <w:rPr>
+          <w:rFonts w:ascii="JetBrains Mono" w:hAnsi="JetBrains Mono" w:cs="JetBrains Mono"/>
+          <w:sz w:val="18"/>
+          <w:szCs w:val="18"/>
+        </w:rPr>
+        <w:t>("Number of sides for Rectangle: 4");</w:t>
+      </w:r>
+    </w:p>
+    <w:p>
+      <w:pPr>
+        <w:keepNext/>
+        <w:keepLines/>
+        <w:spacing w:after="0" w:line="240" w:lineRule="auto"/>
+        <w:rPr>
+          <w:rFonts w:ascii="JetBrains Mono" w:hAnsi="JetBrains Mono" w:cs="JetBrains Mono"/>
+          <w:sz w:val="18"/>
+          <w:szCs w:val="18"/>
+        </w:rPr>
+      </w:pPr>
+      <w:r>
+        <w:rPr>
+          <w:rFonts w:ascii="JetBrains Mono" w:hAnsi="JetBrains Mono" w:cs="JetBrains Mono"/>
+          <w:sz w:val="18"/>
+          <w:szCs w:val="18"/>
+        </w:rPr>
+        <w:t xml:space="preserve">    }</w:t>
+      </w:r>
+    </w:p>
+    <w:p>
+      <w:pPr>
+        <w:keepNext/>
+        <w:keepLines/>
+        <w:spacing w:after="0" w:line="240" w:lineRule="auto"/>
+        <w:rPr>
+          <w:rFonts w:ascii="JetBrains Mono" w:hAnsi="JetBrains Mono" w:cs="JetBrains Mono"/>
+          <w:sz w:val="18"/>
+          <w:szCs w:val="18"/>
+        </w:rPr>
+      </w:pPr>
+      <w:r>
+        <w:rPr>
+          <w:rFonts w:ascii="JetBrains Mono" w:hAnsi="JetBrains Mono" w:cs="JetBrains Mono"/>
+          <w:sz w:val="18"/>
+          <w:szCs w:val="18"/>
+        </w:rPr>
+        <w:t>}</w:t>
+      </w:r>
+    </w:p>
+    <w:p>
+      <w:pPr>
+        <w:keepNext/>
+        <w:keepLines/>
+        <w:spacing w:after="0" w:line="240" w:lineRule="auto"/>
+        <w:rPr>
+          <w:rFonts w:ascii="JetBrains Mono" w:hAnsi="JetBrains Mono" w:cs="JetBrains Mono"/>
+          <w:sz w:val="18"/>
+          <w:szCs w:val="18"/>
+        </w:rPr>
+      </w:pPr>
+    </w:p>
+    <w:p>
+      <w:pPr>
+        <w:keepNext/>
+        <w:keepLines/>
+        <w:spacing w:after="0" w:line="240" w:lineRule="auto"/>
+        <w:rPr>
+          <w:rFonts w:ascii="JetBrains Mono" w:hAnsi="JetBrains Mono" w:cs="JetBrains Mono"/>
+          <w:sz w:val="18"/>
+          <w:szCs w:val="18"/>
+        </w:rPr>
+      </w:pPr>
+      <w:r>
+        <w:rPr>
+          <w:rFonts w:ascii="JetBrains Mono" w:hAnsi="JetBrains Mono" w:cs="JetBrains Mono"/>
+          <w:sz w:val="18"/>
+          <w:szCs w:val="18"/>
+        </w:rPr>
+        <w:t>class Triangle extends Shape {</w:t>
+      </w:r>
+    </w:p>
+    <w:p>
+      <w:pPr>
+        <w:keepNext/>
+        <w:keepLines/>
+        <w:spacing w:after="0" w:line="240" w:lineRule="auto"/>
+        <w:rPr>
+          <w:rFonts w:ascii="JetBrains Mono" w:hAnsi="JetBrains Mono" w:cs="JetBrains Mono"/>
+          <w:sz w:val="18"/>
+          <w:szCs w:val="18"/>
+        </w:rPr>
+      </w:pPr>
+      <w:r>
+        <w:rPr>
+          <w:rFonts w:ascii="JetBrains Mono" w:hAnsi="JetBrains Mono" w:cs="JetBrains Mono"/>
+          <w:sz w:val="18"/>
+          <w:szCs w:val="18"/>
+        </w:rPr>
+        <w:t xml:space="preserve">    void </w:t>
+      </w:r>
+      <w:proofErr w:type="spellStart"/>
+      <w:proofErr w:type="gramStart"/>
+      <w:r>
+        <w:rPr>
+          <w:rFonts w:ascii="JetBrains Mono" w:hAnsi="JetBrains Mono" w:cs="JetBrains Mono"/>
+          <w:sz w:val="18"/>
+          <w:szCs w:val="18"/>
+        </w:rPr>
+        <w:t>noOfSides</w:t>
+      </w:r>
+      <w:proofErr w:type="spellEnd"/>
+      <w:r>
+        <w:rPr>
+          <w:rFonts w:ascii="JetBrains Mono" w:hAnsi="JetBrains Mono" w:cs="JetBrains Mono"/>
+          <w:sz w:val="18"/>
+          <w:szCs w:val="18"/>
+        </w:rPr>
+        <w:t>(</w:t>
+      </w:r>
+      <w:proofErr w:type="gramEnd"/>
+      <w:r>
+        <w:rPr>
+          <w:rFonts w:ascii="JetBrains Mono" w:hAnsi="JetBrains Mono" w:cs="JetBrains Mono"/>
+          <w:sz w:val="18"/>
+          <w:szCs w:val="18"/>
+        </w:rPr>
+        <w:t>) {</w:t>
+      </w:r>
+    </w:p>
+    <w:p>
+      <w:pPr>
+        <w:keepNext/>
+        <w:keepLines/>
+        <w:spacing w:after="0" w:line="240" w:lineRule="auto"/>
+        <w:rPr>
+          <w:rFonts w:ascii="JetBrains Mono" w:hAnsi="JetBrains Mono" w:cs="JetBrains Mono"/>
+          <w:sz w:val="18"/>
+          <w:szCs w:val="18"/>
+        </w:rPr>
+      </w:pPr>
+      <w:r>
+        <w:rPr>
+          <w:rFonts w:ascii="JetBrains Mono" w:hAnsi="JetBrains Mono" w:cs="JetBrains Mono"/>
+          <w:sz w:val="18"/>
+          <w:szCs w:val="18"/>
+        </w:rPr>
+        <w:t xml:space="preserve">        </w:t>
+      </w:r>
+      <w:proofErr w:type="spellStart"/>
+      <w:r>
+        <w:rPr>
+          <w:rFonts w:ascii="JetBrains Mono" w:hAnsi="JetBrains Mono" w:cs="JetBrains Mono"/>
+          <w:sz w:val="18"/>
+          <w:szCs w:val="18"/>
+        </w:rPr>
+        <w:t>System.out.println</w:t>
+      </w:r>
+      <w:proofErr w:type="spellEnd"/>
+      <w:r>
+        <w:rPr>
+          <w:rFonts w:ascii="JetBrains Mono" w:hAnsi="JetBrains Mono" w:cs="JetBrains Mono"/>
+          <w:sz w:val="18"/>
+          <w:szCs w:val="18"/>
+        </w:rPr>
+        <w:t>("Number of sides for Triangle: 3");</w:t>
+      </w:r>
+    </w:p>
+    <w:p>
+      <w:pPr>
+        <w:keepNext/>
+        <w:keepLines/>
+        <w:spacing w:after="0" w:line="240" w:lineRule="auto"/>
+        <w:rPr>
+          <w:rFonts w:ascii="JetBrains Mono" w:hAnsi="JetBrains Mono" w:cs="JetBrains Mono"/>
+          <w:sz w:val="18"/>
+          <w:szCs w:val="18"/>
+        </w:rPr>
+      </w:pPr>
+      <w:r>
+        <w:rPr>
+          <w:rFonts w:ascii="JetBrains Mono" w:hAnsi="JetBrains Mono" w:cs="JetBrains Mono"/>
+          <w:sz w:val="18"/>
+          <w:szCs w:val="18"/>
+        </w:rPr>
+        <w:t xml:space="preserve">    }</w:t>
+      </w:r>
+    </w:p>
+    <w:p>
+      <w:pPr>
+        <w:keepNext/>
+        <w:keepLines/>
+        <w:spacing w:after="0" w:line="240" w:lineRule="auto"/>
+        <w:rPr>
+          <w:rFonts w:ascii="JetBrains Mono" w:hAnsi="JetBrains Mono" w:cs="JetBrains Mono"/>
+          <w:sz w:val="18"/>
+          <w:szCs w:val="18"/>
+        </w:rPr>
+      </w:pPr>
+      <w:r>
+        <w:rPr>
+          <w:rFonts w:ascii="JetBrains Mono" w:hAnsi="JetBrains Mono" w:cs="JetBrains Mono"/>
+          <w:sz w:val="18"/>
+          <w:szCs w:val="18"/>
+        </w:rPr>
+        <w:t>}</w:t>
+      </w:r>
+    </w:p>
+    <w:p>
+      <w:pPr>
+        <w:keepNext/>
+        <w:keepLines/>
+        <w:spacing w:after="0" w:line="240" w:lineRule="auto"/>
+        <w:rPr>
+          <w:rFonts w:ascii="JetBrains Mono" w:hAnsi="JetBrains Mono" w:cs="JetBrains Mono"/>
+          <w:sz w:val="18"/>
+          <w:szCs w:val="18"/>
+        </w:rPr>
+      </w:pPr>
+    </w:p>
+    <w:p>
+      <w:pPr>
+        <w:keepNext/>
+        <w:keepLines/>
+        <w:spacing w:after="0" w:line="240" w:lineRule="auto"/>
+        <w:rPr>
+          <w:rFonts w:ascii="JetBrains Mono" w:hAnsi="JetBrains Mono" w:cs="JetBrains Mono"/>
+          <w:sz w:val="18"/>
+          <w:szCs w:val="18"/>
+        </w:rPr>
+      </w:pPr>
+      <w:r>
+        <w:rPr>
+          <w:rFonts w:ascii="JetBrains Mono" w:hAnsi="JetBrains Mono" w:cs="JetBrains Mono"/>
+          <w:sz w:val="18"/>
+          <w:szCs w:val="18"/>
+        </w:rPr>
+        <w:t>class Hexagon extends Shape {</w:t>
+      </w:r>
+    </w:p>
+    <w:p>
+      <w:pPr>
+        <w:keepNext/>
+        <w:keepLines/>
+        <w:spacing w:after="0" w:line="240" w:lineRule="auto"/>
+        <w:rPr>
+          <w:rFonts w:ascii="JetBrains Mono" w:hAnsi="JetBrains Mono" w:cs="JetBrains Mono"/>
+          <w:sz w:val="18"/>
+          <w:szCs w:val="18"/>
+        </w:rPr>
+      </w:pPr>
+      <w:r>
+        <w:rPr>
+          <w:rFonts w:ascii="JetBrains Mono" w:hAnsi="JetBrains Mono" w:cs="JetBrains Mono"/>
+          <w:sz w:val="18"/>
+          <w:szCs w:val="18"/>
+        </w:rPr>
+        <w:t xml:space="preserve">    void </w:t>
+      </w:r>
+      <w:proofErr w:type="spellStart"/>
+      <w:proofErr w:type="gramStart"/>
+      <w:r>
+        <w:rPr>
+          <w:rFonts w:ascii="JetBrains Mono" w:hAnsi="JetBrains Mono" w:cs="JetBrains Mono"/>
+          <w:sz w:val="18"/>
+          <w:szCs w:val="18"/>
+        </w:rPr>
+        <w:t>noOfSides</w:t>
+      </w:r>
+      <w:proofErr w:type="spellEnd"/>
+      <w:r>
+        <w:rPr>
+          <w:rFonts w:ascii="JetBrains Mono" w:hAnsi="JetBrains Mono" w:cs="JetBrains Mono"/>
+          <w:sz w:val="18"/>
+          <w:szCs w:val="18"/>
+        </w:rPr>
+        <w:t>(</w:t>
+      </w:r>
+      <w:proofErr w:type="gramEnd"/>
+      <w:r>
+        <w:rPr>
+          <w:rFonts w:ascii="JetBrains Mono" w:hAnsi="JetBrains Mono" w:cs="JetBrains Mono"/>
+          <w:sz w:val="18"/>
+          <w:szCs w:val="18"/>
+        </w:rPr>
+        <w:t>) {</w:t>
+      </w:r>
+    </w:p>
+    <w:p>
+      <w:pPr>
+        <w:keepNext/>
+        <w:keepLines/>
+        <w:spacing w:after="0" w:line="240" w:lineRule="auto"/>
+        <w:rPr>
+          <w:rFonts w:ascii="JetBrains Mono" w:hAnsi="JetBrains Mono" w:cs="JetBrains Mono"/>
+          <w:sz w:val="18"/>
+          <w:szCs w:val="18"/>
+        </w:rPr>
+      </w:pPr>
+      <w:r>
+        <w:rPr>
+          <w:rFonts w:ascii="JetBrains Mono" w:hAnsi="JetBrains Mono" w:cs="JetBrains Mono"/>
+          <w:sz w:val="18"/>
+          <w:szCs w:val="18"/>
+        </w:rPr>
+        <w:t xml:space="preserve">        </w:t>
+      </w:r>
+      <w:proofErr w:type="spellStart"/>
+      <w:r>
+        <w:rPr>
+          <w:rFonts w:ascii="JetBrains Mono" w:hAnsi="JetBrains Mono" w:cs="JetBrains Mono"/>
+          <w:sz w:val="18"/>
+          <w:szCs w:val="18"/>
+        </w:rPr>
+        <w:t>System.out.println</w:t>
+      </w:r>
+      <w:proofErr w:type="spellEnd"/>
+      <w:r>
+        <w:rPr>
+          <w:rFonts w:ascii="JetBrains Mono" w:hAnsi="JetBrains Mono" w:cs="JetBrains Mono"/>
+          <w:sz w:val="18"/>
+          <w:szCs w:val="18"/>
+        </w:rPr>
+        <w:t>("Number of sides for Hexagon: 6");</w:t>
+      </w:r>
+    </w:p>
+    <w:p>
+      <w:pPr>
+        <w:keepNext/>
+        <w:keepLines/>
+        <w:spacing w:after="0" w:line="240" w:lineRule="auto"/>
+        <w:rPr>
+          <w:rFonts w:ascii="JetBrains Mono" w:hAnsi="JetBrains Mono" w:cs="JetBrains Mono"/>
+          <w:sz w:val="18"/>
+          <w:szCs w:val="18"/>
+        </w:rPr>
+      </w:pPr>
+      <w:r>
+        <w:rPr>
+          <w:rFonts w:ascii="JetBrains Mono" w:hAnsi="JetBrains Mono" w:cs="JetBrains Mono"/>
+          <w:sz w:val="18"/>
+          <w:szCs w:val="18"/>
+        </w:rPr>
+        <w:t xml:space="preserve">    }</w:t>
+      </w:r>
+    </w:p>
+    <w:p>
+      <w:pPr>
+        <w:keepNext/>
+        <w:keepLines/>
+        <w:spacing w:after="0" w:line="240" w:lineRule="auto"/>
+        <w:rPr>
+          <w:rFonts w:ascii="JetBrains Mono" w:hAnsi="JetBrains Mono" w:cs="JetBrains Mono"/>
+          <w:sz w:val="18"/>
+          <w:szCs w:val="18"/>
+        </w:rPr>
+      </w:pPr>
+      <w:r>
+        <w:rPr>
+          <w:rFonts w:ascii="JetBrains Mono" w:hAnsi="JetBrains Mono" w:cs="JetBrains Mono"/>
+          <w:sz w:val="18"/>
+          <w:szCs w:val="18"/>
+        </w:rPr>
+        <w:t>}</w:t>
+      </w:r>
+    </w:p>
+    <w:p>
+      <w:pPr>
+        <w:keepNext/>
+        <w:keepLines/>
+        <w:spacing w:after="0" w:line="240" w:lineRule="auto"/>
+        <w:rPr>
+          <w:rFonts w:ascii="JetBrains Mono" w:hAnsi="JetBrains Mono" w:cs="JetBrains Mono"/>
+          <w:sz w:val="18"/>
+          <w:szCs w:val="18"/>
+        </w:rPr>
+      </w:pPr>
+    </w:p>
+    <w:p>
+      <w:pPr>
+        <w:keepNext/>
+        <w:keepLines/>
+        <w:spacing w:after="0" w:line="240" w:lineRule="auto"/>
+        <w:rPr>
+          <w:rFonts w:ascii="JetBrains Mono" w:hAnsi="JetBrains Mono" w:cs="JetBrains Mono"/>
+          <w:sz w:val="18"/>
+          <w:szCs w:val="18"/>
+        </w:rPr>
+      </w:pPr>
+      <w:r>
+        <w:rPr>
+          <w:rFonts w:ascii="JetBrains Mono" w:hAnsi="JetBrains Mono" w:cs="JetBrains Mono"/>
+          <w:sz w:val="18"/>
+          <w:szCs w:val="18"/>
+        </w:rPr>
+        <w:t xml:space="preserve">public class </w:t>
+      </w:r>
+      <w:proofErr w:type="spellStart"/>
+      <w:r>
+        <w:rPr>
+          <w:rFonts w:ascii="JetBrains Mono" w:hAnsi="JetBrains Mono" w:cs="JetBrains Mono"/>
+          <w:sz w:val="18"/>
+          <w:szCs w:val="18"/>
+        </w:rPr>
+        <w:t>ShapeDemo</w:t>
+      </w:r>
+      <w:proofErr w:type="spellEnd"/>
+      <w:r>
+        <w:rPr>
+          <w:rFonts w:ascii="JetBrains Mono" w:hAnsi="JetBrains Mono" w:cs="JetBrains Mono"/>
+          <w:sz w:val="18"/>
+          <w:szCs w:val="18"/>
+        </w:rPr>
+        <w:t xml:space="preserve"> {</w:t>
+      </w:r>
+    </w:p>
+    <w:p>
+      <w:pPr>
+        <w:keepNext/>
+        <w:keepLines/>
+        <w:spacing w:after="0" w:line="240" w:lineRule="auto"/>
+        <w:rPr>
+          <w:rFonts w:ascii="JetBrains Mono" w:hAnsi="JetBrains Mono" w:cs="JetBrains Mono"/>
+          <w:sz w:val="18"/>
+          <w:szCs w:val="18"/>
+        </w:rPr>
+      </w:pPr>
+      <w:r>
+        <w:rPr>
+          <w:rFonts w:ascii="JetBrains Mono" w:hAnsi="JetBrains Mono" w:cs="JetBrains Mono"/>
+          <w:sz w:val="18"/>
+          <w:szCs w:val="18"/>
+        </w:rPr>
+        <w:t xml:space="preserve">    public static void </w:t>
+      </w:r>
+      <w:proofErr w:type="gramStart"/>
+      <w:r>
+        <w:rPr>
+          <w:rFonts w:ascii="JetBrains Mono" w:hAnsi="JetBrains Mono" w:cs="JetBrains Mono"/>
+          <w:sz w:val="18"/>
+          <w:szCs w:val="18"/>
+        </w:rPr>
+        <w:t>main(String[</w:t>
+      </w:r>
+      <w:proofErr w:type="gramEnd"/>
+      <w:r>
+        <w:rPr>
+          <w:rFonts w:ascii="JetBrains Mono" w:hAnsi="JetBrains Mono" w:cs="JetBrains Mono"/>
+          <w:sz w:val="18"/>
+          <w:szCs w:val="18"/>
+        </w:rPr>
+        <w:t xml:space="preserve">] </w:t>
+      </w:r>
+      <w:proofErr w:type="spellStart"/>
+      <w:r>
+        <w:rPr>
+          <w:rFonts w:ascii="JetBrains Mono" w:hAnsi="JetBrains Mono" w:cs="JetBrains Mono"/>
+          <w:sz w:val="18"/>
+          <w:szCs w:val="18"/>
+        </w:rPr>
+        <w:t>args</w:t>
+      </w:r>
+      <w:proofErr w:type="spellEnd"/>
+      <w:r>
+        <w:rPr>
+          <w:rFonts w:ascii="JetBrains Mono" w:hAnsi="JetBrains Mono" w:cs="JetBrains Mono"/>
+          <w:sz w:val="18"/>
+          <w:szCs w:val="18"/>
+        </w:rPr>
+        <w:t>) {</w:t>
+      </w:r>
+    </w:p>
+    <w:p>
+      <w:pPr>
+        <w:keepNext/>
+        <w:keepLines/>
+        <w:spacing w:after="0" w:line="240" w:lineRule="auto"/>
+        <w:rPr>
+          <w:rFonts w:ascii="JetBrains Mono" w:hAnsi="JetBrains Mono" w:cs="JetBrains Mono"/>
+          <w:sz w:val="18"/>
+          <w:szCs w:val="18"/>
+        </w:rPr>
+      </w:pPr>
+      <w:r>
+        <w:rPr>
+          <w:rFonts w:ascii="JetBrains Mono" w:hAnsi="JetBrains Mono" w:cs="JetBrains Mono"/>
+          <w:sz w:val="18"/>
+          <w:szCs w:val="18"/>
+        </w:rPr>
+        <w:t xml:space="preserve">        Shape s1 = new </w:t>
+      </w:r>
+      <w:proofErr w:type="gramStart"/>
+      <w:r>
+        <w:rPr>
+          <w:rFonts w:ascii="JetBrains Mono" w:hAnsi="JetBrains Mono" w:cs="JetBrains Mono"/>
+          <w:sz w:val="18"/>
+          <w:szCs w:val="18"/>
+        </w:rPr>
+        <w:t>Rectangle(</w:t>
+      </w:r>
+      <w:proofErr w:type="gramEnd"/>
+      <w:r>
+        <w:rPr>
+          <w:rFonts w:ascii="JetBrains Mono" w:hAnsi="JetBrains Mono" w:cs="JetBrains Mono"/>
+          <w:sz w:val="18"/>
+          <w:szCs w:val="18"/>
+        </w:rPr>
+        <w:t>);</w:t>
+      </w:r>
+    </w:p>
+    <w:p>
+      <w:pPr>
+        <w:keepNext/>
+        <w:keepLines/>
+        <w:spacing w:after="0" w:line="240" w:lineRule="auto"/>
+        <w:rPr>
+          <w:rFonts w:ascii="JetBrains Mono" w:hAnsi="JetBrains Mono" w:cs="JetBrains Mono"/>
+          <w:sz w:val="18"/>
+          <w:szCs w:val="18"/>
+        </w:rPr>
+      </w:pPr>
+      <w:r>
+        <w:rPr>
+          <w:rFonts w:ascii="JetBrains Mono" w:hAnsi="JetBrains Mono" w:cs="JetBrains Mono"/>
+          <w:sz w:val="18"/>
+          <w:szCs w:val="18"/>
+        </w:rPr>
+        <w:t xml:space="preserve">        s</w:t>
+      </w:r>
+      <w:proofErr w:type="gramStart"/>
+      <w:r>
+        <w:rPr>
+          <w:rFonts w:ascii="JetBrains Mono" w:hAnsi="JetBrains Mono" w:cs="JetBrains Mono"/>
+          <w:sz w:val="18"/>
+          <w:szCs w:val="18"/>
+        </w:rPr>
+        <w:t>1.noOfSides</w:t>
+      </w:r>
+      <w:proofErr w:type="gramEnd"/>
+      <w:r>
+        <w:rPr>
+          <w:rFonts w:ascii="JetBrains Mono" w:hAnsi="JetBrains Mono" w:cs="JetBrains Mono"/>
+          <w:sz w:val="18"/>
+          <w:szCs w:val="18"/>
+        </w:rPr>
         <w:t>();</w:t>
       </w:r>
     </w:p>
@@ -4935,6 +6355,202 @@
           <w:szCs w:val="18"/>
         </w:rPr>
       </w:pPr>
+    </w:p>
+    <w:p>
+      <w:pPr>
+        <w:keepNext/>
+        <w:keepLines/>
+        <w:spacing w:after="0" w:line="240" w:lineRule="auto"/>
+        <w:rPr>
+          <w:rFonts w:ascii="JetBrains Mono" w:hAnsi="JetBrains Mono" w:cs="JetBrains Mono"/>
+          <w:sz w:val="18"/>
+          <w:szCs w:val="18"/>
+        </w:rPr>
+      </w:pPr>
+      <w:r>
+        <w:rPr>
+          <w:rFonts w:ascii="JetBrains Mono" w:hAnsi="JetBrains Mono" w:cs="JetBrains Mono"/>
+          <w:sz w:val="18"/>
+          <w:szCs w:val="18"/>
+        </w:rPr>
+        <w:t xml:space="preserve">        Shape s2 = new </w:t>
+      </w:r>
+      <w:proofErr w:type="gramStart"/>
+      <w:r>
+        <w:rPr>
+          <w:rFonts w:ascii="JetBrains Mono" w:hAnsi="JetBrains Mono" w:cs="JetBrains Mono"/>
+          <w:sz w:val="18"/>
+          <w:szCs w:val="18"/>
+        </w:rPr>
+        <w:t>Triangle(</w:t>
+      </w:r>
+      <w:proofErr w:type="gramEnd"/>
+      <w:r>
+        <w:rPr>
+          <w:rFonts w:ascii="JetBrains Mono" w:hAnsi="JetBrains Mono" w:cs="JetBrains Mono"/>
+          <w:sz w:val="18"/>
+          <w:szCs w:val="18"/>
+        </w:rPr>
+        <w:t>);</w:t>
+      </w:r>
+    </w:p>
+    <w:p>
+      <w:pPr>
+        <w:keepNext/>
+        <w:keepLines/>
+        <w:spacing w:after="0" w:line="240" w:lineRule="auto"/>
+        <w:rPr>
+          <w:rFonts w:ascii="JetBrains Mono" w:hAnsi="JetBrains Mono" w:cs="JetBrains Mono"/>
+          <w:sz w:val="18"/>
+          <w:szCs w:val="18"/>
+        </w:rPr>
+      </w:pPr>
+      <w:r>
+        <w:rPr>
+          <w:rFonts w:ascii="JetBrains Mono" w:hAnsi="JetBrains Mono" w:cs="JetBrains Mono"/>
+          <w:sz w:val="18"/>
+          <w:szCs w:val="18"/>
+        </w:rPr>
+        <w:t xml:space="preserve">        s</w:t>
+      </w:r>
+      <w:proofErr w:type="gramStart"/>
+      <w:r>
+        <w:rPr>
+          <w:rFonts w:ascii="JetBrains Mono" w:hAnsi="JetBrains Mono" w:cs="JetBrains Mono"/>
+          <w:sz w:val="18"/>
+          <w:szCs w:val="18"/>
+        </w:rPr>
+        <w:t>2.noOfSides</w:t>
+      </w:r>
+      <w:proofErr w:type="gramEnd"/>
+      <w:r>
+        <w:rPr>
+          <w:rFonts w:ascii="JetBrains Mono" w:hAnsi="JetBrains Mono" w:cs="JetBrains Mono"/>
+          <w:sz w:val="18"/>
+          <w:szCs w:val="18"/>
+        </w:rPr>
+        <w:t>();</w:t>
+      </w:r>
+    </w:p>
+    <w:p>
+      <w:pPr>
+        <w:keepNext/>
+        <w:keepLines/>
+        <w:spacing w:after="0" w:line="240" w:lineRule="auto"/>
+        <w:rPr>
+          <w:rFonts w:ascii="JetBrains Mono" w:hAnsi="JetBrains Mono" w:cs="JetBrains Mono"/>
+          <w:sz w:val="18"/>
+          <w:szCs w:val="18"/>
+        </w:rPr>
+      </w:pPr>
+    </w:p>
+    <w:p>
+      <w:pPr>
+        <w:keepNext/>
+        <w:keepLines/>
+        <w:spacing w:after="0" w:line="240" w:lineRule="auto"/>
+        <w:rPr>
+          <w:rFonts w:ascii="JetBrains Mono" w:hAnsi="JetBrains Mono" w:cs="JetBrains Mono"/>
+          <w:sz w:val="18"/>
+          <w:szCs w:val="18"/>
+        </w:rPr>
+      </w:pPr>
+      <w:r>
+        <w:rPr>
+          <w:rFonts w:ascii="JetBrains Mono" w:hAnsi="JetBrains Mono" w:cs="JetBrains Mono"/>
+          <w:sz w:val="18"/>
+          <w:szCs w:val="18"/>
+        </w:rPr>
+        <w:t xml:space="preserve">        Shape s3 = new </w:t>
+      </w:r>
+      <w:proofErr w:type="gramStart"/>
+      <w:r>
+        <w:rPr>
+          <w:rFonts w:ascii="JetBrains Mono" w:hAnsi="JetBrains Mono" w:cs="JetBrains Mono"/>
+          <w:sz w:val="18"/>
+          <w:szCs w:val="18"/>
+        </w:rPr>
+        <w:t>Hexagon(</w:t>
+      </w:r>
+      <w:proofErr w:type="gramEnd"/>
+      <w:r>
+        <w:rPr>
+          <w:rFonts w:ascii="JetBrains Mono" w:hAnsi="JetBrains Mono" w:cs="JetBrains Mono"/>
+          <w:sz w:val="18"/>
+          <w:szCs w:val="18"/>
+        </w:rPr>
+        <w:t>);</w:t>
+      </w:r>
+    </w:p>
+    <w:p>
+      <w:pPr>
+        <w:keepNext/>
+        <w:keepLines/>
+        <w:spacing w:after="0" w:line="240" w:lineRule="auto"/>
+        <w:rPr>
+          <w:rFonts w:ascii="JetBrains Mono" w:hAnsi="JetBrains Mono" w:cs="JetBrains Mono"/>
+          <w:sz w:val="18"/>
+          <w:szCs w:val="18"/>
+        </w:rPr>
+      </w:pPr>
+      <w:r>
+        <w:rPr>
+          <w:rFonts w:ascii="JetBrains Mono" w:hAnsi="JetBrains Mono" w:cs="JetBrains Mono"/>
+          <w:sz w:val="18"/>
+          <w:szCs w:val="18"/>
+        </w:rPr>
+        <w:t xml:space="preserve">        s</w:t>
+      </w:r>
+      <w:proofErr w:type="gramStart"/>
+      <w:r>
+        <w:rPr>
+          <w:rFonts w:ascii="JetBrains Mono" w:hAnsi="JetBrains Mono" w:cs="JetBrains Mono"/>
+          <w:sz w:val="18"/>
+          <w:szCs w:val="18"/>
+        </w:rPr>
+        <w:t>3.noOfSides</w:t>
+      </w:r>
+      <w:proofErr w:type="gramEnd"/>
+      <w:r>
+        <w:rPr>
+          <w:rFonts w:ascii="JetBrains Mono" w:hAnsi="JetBrains Mono" w:cs="JetBrains Mono"/>
+          <w:sz w:val="18"/>
+          <w:szCs w:val="18"/>
+        </w:rPr>
+        <w:t>();</w:t>
+      </w:r>
+    </w:p>
+    <w:p>
+      <w:pPr>
+        <w:keepNext/>
+        <w:keepLines/>
+        <w:spacing w:after="0" w:line="240" w:lineRule="auto"/>
+        <w:rPr>
+          <w:rFonts w:ascii="JetBrains Mono" w:hAnsi="JetBrains Mono" w:cs="JetBrains Mono"/>
+          <w:sz w:val="18"/>
+          <w:szCs w:val="18"/>
+        </w:rPr>
+      </w:pPr>
+      <w:r>
+        <w:rPr>
+          <w:rFonts w:ascii="JetBrains Mono" w:hAnsi="JetBrains Mono" w:cs="JetBrains Mono"/>
+          <w:sz w:val="18"/>
+          <w:szCs w:val="18"/>
+        </w:rPr>
+        <w:t xml:space="preserve">    }</w:t>
+      </w:r>
+    </w:p>
+    <w:p>
+      <w:pPr>
+        <w:keepNext/>
+        <w:keepLines/>
+        <w:spacing w:after="0" w:line="240" w:lineRule="auto"/>
+        <w:rPr>
+          <w:rFonts w:ascii="JetBrains Mono" w:hAnsi="JetBrains Mono" w:cs="JetBrains Mono"/>
+          <w:sz w:val="18"/>
+          <w:szCs w:val="18"/>
+        </w:rPr>
+      </w:pPr>
       <w:r>
         <w:rPr>
           <w:rFonts w:ascii="JetBrains Mono" w:hAnsi="JetBrains Mono" w:cs="JetBrains Mono"/>
@@ -4946,77 +6562,354 @@
     </w:p>
     <w:p>
       <w:pPr>
-        <w:keepNext/>
-        <w:keepLines/>
-        <w:spacing w:after="0" w:line="240" w:lineRule="auto"/>
-        <w:rPr>
-          <w:rFonts w:ascii="JetBrains Mono" w:hAnsi="JetBrains Mono" w:cs="JetBrains Mono"/>
-          <w:sz w:val="18"/>
-          <w:szCs w:val="18"/>
-        </w:rPr>
-      </w:pPr>
-    </w:p>
-    <w:p>
-      <w:pPr>
-        <w:keepNext/>
-        <w:keepLines/>
-        <w:spacing w:after="0" w:line="240" w:lineRule="auto"/>
-        <w:rPr>
-          <w:rFonts w:ascii="JetBrains Mono" w:hAnsi="JetBrains Mono" w:cs="JetBrains Mono"/>
-          <w:sz w:val="18"/>
-          <w:szCs w:val="18"/>
-        </w:rPr>
-      </w:pPr>
-      <w:r>
-        <w:rPr>
-          <w:rFonts w:ascii="JetBrains Mono" w:hAnsi="JetBrains Mono" w:cs="JetBrains Mono"/>
-          <w:sz w:val="18"/>
-          <w:szCs w:val="18"/>
-        </w:rPr>
-        <w:t>class Rectangle extends Shape {</w:t>
-      </w:r>
-    </w:p>
-    <w:p>
-      <w:pPr>
-        <w:keepNext/>
-        <w:keepLines/>
-        <w:spacing w:after="0" w:line="240" w:lineRule="auto"/>
-        <w:rPr>
-          <w:rFonts w:ascii="JetBrains Mono" w:hAnsi="JetBrains Mono" w:cs="JetBrains Mono"/>
-          <w:sz w:val="18"/>
-          <w:szCs w:val="18"/>
-        </w:rPr>
-      </w:pPr>
-      <w:r>
-        <w:rPr>
-          <w:rFonts w:ascii="JetBrains Mono" w:hAnsi="JetBrains Mono" w:cs="JetBrains Mono"/>
-          <w:sz w:val="18"/>
-          <w:szCs w:val="18"/>
-        </w:rPr>
-        <w:t xml:space="preserve">    void </w:t>
-      </w:r>
-      <w:proofErr w:type="spellStart"/>
-      <w:r>
-        <w:rPr>
-          <w:rFonts w:ascii="JetBrains Mono" w:hAnsi="JetBrains Mono" w:cs="JetBrains Mono"/>
-          <w:sz w:val="18"/>
-          <w:szCs w:val="18"/>
-        </w:rPr>
-        <w:t>noOfSides</w:t>
-      </w:r>
-      <w:proofErr w:type="spellEnd"/>
-      <w:r>
-        <w:rPr>
-          <w:rFonts w:ascii="JetBrains Mono" w:hAnsi="JetBrains Mono" w:cs="JetBrains Mono"/>
-          <w:sz w:val="18"/>
-          <w:szCs w:val="18"/>
-        </w:rPr>
-        <w:t>() {</w:t>
-      </w:r>
-    </w:p>
-    <w:p>
-      <w:pPr>
-        <w:keepNext/>
+        <w:keepLines/>
+        <w:spacing w:after="0" w:line="240" w:lineRule="auto"/>
+        <w:rPr>
+          <w:rFonts w:ascii="JetBrains Mono" w:hAnsi="JetBrains Mono" w:cs="JetBrains Mono"/>
+          <w:sz w:val="18"/>
+          <w:szCs w:val="18"/>
+        </w:rPr>
+      </w:pPr>
+    </w:p>
+    <w:p>
+      <w:pPr>
+        <w:keepNext/>
+        <w:keepLines/>
+        <w:spacing w:after="0" w:line="240" w:lineRule="auto"/>
+        <w:rPr>
+          <w:rFonts w:ascii="JetBrains Mono" w:hAnsi="JetBrains Mono" w:cs="JetBrains Mono"/>
+          <w:sz w:val="18"/>
+          <w:szCs w:val="18"/>
+        </w:rPr>
+      </w:pPr>
+      <w:r>
+        <w:rPr>
+          <w:rFonts w:ascii="JetBrains Mono" w:hAnsi="JetBrains Mono" w:cs="JetBrains Mono"/>
+          <w:sz w:val="18"/>
+          <w:szCs w:val="18"/>
+        </w:rPr>
+        <w:t>OUTPUT:</w:t>
+      </w:r>
+    </w:p>
+    <w:p>
+      <w:pPr>
+        <w:keepNext/>
+        <w:keepLines/>
+        <w:spacing w:after="0" w:line="240" w:lineRule="auto"/>
+        <w:rPr>
+          <w:rFonts w:ascii="JetBrains Mono" w:hAnsi="JetBrains Mono" w:cs="JetBrains Mono"/>
+          <w:sz w:val="18"/>
+          <w:szCs w:val="18"/>
+        </w:rPr>
+      </w:pPr>
+    </w:p>
+    <w:p>
+      <w:pPr>
+        <w:keepNext/>
+        <w:keepLines/>
+        <w:spacing w:after="0" w:line="240" w:lineRule="auto"/>
+        <w:rPr>
+          <w:rFonts w:ascii="JetBrains Mono" w:hAnsi="JetBrains Mono" w:cs="JetBrains Mono"/>
+          <w:sz w:val="18"/>
+          <w:szCs w:val="18"/>
+        </w:rPr>
+      </w:pPr>
+      <w:r>
+        <w:rPr>
+          <w:rFonts w:ascii="JetBrains Mono" w:hAnsi="JetBrains Mono" w:cs="JetBrains Mono"/>
+          <w:sz w:val="18"/>
+          <w:szCs w:val="18"/>
+        </w:rPr>
+        <w:t>Number of sides for Rectangle: 4</w:t>
+      </w:r>
+    </w:p>
+    <w:p>
+      <w:pPr>
+        <w:keepNext/>
+        <w:keepLines/>
+        <w:spacing w:after="0" w:line="240" w:lineRule="auto"/>
+        <w:rPr>
+          <w:rFonts w:ascii="JetBrains Mono" w:hAnsi="JetBrains Mono" w:cs="JetBrains Mono"/>
+          <w:sz w:val="18"/>
+          <w:szCs w:val="18"/>
+        </w:rPr>
+      </w:pPr>
+      <w:r>
+        <w:rPr>
+          <w:rFonts w:ascii="JetBrains Mono" w:hAnsi="JetBrains Mono" w:cs="JetBrains Mono"/>
+          <w:sz w:val="18"/>
+          <w:szCs w:val="18"/>
+        </w:rPr>
+        <w:t>Number of sides for Triangle: 3</w:t>
+      </w:r>
+    </w:p>
+    <w:p>
+      <w:pPr>
+        <w:keepLines/>
+        <w:spacing w:after="0" w:line="240" w:lineRule="auto"/>
+        <w:rPr>
+          <w:rFonts w:ascii="JetBrains Mono" w:hAnsi="JetBrains Mono" w:cs="JetBrains Mono"/>
+          <w:sz w:val="18"/>
+          <w:szCs w:val="18"/>
+        </w:rPr>
+      </w:pPr>
+      <w:r>
+        <w:rPr>
+          <w:rFonts w:ascii="JetBrains Mono" w:hAnsi="JetBrains Mono" w:cs="JetBrains Mono"/>
+          <w:sz w:val="18"/>
+          <w:szCs w:val="18"/>
+        </w:rPr>
+        <w:t>Number of sides for Hexagon: 6</w:t>
+      </w:r>
+    </w:p>
+    <w:p>
+      <w:pPr>
+        <w:keepLines/>
+        <w:spacing w:after="0" w:line="240" w:lineRule="auto"/>
+        <w:rPr>
+          <w:rFonts w:ascii="JetBrains Mono" w:hAnsi="JetBrains Mono" w:cs="JetBrains Mono"/>
+          <w:sz w:val="18"/>
+          <w:szCs w:val="18"/>
+        </w:rPr>
+      </w:pPr>
+    </w:p>
+    <w:p>
+      <w:pPr>
+        <w:keepNext/>
+        <w:keepLines/>
+        <w:spacing w:after="0" w:line="240" w:lineRule="auto"/>
+        <w:rPr>
+          <w:rFonts w:ascii="JetBrains Mono" w:hAnsi="JetBrains Mono" w:cs="JetBrains Mono"/>
+          <w:sz w:val="18"/>
+          <w:szCs w:val="18"/>
+        </w:rPr>
+      </w:pPr>
+      <w:r>
+        <w:rPr>
+          <w:rFonts w:ascii="JetBrains Mono" w:hAnsi="JetBrains Mono" w:cs="JetBrains Mono"/>
+          <w:sz w:val="18"/>
+          <w:szCs w:val="18"/>
+        </w:rPr>
+        <w:t>EXP 6</w:t>
+      </w:r>
+    </w:p>
+    <w:p>
+      <w:pPr>
+        <w:keepNext/>
+        <w:keepLines/>
+        <w:spacing w:after="0" w:line="240" w:lineRule="auto"/>
+        <w:rPr>
+          <w:rFonts w:ascii="JetBrains Mono" w:hAnsi="JetBrains Mono" w:cs="JetBrains Mono"/>
+          <w:sz w:val="18"/>
+          <w:szCs w:val="18"/>
+        </w:rPr>
+      </w:pPr>
+    </w:p>
+    <w:p>
+      <w:pPr>
+        <w:keepLines/>
+        <w:spacing w:after="0" w:line="240" w:lineRule="auto"/>
+        <w:rPr>
+          <w:rFonts w:ascii="JetBrains Mono" w:hAnsi="JetBrains Mono" w:cs="JetBrains Mono"/>
+          <w:b/>
+          <w:bCs/>
+          <w:sz w:val="18"/>
+          <w:szCs w:val="18"/>
+        </w:rPr>
+      </w:pPr>
+      <w:r>
+        <w:rPr>
+          <w:rFonts w:ascii="JetBrains Mono" w:hAnsi="JetBrains Mono" w:cs="JetBrains Mono"/>
+          <w:b/>
+          <w:bCs/>
+          <w:sz w:val="18"/>
+          <w:szCs w:val="18"/>
+        </w:rPr>
+        <w:t>Main.java</w:t>
+      </w:r>
+    </w:p>
+    <w:p>
+      <w:pPr>
+        <w:keepLines/>
+        <w:spacing w:after="0" w:line="240" w:lineRule="auto"/>
+        <w:rPr>
+          <w:rFonts w:ascii="JetBrains Mono" w:hAnsi="JetBrains Mono" w:cs="JetBrains Mono"/>
+          <w:sz w:val="18"/>
+          <w:szCs w:val="18"/>
+        </w:rPr>
+      </w:pPr>
+      <w:r>
+        <w:rPr>
+          <w:rFonts w:ascii="JetBrains Mono" w:hAnsi="JetBrains Mono" w:cs="JetBrains Mono"/>
+          <w:sz w:val="18"/>
+          <w:szCs w:val="18"/>
+        </w:rPr>
+        <w:t>import pkg1.BaseClass;</w:t>
+      </w:r>
+    </w:p>
+    <w:p>
+      <w:pPr>
+        <w:keepLines/>
+        <w:spacing w:after="0" w:line="240" w:lineRule="auto"/>
+        <w:rPr>
+          <w:rFonts w:ascii="JetBrains Mono" w:hAnsi="JetBrains Mono" w:cs="JetBrains Mono"/>
+          <w:sz w:val="18"/>
+          <w:szCs w:val="18"/>
+        </w:rPr>
+      </w:pPr>
+      <w:r>
+        <w:rPr>
+          <w:rFonts w:ascii="JetBrains Mono" w:hAnsi="JetBrains Mono" w:cs="JetBrains Mono"/>
+          <w:sz w:val="18"/>
+          <w:szCs w:val="18"/>
+        </w:rPr>
+        <w:t>import pkg1.SamePackageClass;</w:t>
+      </w:r>
+    </w:p>
+    <w:p>
+      <w:pPr>
+        <w:keepLines/>
+        <w:spacing w:after="0" w:line="240" w:lineRule="auto"/>
+        <w:rPr>
+          <w:rFonts w:ascii="JetBrains Mono" w:hAnsi="JetBrains Mono" w:cs="JetBrains Mono"/>
+          <w:sz w:val="18"/>
+          <w:szCs w:val="18"/>
+        </w:rPr>
+      </w:pPr>
+      <w:r>
+        <w:rPr>
+          <w:rFonts w:ascii="JetBrains Mono" w:hAnsi="JetBrains Mono" w:cs="JetBrains Mono"/>
+          <w:sz w:val="18"/>
+          <w:szCs w:val="18"/>
+        </w:rPr>
+        <w:t>import pkg2.SubClass;</w:t>
+      </w:r>
+    </w:p>
+    <w:p>
+      <w:pPr>
+        <w:keepLines/>
+        <w:spacing w:after="0" w:line="240" w:lineRule="auto"/>
+        <w:rPr>
+          <w:rFonts w:ascii="JetBrains Mono" w:hAnsi="JetBrains Mono" w:cs="JetBrains Mono"/>
+          <w:sz w:val="18"/>
+          <w:szCs w:val="18"/>
+        </w:rPr>
+      </w:pPr>
+      <w:r>
+        <w:rPr>
+          <w:rFonts w:ascii="JetBrains Mono" w:hAnsi="JetBrains Mono" w:cs="JetBrains Mono"/>
+          <w:sz w:val="18"/>
+          <w:szCs w:val="18"/>
+        </w:rPr>
+        <w:t>import pkg2.OtherPackageClass;</w:t>
+      </w:r>
+    </w:p>
+    <w:p>
+      <w:pPr>
+        <w:keepLines/>
+        <w:spacing w:after="0" w:line="240" w:lineRule="auto"/>
+        <w:rPr>
+          <w:rFonts w:ascii="JetBrains Mono" w:hAnsi="JetBrains Mono" w:cs="JetBrains Mono"/>
+          <w:sz w:val="18"/>
+          <w:szCs w:val="18"/>
+        </w:rPr>
+      </w:pPr>
+    </w:p>
+    <w:p>
+      <w:pPr>
+        <w:keepLines/>
+        <w:spacing w:after="0" w:line="240" w:lineRule="auto"/>
+        <w:rPr>
+          <w:rFonts w:ascii="JetBrains Mono" w:hAnsi="JetBrains Mono" w:cs="JetBrains Mono"/>
+          <w:sz w:val="18"/>
+          <w:szCs w:val="18"/>
+        </w:rPr>
+      </w:pPr>
+      <w:r>
+        <w:rPr>
+          <w:rFonts w:ascii="JetBrains Mono" w:hAnsi="JetBrains Mono" w:cs="JetBrains Mono"/>
+          <w:sz w:val="18"/>
+          <w:szCs w:val="18"/>
+        </w:rPr>
+        <w:t>public class Main {</w:t>
+      </w:r>
+    </w:p>
+    <w:p>
+      <w:pPr>
+        <w:keepLines/>
+        <w:spacing w:after="0" w:line="240" w:lineRule="auto"/>
+        <w:rPr>
+          <w:rFonts w:ascii="JetBrains Mono" w:hAnsi="JetBrains Mono" w:cs="JetBrains Mono"/>
+          <w:sz w:val="18"/>
+          <w:szCs w:val="18"/>
+        </w:rPr>
+      </w:pPr>
+      <w:r>
+        <w:rPr>
+          <w:rFonts w:ascii="JetBrains Mono" w:hAnsi="JetBrains Mono" w:cs="JetBrains Mono"/>
+          <w:sz w:val="18"/>
+          <w:szCs w:val="18"/>
+        </w:rPr>
+        <w:t xml:space="preserve">    public static void </w:t>
+      </w:r>
+      <w:proofErr w:type="gramStart"/>
+      <w:r>
+        <w:rPr>
+          <w:rFonts w:ascii="JetBrains Mono" w:hAnsi="JetBrains Mono" w:cs="JetBrains Mono"/>
+          <w:sz w:val="18"/>
+          <w:szCs w:val="18"/>
+        </w:rPr>
+        <w:t>main(String[</w:t>
+      </w:r>
+      <w:proofErr w:type="gramEnd"/>
+      <w:r>
+        <w:rPr>
+          <w:rFonts w:ascii="JetBrains Mono" w:hAnsi="JetBrains Mono" w:cs="JetBrains Mono"/>
+          <w:sz w:val="18"/>
+          <w:szCs w:val="18"/>
+        </w:rPr>
+        <w:t xml:space="preserve">] </w:t>
+      </w:r>
+      <w:proofErr w:type="spellStart"/>
+      <w:r>
+        <w:rPr>
+          <w:rFonts w:ascii="JetBrains Mono" w:hAnsi="JetBrains Mono" w:cs="JetBrains Mono"/>
+          <w:sz w:val="18"/>
+          <w:szCs w:val="18"/>
+        </w:rPr>
+        <w:t>args</w:t>
+      </w:r>
+      <w:proofErr w:type="spellEnd"/>
+      <w:r>
+        <w:rPr>
+          <w:rFonts w:ascii="JetBrains Mono" w:hAnsi="JetBrains Mono" w:cs="JetBrains Mono"/>
+          <w:sz w:val="18"/>
+          <w:szCs w:val="18"/>
+        </w:rPr>
+        <w:t>) {</w:t>
+      </w:r>
+    </w:p>
+    <w:p>
+      <w:pPr>
+        <w:keepLines/>
+        <w:spacing w:after="0" w:line="240" w:lineRule="auto"/>
+        <w:rPr>
+          <w:rFonts w:ascii="JetBrains Mono" w:hAnsi="JetBrains Mono" w:cs="JetBrains Mono"/>
+          <w:sz w:val="18"/>
+          <w:szCs w:val="18"/>
+        </w:rPr>
+      </w:pPr>
+      <w:r>
+        <w:rPr>
+          <w:rFonts w:ascii="JetBrains Mono" w:hAnsi="JetBrains Mono" w:cs="JetBrains Mono"/>
+          <w:sz w:val="18"/>
+          <w:szCs w:val="18"/>
+        </w:rPr>
+        <w:t xml:space="preserve">        // 1. Same Class</w:t>
+      </w:r>
+    </w:p>
+    <w:p>
+      <w:pPr>
         <w:keepLines/>
         <w:spacing w:after="0" w:line="240" w:lineRule="auto"/>
         <w:rPr>
@@ -5040,6 +6933,881 @@
           <w:sz w:val="18"/>
           <w:szCs w:val="18"/>
         </w:rPr>
+        <w:t>BaseClass</w:t>
+      </w:r>
+      <w:proofErr w:type="spellEnd"/>
+      <w:r>
+        <w:rPr>
+          <w:rFonts w:ascii="JetBrains Mono" w:hAnsi="JetBrains Mono" w:cs="JetBrains Mono"/>
+          <w:sz w:val="18"/>
+          <w:szCs w:val="18"/>
+        </w:rPr>
+        <w:t xml:space="preserve"> base = new </w:t>
+      </w:r>
+      <w:proofErr w:type="spellStart"/>
+      <w:proofErr w:type="gramStart"/>
+      <w:r>
+        <w:rPr>
+          <w:rFonts w:ascii="JetBrains Mono" w:hAnsi="JetBrains Mono" w:cs="JetBrains Mono"/>
+          <w:sz w:val="18"/>
+          <w:szCs w:val="18"/>
+        </w:rPr>
+        <w:t>BaseClass</w:t>
+      </w:r>
+      <w:proofErr w:type="spellEnd"/>
+      <w:r>
+        <w:rPr>
+          <w:rFonts w:ascii="JetBrains Mono" w:hAnsi="JetBrains Mono" w:cs="JetBrains Mono"/>
+          <w:sz w:val="18"/>
+          <w:szCs w:val="18"/>
+        </w:rPr>
+        <w:t>(</w:t>
+      </w:r>
+      <w:proofErr w:type="gramEnd"/>
+      <w:r>
+        <w:rPr>
+          <w:rFonts w:ascii="JetBrains Mono" w:hAnsi="JetBrains Mono" w:cs="JetBrains Mono"/>
+          <w:sz w:val="18"/>
+          <w:szCs w:val="18"/>
+        </w:rPr>
+        <w:t>);</w:t>
+      </w:r>
+    </w:p>
+    <w:p>
+      <w:pPr>
+        <w:keepLines/>
+        <w:spacing w:after="0" w:line="240" w:lineRule="auto"/>
+        <w:rPr>
+          <w:rFonts w:ascii="JetBrains Mono" w:hAnsi="JetBrains Mono" w:cs="JetBrains Mono"/>
+          <w:sz w:val="18"/>
+          <w:szCs w:val="18"/>
+        </w:rPr>
+      </w:pPr>
+      <w:r>
+        <w:rPr>
+          <w:rFonts w:ascii="JetBrains Mono" w:hAnsi="JetBrains Mono" w:cs="JetBrains Mono"/>
+          <w:sz w:val="18"/>
+          <w:szCs w:val="18"/>
+        </w:rPr>
+        <w:t xml:space="preserve">        </w:t>
+      </w:r>
+      <w:proofErr w:type="spellStart"/>
+      <w:proofErr w:type="gramStart"/>
+      <w:r>
+        <w:rPr>
+          <w:rFonts w:ascii="JetBrains Mono" w:hAnsi="JetBrains Mono" w:cs="JetBrains Mono"/>
+          <w:sz w:val="18"/>
+          <w:szCs w:val="18"/>
+        </w:rPr>
+        <w:t>base.display</w:t>
+      </w:r>
+      <w:proofErr w:type="spellEnd"/>
+      <w:proofErr w:type="gramEnd"/>
+      <w:r>
+        <w:rPr>
+          <w:rFonts w:ascii="JetBrains Mono" w:hAnsi="JetBrains Mono" w:cs="JetBrains Mono"/>
+          <w:sz w:val="18"/>
+          <w:szCs w:val="18"/>
+        </w:rPr>
+        <w:t>();</w:t>
+      </w:r>
+    </w:p>
+    <w:p>
+      <w:pPr>
+        <w:keepLines/>
+        <w:spacing w:after="0" w:line="240" w:lineRule="auto"/>
+        <w:rPr>
+          <w:rFonts w:ascii="JetBrains Mono" w:hAnsi="JetBrains Mono" w:cs="JetBrains Mono"/>
+          <w:sz w:val="18"/>
+          <w:szCs w:val="18"/>
+        </w:rPr>
+      </w:pPr>
+    </w:p>
+    <w:p>
+      <w:pPr>
+        <w:keepLines/>
+        <w:spacing w:after="0" w:line="240" w:lineRule="auto"/>
+        <w:rPr>
+          <w:rFonts w:ascii="JetBrains Mono" w:hAnsi="JetBrains Mono" w:cs="JetBrains Mono"/>
+          <w:sz w:val="18"/>
+          <w:szCs w:val="18"/>
+        </w:rPr>
+      </w:pPr>
+      <w:r>
+        <w:rPr>
+          <w:rFonts w:ascii="JetBrains Mono" w:hAnsi="JetBrains Mono" w:cs="JetBrains Mono"/>
+          <w:sz w:val="18"/>
+          <w:szCs w:val="18"/>
+        </w:rPr>
+        <w:t xml:space="preserve">        // 2. Same Package (Non-subclass)</w:t>
+      </w:r>
+    </w:p>
+    <w:p>
+      <w:pPr>
+        <w:keepLines/>
+        <w:spacing w:after="0" w:line="240" w:lineRule="auto"/>
+        <w:rPr>
+          <w:rFonts w:ascii="JetBrains Mono" w:hAnsi="JetBrains Mono" w:cs="JetBrains Mono"/>
+          <w:sz w:val="18"/>
+          <w:szCs w:val="18"/>
+        </w:rPr>
+      </w:pPr>
+      <w:r>
+        <w:rPr>
+          <w:rFonts w:ascii="JetBrains Mono" w:hAnsi="JetBrains Mono" w:cs="JetBrains Mono"/>
+          <w:sz w:val="18"/>
+          <w:szCs w:val="18"/>
+        </w:rPr>
+        <w:t xml:space="preserve">        </w:t>
+      </w:r>
+      <w:proofErr w:type="spellStart"/>
+      <w:r>
+        <w:rPr>
+          <w:rFonts w:ascii="JetBrains Mono" w:hAnsi="JetBrains Mono" w:cs="JetBrains Mono"/>
+          <w:sz w:val="18"/>
+          <w:szCs w:val="18"/>
+        </w:rPr>
+        <w:t>SamePackageClass</w:t>
+      </w:r>
+      <w:proofErr w:type="spellEnd"/>
+      <w:r>
+        <w:rPr>
+          <w:rFonts w:ascii="JetBrains Mono" w:hAnsi="JetBrains Mono" w:cs="JetBrains Mono"/>
+          <w:sz w:val="18"/>
+          <w:szCs w:val="18"/>
+        </w:rPr>
+        <w:t xml:space="preserve"> </w:t>
+      </w:r>
+      <w:proofErr w:type="spellStart"/>
+      <w:r>
+        <w:rPr>
+          <w:rFonts w:ascii="JetBrains Mono" w:hAnsi="JetBrains Mono" w:cs="JetBrains Mono"/>
+          <w:sz w:val="18"/>
+          <w:szCs w:val="18"/>
+        </w:rPr>
+        <w:t>samePkg</w:t>
+      </w:r>
+      <w:proofErr w:type="spellEnd"/>
+      <w:r>
+        <w:rPr>
+          <w:rFonts w:ascii="JetBrains Mono" w:hAnsi="JetBrains Mono" w:cs="JetBrains Mono"/>
+          <w:sz w:val="18"/>
+          <w:szCs w:val="18"/>
+        </w:rPr>
+        <w:t xml:space="preserve"> = new </w:t>
+      </w:r>
+      <w:proofErr w:type="spellStart"/>
+      <w:proofErr w:type="gramStart"/>
+      <w:r>
+        <w:rPr>
+          <w:rFonts w:ascii="JetBrains Mono" w:hAnsi="JetBrains Mono" w:cs="JetBrains Mono"/>
+          <w:sz w:val="18"/>
+          <w:szCs w:val="18"/>
+        </w:rPr>
+        <w:t>SamePackageClass</w:t>
+      </w:r>
+      <w:proofErr w:type="spellEnd"/>
+      <w:r>
+        <w:rPr>
+          <w:rFonts w:ascii="JetBrains Mono" w:hAnsi="JetBrains Mono" w:cs="JetBrains Mono"/>
+          <w:sz w:val="18"/>
+          <w:szCs w:val="18"/>
+        </w:rPr>
+        <w:t>(</w:t>
+      </w:r>
+      <w:proofErr w:type="gramEnd"/>
+      <w:r>
+        <w:rPr>
+          <w:rFonts w:ascii="JetBrains Mono" w:hAnsi="JetBrains Mono" w:cs="JetBrains Mono"/>
+          <w:sz w:val="18"/>
+          <w:szCs w:val="18"/>
+        </w:rPr>
+        <w:t>);</w:t>
+      </w:r>
+    </w:p>
+    <w:p>
+      <w:pPr>
+        <w:keepLines/>
+        <w:spacing w:after="0" w:line="240" w:lineRule="auto"/>
+        <w:rPr>
+          <w:rFonts w:ascii="JetBrains Mono" w:hAnsi="JetBrains Mono" w:cs="JetBrains Mono"/>
+          <w:sz w:val="18"/>
+          <w:szCs w:val="18"/>
+        </w:rPr>
+      </w:pPr>
+      <w:r>
+        <w:rPr>
+          <w:rFonts w:ascii="JetBrains Mono" w:hAnsi="JetBrains Mono" w:cs="JetBrains Mono"/>
+          <w:sz w:val="18"/>
+          <w:szCs w:val="18"/>
+        </w:rPr>
+        <w:t xml:space="preserve">        </w:t>
+      </w:r>
+      <w:proofErr w:type="spellStart"/>
+      <w:r>
+        <w:rPr>
+          <w:rFonts w:ascii="JetBrains Mono" w:hAnsi="JetBrains Mono" w:cs="JetBrains Mono"/>
+          <w:sz w:val="18"/>
+          <w:szCs w:val="18"/>
+        </w:rPr>
+        <w:t>samePkg.display</w:t>
+      </w:r>
+      <w:proofErr w:type="spellEnd"/>
+      <w:r>
+        <w:rPr>
+          <w:rFonts w:ascii="JetBrains Mono" w:hAnsi="JetBrains Mono" w:cs="JetBrains Mono"/>
+          <w:sz w:val="18"/>
+          <w:szCs w:val="18"/>
+        </w:rPr>
+        <w:t>();</w:t>
+      </w:r>
+    </w:p>
+    <w:p>
+      <w:pPr>
+        <w:keepLines/>
+        <w:spacing w:after="0" w:line="240" w:lineRule="auto"/>
+        <w:rPr>
+          <w:rFonts w:ascii="JetBrains Mono" w:hAnsi="JetBrains Mono" w:cs="JetBrains Mono"/>
+          <w:sz w:val="18"/>
+          <w:szCs w:val="18"/>
+        </w:rPr>
+      </w:pPr>
+    </w:p>
+    <w:p>
+      <w:pPr>
+        <w:keepLines/>
+        <w:spacing w:after="0" w:line="240" w:lineRule="auto"/>
+        <w:rPr>
+          <w:rFonts w:ascii="JetBrains Mono" w:hAnsi="JetBrains Mono" w:cs="JetBrains Mono"/>
+          <w:sz w:val="18"/>
+          <w:szCs w:val="18"/>
+        </w:rPr>
+      </w:pPr>
+      <w:r>
+        <w:rPr>
+          <w:rFonts w:ascii="JetBrains Mono" w:hAnsi="JetBrains Mono" w:cs="JetBrains Mono"/>
+          <w:sz w:val="18"/>
+          <w:szCs w:val="18"/>
+        </w:rPr>
+        <w:t xml:space="preserve">        // 3. Different Package (Subclass)</w:t>
+      </w:r>
+    </w:p>
+    <w:p>
+      <w:pPr>
+        <w:keepLines/>
+        <w:spacing w:after="0" w:line="240" w:lineRule="auto"/>
+        <w:rPr>
+          <w:rFonts w:ascii="JetBrains Mono" w:hAnsi="JetBrains Mono" w:cs="JetBrains Mono"/>
+          <w:sz w:val="18"/>
+          <w:szCs w:val="18"/>
+        </w:rPr>
+      </w:pPr>
+      <w:r>
+        <w:rPr>
+          <w:rFonts w:ascii="JetBrains Mono" w:hAnsi="JetBrains Mono" w:cs="JetBrains Mono"/>
+          <w:sz w:val="18"/>
+          <w:szCs w:val="18"/>
+        </w:rPr>
+        <w:t xml:space="preserve">        </w:t>
+      </w:r>
+      <w:proofErr w:type="spellStart"/>
+      <w:r>
+        <w:rPr>
+          <w:rFonts w:ascii="JetBrains Mono" w:hAnsi="JetBrains Mono" w:cs="JetBrains Mono"/>
+          <w:sz w:val="18"/>
+          <w:szCs w:val="18"/>
+        </w:rPr>
+        <w:t>SubClass</w:t>
+      </w:r>
+      <w:proofErr w:type="spellEnd"/>
+      <w:r>
+        <w:rPr>
+          <w:rFonts w:ascii="JetBrains Mono" w:hAnsi="JetBrains Mono" w:cs="JetBrains Mono"/>
+          <w:sz w:val="18"/>
+          <w:szCs w:val="18"/>
+        </w:rPr>
+        <w:t xml:space="preserve"> sub = new </w:t>
+      </w:r>
+      <w:proofErr w:type="spellStart"/>
+      <w:proofErr w:type="gramStart"/>
+      <w:r>
+        <w:rPr>
+          <w:rFonts w:ascii="JetBrains Mono" w:hAnsi="JetBrains Mono" w:cs="JetBrains Mono"/>
+          <w:sz w:val="18"/>
+          <w:szCs w:val="18"/>
+        </w:rPr>
+        <w:t>SubClass</w:t>
+      </w:r>
+      <w:proofErr w:type="spellEnd"/>
+      <w:r>
+        <w:rPr>
+          <w:rFonts w:ascii="JetBrains Mono" w:hAnsi="JetBrains Mono" w:cs="JetBrains Mono"/>
+          <w:sz w:val="18"/>
+          <w:szCs w:val="18"/>
+        </w:rPr>
+        <w:t>(</w:t>
+      </w:r>
+      <w:proofErr w:type="gramEnd"/>
+      <w:r>
+        <w:rPr>
+          <w:rFonts w:ascii="JetBrains Mono" w:hAnsi="JetBrains Mono" w:cs="JetBrains Mono"/>
+          <w:sz w:val="18"/>
+          <w:szCs w:val="18"/>
+        </w:rPr>
+        <w:t>);</w:t>
+      </w:r>
+    </w:p>
+    <w:p>
+      <w:pPr>
+        <w:keepLines/>
+        <w:spacing w:after="0" w:line="240" w:lineRule="auto"/>
+        <w:rPr>
+          <w:rFonts w:ascii="JetBrains Mono" w:hAnsi="JetBrains Mono" w:cs="JetBrains Mono"/>
+          <w:sz w:val="18"/>
+          <w:szCs w:val="18"/>
+        </w:rPr>
+      </w:pPr>
+      <w:r>
+        <w:rPr>
+          <w:rFonts w:ascii="JetBrains Mono" w:hAnsi="JetBrains Mono" w:cs="JetBrains Mono"/>
+          <w:sz w:val="18"/>
+          <w:szCs w:val="18"/>
+        </w:rPr>
+        <w:t xml:space="preserve">        </w:t>
+      </w:r>
+      <w:proofErr w:type="spellStart"/>
+      <w:proofErr w:type="gramStart"/>
+      <w:r>
+        <w:rPr>
+          <w:rFonts w:ascii="JetBrains Mono" w:hAnsi="JetBrains Mono" w:cs="JetBrains Mono"/>
+          <w:sz w:val="18"/>
+          <w:szCs w:val="18"/>
+        </w:rPr>
+        <w:t>sub.display</w:t>
+      </w:r>
+      <w:proofErr w:type="spellEnd"/>
+      <w:proofErr w:type="gramEnd"/>
+      <w:r>
+        <w:rPr>
+          <w:rFonts w:ascii="JetBrains Mono" w:hAnsi="JetBrains Mono" w:cs="JetBrains Mono"/>
+          <w:sz w:val="18"/>
+          <w:szCs w:val="18"/>
+        </w:rPr>
+        <w:t>();</w:t>
+      </w:r>
+    </w:p>
+    <w:p>
+      <w:pPr>
+        <w:keepLines/>
+        <w:spacing w:after="0" w:line="240" w:lineRule="auto"/>
+        <w:rPr>
+          <w:rFonts w:ascii="JetBrains Mono" w:hAnsi="JetBrains Mono" w:cs="JetBrains Mono"/>
+          <w:sz w:val="18"/>
+          <w:szCs w:val="18"/>
+        </w:rPr>
+      </w:pPr>
+    </w:p>
+    <w:p>
+      <w:pPr>
+        <w:keepLines/>
+        <w:spacing w:after="0" w:line="240" w:lineRule="auto"/>
+        <w:rPr>
+          <w:rFonts w:ascii="JetBrains Mono" w:hAnsi="JetBrains Mono" w:cs="JetBrains Mono"/>
+          <w:sz w:val="18"/>
+          <w:szCs w:val="18"/>
+        </w:rPr>
+      </w:pPr>
+      <w:r>
+        <w:rPr>
+          <w:rFonts w:ascii="JetBrains Mono" w:hAnsi="JetBrains Mono" w:cs="JetBrains Mono"/>
+          <w:sz w:val="18"/>
+          <w:szCs w:val="18"/>
+        </w:rPr>
+        <w:t xml:space="preserve">        // 4. Different Package (Non-subclass)</w:t>
+      </w:r>
+    </w:p>
+    <w:p>
+      <w:pPr>
+        <w:keepLines/>
+        <w:spacing w:after="0" w:line="240" w:lineRule="auto"/>
+        <w:rPr>
+          <w:rFonts w:ascii="JetBrains Mono" w:hAnsi="JetBrains Mono" w:cs="JetBrains Mono"/>
+          <w:sz w:val="18"/>
+          <w:szCs w:val="18"/>
+        </w:rPr>
+      </w:pPr>
+      <w:r>
+        <w:rPr>
+          <w:rFonts w:ascii="JetBrains Mono" w:hAnsi="JetBrains Mono" w:cs="JetBrains Mono"/>
+          <w:sz w:val="18"/>
+          <w:szCs w:val="18"/>
+        </w:rPr>
+        <w:t xml:space="preserve">        </w:t>
+      </w:r>
+      <w:proofErr w:type="spellStart"/>
+      <w:r>
+        <w:rPr>
+          <w:rFonts w:ascii="JetBrains Mono" w:hAnsi="JetBrains Mono" w:cs="JetBrains Mono"/>
+          <w:sz w:val="18"/>
+          <w:szCs w:val="18"/>
+        </w:rPr>
+        <w:t>OtherPackageClass</w:t>
+      </w:r>
+      <w:proofErr w:type="spellEnd"/>
+      <w:r>
+        <w:rPr>
+          <w:rFonts w:ascii="JetBrains Mono" w:hAnsi="JetBrains Mono" w:cs="JetBrains Mono"/>
+          <w:sz w:val="18"/>
+          <w:szCs w:val="18"/>
+        </w:rPr>
+        <w:t xml:space="preserve"> </w:t>
+      </w:r>
+      <w:proofErr w:type="spellStart"/>
+      <w:r>
+        <w:rPr>
+          <w:rFonts w:ascii="JetBrains Mono" w:hAnsi="JetBrains Mono" w:cs="JetBrains Mono"/>
+          <w:sz w:val="18"/>
+          <w:szCs w:val="18"/>
+        </w:rPr>
+        <w:t>otherPkg</w:t>
+      </w:r>
+      <w:proofErr w:type="spellEnd"/>
+      <w:r>
+        <w:rPr>
+          <w:rFonts w:ascii="JetBrains Mono" w:hAnsi="JetBrains Mono" w:cs="JetBrains Mono"/>
+          <w:sz w:val="18"/>
+          <w:szCs w:val="18"/>
+        </w:rPr>
+        <w:t xml:space="preserve"> = new </w:t>
+      </w:r>
+      <w:proofErr w:type="spellStart"/>
+      <w:proofErr w:type="gramStart"/>
+      <w:r>
+        <w:rPr>
+          <w:rFonts w:ascii="JetBrains Mono" w:hAnsi="JetBrains Mono" w:cs="JetBrains Mono"/>
+          <w:sz w:val="18"/>
+          <w:szCs w:val="18"/>
+        </w:rPr>
+        <w:t>OtherPackageClass</w:t>
+      </w:r>
+      <w:proofErr w:type="spellEnd"/>
+      <w:r>
+        <w:rPr>
+          <w:rFonts w:ascii="JetBrains Mono" w:hAnsi="JetBrains Mono" w:cs="JetBrains Mono"/>
+          <w:sz w:val="18"/>
+          <w:szCs w:val="18"/>
+        </w:rPr>
+        <w:t>(</w:t>
+      </w:r>
+      <w:proofErr w:type="gramEnd"/>
+      <w:r>
+        <w:rPr>
+          <w:rFonts w:ascii="JetBrains Mono" w:hAnsi="JetBrains Mono" w:cs="JetBrains Mono"/>
+          <w:sz w:val="18"/>
+          <w:szCs w:val="18"/>
+        </w:rPr>
+        <w:t>);</w:t>
+      </w:r>
+    </w:p>
+    <w:p>
+      <w:pPr>
+        <w:keepLines/>
+        <w:spacing w:after="0" w:line="240" w:lineRule="auto"/>
+        <w:rPr>
+          <w:rFonts w:ascii="JetBrains Mono" w:hAnsi="JetBrains Mono" w:cs="JetBrains Mono"/>
+          <w:sz w:val="18"/>
+          <w:szCs w:val="18"/>
+        </w:rPr>
+      </w:pPr>
+      <w:r>
+        <w:rPr>
+          <w:rFonts w:ascii="JetBrains Mono" w:hAnsi="JetBrains Mono" w:cs="JetBrains Mono"/>
+          <w:sz w:val="18"/>
+          <w:szCs w:val="18"/>
+        </w:rPr>
+        <w:t xml:space="preserve">        </w:t>
+      </w:r>
+      <w:proofErr w:type="spellStart"/>
+      <w:r>
+        <w:rPr>
+          <w:rFonts w:ascii="JetBrains Mono" w:hAnsi="JetBrains Mono" w:cs="JetBrains Mono"/>
+          <w:sz w:val="18"/>
+          <w:szCs w:val="18"/>
+        </w:rPr>
+        <w:t>otherPkg.display</w:t>
+      </w:r>
+      <w:proofErr w:type="spellEnd"/>
+      <w:r>
+        <w:rPr>
+          <w:rFonts w:ascii="JetBrains Mono" w:hAnsi="JetBrains Mono" w:cs="JetBrains Mono"/>
+          <w:sz w:val="18"/>
+          <w:szCs w:val="18"/>
+        </w:rPr>
+        <w:t>();</w:t>
+      </w:r>
+    </w:p>
+    <w:p>
+      <w:pPr>
+        <w:keepLines/>
+        <w:spacing w:after="0" w:line="240" w:lineRule="auto"/>
+        <w:rPr>
+          <w:rFonts w:ascii="JetBrains Mono" w:hAnsi="JetBrains Mono" w:cs="JetBrains Mono"/>
+          <w:sz w:val="18"/>
+          <w:szCs w:val="18"/>
+        </w:rPr>
+      </w:pPr>
+      <w:r>
+        <w:rPr>
+          <w:rFonts w:ascii="JetBrains Mono" w:hAnsi="JetBrains Mono" w:cs="JetBrains Mono"/>
+          <w:sz w:val="18"/>
+          <w:szCs w:val="18"/>
+        </w:rPr>
+        <w:t xml:space="preserve">    }</w:t>
+      </w:r>
+    </w:p>
+    <w:p>
+      <w:pPr>
+        <w:keepLines/>
+        <w:spacing w:after="0" w:line="240" w:lineRule="auto"/>
+        <w:rPr>
+          <w:rFonts w:ascii="JetBrains Mono" w:hAnsi="JetBrains Mono" w:cs="JetBrains Mono"/>
+          <w:sz w:val="18"/>
+          <w:szCs w:val="18"/>
+        </w:rPr>
+      </w:pPr>
+      <w:r>
+        <w:rPr>
+          <w:rFonts w:ascii="JetBrains Mono" w:hAnsi="JetBrains Mono" w:cs="JetBrains Mono"/>
+          <w:sz w:val="18"/>
+          <w:szCs w:val="18"/>
+        </w:rPr>
+        <w:t>}</w:t>
+      </w:r>
+    </w:p>
+    <w:p>
+      <w:pPr>
+        <w:keepLines/>
+        <w:spacing w:after="0" w:line="240" w:lineRule="auto"/>
+        <w:rPr>
+          <w:rFonts w:ascii="JetBrains Mono" w:hAnsi="JetBrains Mono" w:cs="JetBrains Mono"/>
+          <w:b/>
+          <w:bCs/>
+          <w:sz w:val="18"/>
+          <w:szCs w:val="18"/>
+        </w:rPr>
+      </w:pPr>
+    </w:p>
+    <w:p>
+      <w:pPr>
+        <w:keepLines/>
+        <w:spacing w:after="0" w:line="240" w:lineRule="auto"/>
+        <w:rPr>
+          <w:rFonts w:ascii="JetBrains Mono" w:hAnsi="JetBrains Mono" w:cs="JetBrains Mono"/>
+          <w:b/>
+          <w:bCs/>
+          <w:sz w:val="18"/>
+          <w:szCs w:val="18"/>
+        </w:rPr>
+      </w:pPr>
+      <w:r>
+        <w:rPr>
+          <w:rFonts w:ascii="JetBrains Mono" w:hAnsi="JetBrains Mono" w:cs="JetBrains Mono"/>
+          <w:b/>
+          <w:bCs/>
+          <w:sz w:val="18"/>
+          <w:szCs w:val="18"/>
+        </w:rPr>
+        <w:t>pkg1/BaseClass.java</w:t>
+      </w:r>
+    </w:p>
+    <w:p>
+      <w:pPr>
+        <w:keepLines/>
+        <w:spacing w:after="0" w:line="240" w:lineRule="auto"/>
+        <w:rPr>
+          <w:rFonts w:ascii="JetBrains Mono" w:hAnsi="JetBrains Mono" w:cs="JetBrains Mono"/>
+          <w:sz w:val="18"/>
+          <w:szCs w:val="18"/>
+        </w:rPr>
+      </w:pPr>
+      <w:r>
+        <w:rPr>
+          <w:rFonts w:ascii="JetBrains Mono" w:hAnsi="JetBrains Mono" w:cs="JetBrains Mono"/>
+          <w:sz w:val="18"/>
+          <w:szCs w:val="18"/>
+        </w:rPr>
+        <w:t>package pkg1;</w:t>
+      </w:r>
+    </w:p>
+    <w:p>
+      <w:pPr>
+        <w:keepLines/>
+        <w:spacing w:after="0" w:line="240" w:lineRule="auto"/>
+        <w:rPr>
+          <w:rFonts w:ascii="JetBrains Mono" w:hAnsi="JetBrains Mono" w:cs="JetBrains Mono"/>
+          <w:sz w:val="18"/>
+          <w:szCs w:val="18"/>
+        </w:rPr>
+      </w:pPr>
+    </w:p>
+    <w:p>
+      <w:pPr>
+        <w:keepLines/>
+        <w:spacing w:after="0" w:line="240" w:lineRule="auto"/>
+        <w:rPr>
+          <w:rFonts w:ascii="JetBrains Mono" w:hAnsi="JetBrains Mono" w:cs="JetBrains Mono"/>
+          <w:sz w:val="18"/>
+          <w:szCs w:val="18"/>
+        </w:rPr>
+      </w:pPr>
+      <w:r>
+        <w:rPr>
+          <w:rFonts w:ascii="JetBrains Mono" w:hAnsi="JetBrains Mono" w:cs="JetBrains Mono"/>
+          <w:sz w:val="18"/>
+          <w:szCs w:val="18"/>
+        </w:rPr>
+        <w:t xml:space="preserve">public class </w:t>
+      </w:r>
+      <w:proofErr w:type="spellStart"/>
+      <w:r>
+        <w:rPr>
+          <w:rFonts w:ascii="JetBrains Mono" w:hAnsi="JetBrains Mono" w:cs="JetBrains Mono"/>
+          <w:sz w:val="18"/>
+          <w:szCs w:val="18"/>
+        </w:rPr>
+        <w:t>BaseClass</w:t>
+      </w:r>
+      <w:proofErr w:type="spellEnd"/>
+      <w:r>
+        <w:rPr>
+          <w:rFonts w:ascii="JetBrains Mono" w:hAnsi="JetBrains Mono" w:cs="JetBrains Mono"/>
+          <w:sz w:val="18"/>
+          <w:szCs w:val="18"/>
+        </w:rPr>
+        <w:t xml:space="preserve"> {</w:t>
+      </w:r>
+    </w:p>
+    <w:p>
+      <w:pPr>
+        <w:keepLines/>
+        <w:spacing w:after="0" w:line="240" w:lineRule="auto"/>
+        <w:rPr>
+          <w:rFonts w:ascii="JetBrains Mono" w:hAnsi="JetBrains Mono" w:cs="JetBrains Mono"/>
+          <w:sz w:val="18"/>
+          <w:szCs w:val="18"/>
+        </w:rPr>
+      </w:pPr>
+      <w:r>
+        <w:rPr>
+          <w:rFonts w:ascii="JetBrains Mono" w:hAnsi="JetBrains Mono" w:cs="JetBrains Mono"/>
+          <w:sz w:val="18"/>
+          <w:szCs w:val="18"/>
+        </w:rPr>
+        <w:t xml:space="preserve">    private int </w:t>
+      </w:r>
+      <w:proofErr w:type="spellStart"/>
+      <w:r>
+        <w:rPr>
+          <w:rFonts w:ascii="JetBrains Mono" w:hAnsi="JetBrains Mono" w:cs="JetBrains Mono"/>
+          <w:sz w:val="18"/>
+          <w:szCs w:val="18"/>
+        </w:rPr>
+        <w:t>pri_n</w:t>
+      </w:r>
+      <w:proofErr w:type="spellEnd"/>
+      <w:r>
+        <w:rPr>
+          <w:rFonts w:ascii="JetBrains Mono" w:hAnsi="JetBrains Mono" w:cs="JetBrains Mono"/>
+          <w:sz w:val="18"/>
+          <w:szCs w:val="18"/>
+        </w:rPr>
+        <w:t xml:space="preserve"> = 10;</w:t>
+      </w:r>
+    </w:p>
+    <w:p>
+      <w:pPr>
+        <w:keepLines/>
+        <w:spacing w:after="0" w:line="240" w:lineRule="auto"/>
+        <w:rPr>
+          <w:rFonts w:ascii="JetBrains Mono" w:hAnsi="JetBrains Mono" w:cs="JetBrains Mono"/>
+          <w:sz w:val="18"/>
+          <w:szCs w:val="18"/>
+        </w:rPr>
+      </w:pPr>
+      <w:r>
+        <w:rPr>
+          <w:rFonts w:ascii="JetBrains Mono" w:hAnsi="JetBrains Mono" w:cs="JetBrains Mono"/>
+          <w:sz w:val="18"/>
+          <w:szCs w:val="18"/>
+        </w:rPr>
+        <w:t xml:space="preserve">    int </w:t>
+      </w:r>
+      <w:proofErr w:type="spellStart"/>
+      <w:r>
+        <w:rPr>
+          <w:rFonts w:ascii="JetBrains Mono" w:hAnsi="JetBrains Mono" w:cs="JetBrains Mono"/>
+          <w:sz w:val="18"/>
+          <w:szCs w:val="18"/>
+        </w:rPr>
+        <w:t>def_n</w:t>
+      </w:r>
+      <w:proofErr w:type="spellEnd"/>
+      <w:r>
+        <w:rPr>
+          <w:rFonts w:ascii="JetBrains Mono" w:hAnsi="JetBrains Mono" w:cs="JetBrains Mono"/>
+          <w:sz w:val="18"/>
+          <w:szCs w:val="18"/>
+        </w:rPr>
+        <w:t xml:space="preserve"> = 20; // default (package-private)</w:t>
+      </w:r>
+    </w:p>
+    <w:p>
+      <w:pPr>
+        <w:keepLines/>
+        <w:spacing w:after="0" w:line="240" w:lineRule="auto"/>
+        <w:rPr>
+          <w:rFonts w:ascii="JetBrains Mono" w:hAnsi="JetBrains Mono" w:cs="JetBrains Mono"/>
+          <w:sz w:val="18"/>
+          <w:szCs w:val="18"/>
+        </w:rPr>
+      </w:pPr>
+      <w:r>
+        <w:rPr>
+          <w:rFonts w:ascii="JetBrains Mono" w:hAnsi="JetBrains Mono" w:cs="JetBrains Mono"/>
+          <w:sz w:val="18"/>
+          <w:szCs w:val="18"/>
+        </w:rPr>
+        <w:t xml:space="preserve">    protected int </w:t>
+      </w:r>
+      <w:proofErr w:type="spellStart"/>
+      <w:r>
+        <w:rPr>
+          <w:rFonts w:ascii="JetBrains Mono" w:hAnsi="JetBrains Mono" w:cs="JetBrains Mono"/>
+          <w:sz w:val="18"/>
+          <w:szCs w:val="18"/>
+        </w:rPr>
+        <w:t>pro_n</w:t>
+      </w:r>
+      <w:proofErr w:type="spellEnd"/>
+      <w:r>
+        <w:rPr>
+          <w:rFonts w:ascii="JetBrains Mono" w:hAnsi="JetBrains Mono" w:cs="JetBrains Mono"/>
+          <w:sz w:val="18"/>
+          <w:szCs w:val="18"/>
+        </w:rPr>
+        <w:t xml:space="preserve"> = 30;</w:t>
+      </w:r>
+    </w:p>
+    <w:p>
+      <w:pPr>
+        <w:keepLines/>
+        <w:spacing w:after="0" w:line="240" w:lineRule="auto"/>
+        <w:rPr>
+          <w:rFonts w:ascii="JetBrains Mono" w:hAnsi="JetBrains Mono" w:cs="JetBrains Mono"/>
+          <w:sz w:val="18"/>
+          <w:szCs w:val="18"/>
+        </w:rPr>
+      </w:pPr>
+      <w:r>
+        <w:rPr>
+          <w:rFonts w:ascii="JetBrains Mono" w:hAnsi="JetBrains Mono" w:cs="JetBrains Mono"/>
+          <w:sz w:val="18"/>
+          <w:szCs w:val="18"/>
+        </w:rPr>
+        <w:t xml:space="preserve">    public int </w:t>
+      </w:r>
+      <w:proofErr w:type="spellStart"/>
+      <w:r>
+        <w:rPr>
+          <w:rFonts w:ascii="JetBrains Mono" w:hAnsi="JetBrains Mono" w:cs="JetBrains Mono"/>
+          <w:sz w:val="18"/>
+          <w:szCs w:val="18"/>
+        </w:rPr>
+        <w:t>pub_n</w:t>
+      </w:r>
+      <w:proofErr w:type="spellEnd"/>
+      <w:r>
+        <w:rPr>
+          <w:rFonts w:ascii="JetBrains Mono" w:hAnsi="JetBrains Mono" w:cs="JetBrains Mono"/>
+          <w:sz w:val="18"/>
+          <w:szCs w:val="18"/>
+        </w:rPr>
+        <w:t xml:space="preserve"> = 40;</w:t>
+      </w:r>
+    </w:p>
+    <w:p>
+      <w:pPr>
+        <w:keepLines/>
+        <w:spacing w:after="0" w:line="240" w:lineRule="auto"/>
+        <w:rPr>
+          <w:rFonts w:ascii="JetBrains Mono" w:hAnsi="JetBrains Mono" w:cs="JetBrains Mono"/>
+          <w:sz w:val="18"/>
+          <w:szCs w:val="18"/>
+        </w:rPr>
+      </w:pPr>
+    </w:p>
+    <w:p>
+      <w:pPr>
+        <w:keepLines/>
+        <w:spacing w:after="0" w:line="240" w:lineRule="auto"/>
+        <w:rPr>
+          <w:rFonts w:ascii="JetBrains Mono" w:hAnsi="JetBrains Mono" w:cs="JetBrains Mono"/>
+          <w:sz w:val="18"/>
+          <w:szCs w:val="18"/>
+        </w:rPr>
+      </w:pPr>
+      <w:r>
+        <w:rPr>
+          <w:rFonts w:ascii="JetBrains Mono" w:hAnsi="JetBrains Mono" w:cs="JetBrains Mono"/>
+          <w:sz w:val="18"/>
+          <w:szCs w:val="18"/>
+        </w:rPr>
+        <w:t xml:space="preserve">    public void </w:t>
+      </w:r>
+      <w:proofErr w:type="gramStart"/>
+      <w:r>
+        <w:rPr>
+          <w:rFonts w:ascii="JetBrains Mono" w:hAnsi="JetBrains Mono" w:cs="JetBrains Mono"/>
+          <w:sz w:val="18"/>
+          <w:szCs w:val="18"/>
+        </w:rPr>
+        <w:t>display(</w:t>
+      </w:r>
+      <w:proofErr w:type="gramEnd"/>
+      <w:r>
+        <w:rPr>
+          <w:rFonts w:ascii="JetBrains Mono" w:hAnsi="JetBrains Mono" w:cs="JetBrains Mono"/>
+          <w:sz w:val="18"/>
+          <w:szCs w:val="18"/>
+        </w:rPr>
+        <w:t>) {</w:t>
+      </w:r>
+    </w:p>
+    <w:p>
+      <w:pPr>
+        <w:keepLines/>
+        <w:spacing w:after="0" w:line="240" w:lineRule="auto"/>
+        <w:rPr>
+          <w:rFonts w:ascii="JetBrains Mono" w:hAnsi="JetBrains Mono" w:cs="JetBrains Mono"/>
+          <w:sz w:val="18"/>
+          <w:szCs w:val="18"/>
+        </w:rPr>
+      </w:pPr>
+      <w:r>
+        <w:rPr>
+          <w:rFonts w:ascii="JetBrains Mono" w:hAnsi="JetBrains Mono" w:cs="JetBrains Mono"/>
+          <w:sz w:val="18"/>
+          <w:szCs w:val="18"/>
+        </w:rPr>
+        <w:t xml:space="preserve">        </w:t>
+      </w:r>
+      <w:proofErr w:type="spellStart"/>
+      <w:r>
+        <w:rPr>
+          <w:rFonts w:ascii="JetBrains Mono" w:hAnsi="JetBrains Mono" w:cs="JetBrains Mono"/>
+          <w:sz w:val="18"/>
+          <w:szCs w:val="18"/>
+        </w:rPr>
         <w:t>System.out.println</w:t>
       </w:r>
       <w:proofErr w:type="spellEnd"/>
@@ -5049,12 +7817,321 @@
           <w:sz w:val="18"/>
           <w:szCs w:val="18"/>
         </w:rPr>
-        <w:t>("Number of sides for Rectangle: 4");</w:t>
-      </w:r>
-    </w:p>
-    <w:p>
-      <w:pPr>
-        <w:keepNext/>
+        <w:t xml:space="preserve">("--- Inside </w:t>
+      </w:r>
+      <w:proofErr w:type="spellStart"/>
+      <w:r>
+        <w:rPr>
+          <w:rFonts w:ascii="JetBrains Mono" w:hAnsi="JetBrains Mono" w:cs="JetBrains Mono"/>
+          <w:sz w:val="18"/>
+          <w:szCs w:val="18"/>
+        </w:rPr>
+        <w:t>BaseClass</w:t>
+      </w:r>
+      <w:proofErr w:type="spellEnd"/>
+      <w:r>
+        <w:rPr>
+          <w:rFonts w:ascii="JetBrains Mono" w:hAnsi="JetBrains Mono" w:cs="JetBrains Mono"/>
+          <w:sz w:val="18"/>
+          <w:szCs w:val="18"/>
+        </w:rPr>
+        <w:t xml:space="preserve"> (Same Class) ---");</w:t>
+      </w:r>
+    </w:p>
+    <w:p>
+      <w:pPr>
+        <w:keepLines/>
+        <w:spacing w:after="0" w:line="240" w:lineRule="auto"/>
+        <w:rPr>
+          <w:rFonts w:ascii="JetBrains Mono" w:hAnsi="JetBrains Mono" w:cs="JetBrains Mono"/>
+          <w:sz w:val="18"/>
+          <w:szCs w:val="18"/>
+        </w:rPr>
+      </w:pPr>
+      <w:r>
+        <w:rPr>
+          <w:rFonts w:ascii="JetBrains Mono" w:hAnsi="JetBrains Mono" w:cs="JetBrains Mono"/>
+          <w:sz w:val="18"/>
+          <w:szCs w:val="18"/>
+        </w:rPr>
+        <w:t xml:space="preserve">        </w:t>
+      </w:r>
+      <w:proofErr w:type="spellStart"/>
+      <w:r>
+        <w:rPr>
+          <w:rFonts w:ascii="JetBrains Mono" w:hAnsi="JetBrains Mono" w:cs="JetBrains Mono"/>
+          <w:sz w:val="18"/>
+          <w:szCs w:val="18"/>
+        </w:rPr>
+        <w:t>System.out.println</w:t>
+      </w:r>
+      <w:proofErr w:type="spellEnd"/>
+      <w:r>
+        <w:rPr>
+          <w:rFonts w:ascii="JetBrains Mono" w:hAnsi="JetBrains Mono" w:cs="JetBrains Mono"/>
+          <w:sz w:val="18"/>
+          <w:szCs w:val="18"/>
+        </w:rPr>
+        <w:t xml:space="preserve">("private </w:t>
+      </w:r>
+      <w:proofErr w:type="spellStart"/>
+      <w:r>
+        <w:rPr>
+          <w:rFonts w:ascii="JetBrains Mono" w:hAnsi="JetBrains Mono" w:cs="JetBrains Mono"/>
+          <w:sz w:val="18"/>
+          <w:szCs w:val="18"/>
+        </w:rPr>
+        <w:t>pri_n</w:t>
+      </w:r>
+      <w:proofErr w:type="spellEnd"/>
+      <w:r>
+        <w:rPr>
+          <w:rFonts w:ascii="JetBrains Mono" w:hAnsi="JetBrains Mono" w:cs="JetBrains Mono"/>
+          <w:sz w:val="18"/>
+          <w:szCs w:val="18"/>
+        </w:rPr>
+        <w:t xml:space="preserve"> = " + </w:t>
+      </w:r>
+      <w:proofErr w:type="spellStart"/>
+      <w:r>
+        <w:rPr>
+          <w:rFonts w:ascii="JetBrains Mono" w:hAnsi="JetBrains Mono" w:cs="JetBrains Mono"/>
+          <w:sz w:val="18"/>
+          <w:szCs w:val="18"/>
+        </w:rPr>
+        <w:t>pri_n</w:t>
+      </w:r>
+      <w:proofErr w:type="spellEnd"/>
+      <w:r>
+        <w:rPr>
+          <w:rFonts w:ascii="JetBrains Mono" w:hAnsi="JetBrains Mono" w:cs="JetBrains Mono"/>
+          <w:sz w:val="18"/>
+          <w:szCs w:val="18"/>
+        </w:rPr>
+        <w:t>);</w:t>
+      </w:r>
+    </w:p>
+    <w:p>
+      <w:pPr>
+        <w:keepLines/>
+        <w:spacing w:after="0" w:line="240" w:lineRule="auto"/>
+        <w:rPr>
+          <w:rFonts w:ascii="JetBrains Mono" w:hAnsi="JetBrains Mono" w:cs="JetBrains Mono"/>
+          <w:sz w:val="18"/>
+          <w:szCs w:val="18"/>
+        </w:rPr>
+      </w:pPr>
+      <w:r>
+        <w:rPr>
+          <w:rFonts w:ascii="JetBrains Mono" w:hAnsi="JetBrains Mono" w:cs="JetBrains Mono"/>
+          <w:sz w:val="18"/>
+          <w:szCs w:val="18"/>
+        </w:rPr>
+        <w:t xml:space="preserve">        </w:t>
+      </w:r>
+      <w:proofErr w:type="spellStart"/>
+      <w:r>
+        <w:rPr>
+          <w:rFonts w:ascii="JetBrains Mono" w:hAnsi="JetBrains Mono" w:cs="JetBrains Mono"/>
+          <w:sz w:val="18"/>
+          <w:szCs w:val="18"/>
+        </w:rPr>
+        <w:t>System.out.println</w:t>
+      </w:r>
+      <w:proofErr w:type="spellEnd"/>
+      <w:r>
+        <w:rPr>
+          <w:rFonts w:ascii="JetBrains Mono" w:hAnsi="JetBrains Mono" w:cs="JetBrains Mono"/>
+          <w:sz w:val="18"/>
+          <w:szCs w:val="18"/>
+        </w:rPr>
+        <w:t xml:space="preserve">("default </w:t>
+      </w:r>
+      <w:proofErr w:type="spellStart"/>
+      <w:r>
+        <w:rPr>
+          <w:rFonts w:ascii="JetBrains Mono" w:hAnsi="JetBrains Mono" w:cs="JetBrains Mono"/>
+          <w:sz w:val="18"/>
+          <w:szCs w:val="18"/>
+        </w:rPr>
+        <w:t>def_n</w:t>
+      </w:r>
+      <w:proofErr w:type="spellEnd"/>
+      <w:r>
+        <w:rPr>
+          <w:rFonts w:ascii="JetBrains Mono" w:hAnsi="JetBrains Mono" w:cs="JetBrains Mono"/>
+          <w:sz w:val="18"/>
+          <w:szCs w:val="18"/>
+        </w:rPr>
+        <w:t xml:space="preserve"> = " + </w:t>
+      </w:r>
+      <w:proofErr w:type="spellStart"/>
+      <w:r>
+        <w:rPr>
+          <w:rFonts w:ascii="JetBrains Mono" w:hAnsi="JetBrains Mono" w:cs="JetBrains Mono"/>
+          <w:sz w:val="18"/>
+          <w:szCs w:val="18"/>
+        </w:rPr>
+        <w:t>def_n</w:t>
+      </w:r>
+      <w:proofErr w:type="spellEnd"/>
+      <w:r>
+        <w:rPr>
+          <w:rFonts w:ascii="JetBrains Mono" w:hAnsi="JetBrains Mono" w:cs="JetBrains Mono"/>
+          <w:sz w:val="18"/>
+          <w:szCs w:val="18"/>
+        </w:rPr>
+        <w:t>);</w:t>
+      </w:r>
+    </w:p>
+    <w:p>
+      <w:pPr>
+        <w:keepLines/>
+        <w:spacing w:after="0" w:line="240" w:lineRule="auto"/>
+        <w:rPr>
+          <w:rFonts w:ascii="JetBrains Mono" w:hAnsi="JetBrains Mono" w:cs="JetBrains Mono"/>
+          <w:sz w:val="18"/>
+          <w:szCs w:val="18"/>
+        </w:rPr>
+      </w:pPr>
+      <w:r>
+        <w:rPr>
+          <w:rFonts w:ascii="JetBrains Mono" w:hAnsi="JetBrains Mono" w:cs="JetBrains Mono"/>
+          <w:sz w:val="18"/>
+          <w:szCs w:val="18"/>
+        </w:rPr>
+        <w:t xml:space="preserve">        </w:t>
+      </w:r>
+      <w:proofErr w:type="spellStart"/>
+      <w:r>
+        <w:rPr>
+          <w:rFonts w:ascii="JetBrains Mono" w:hAnsi="JetBrains Mono" w:cs="JetBrains Mono"/>
+          <w:sz w:val="18"/>
+          <w:szCs w:val="18"/>
+        </w:rPr>
+        <w:t>System.out.println</w:t>
+      </w:r>
+      <w:proofErr w:type="spellEnd"/>
+      <w:r>
+        <w:rPr>
+          <w:rFonts w:ascii="JetBrains Mono" w:hAnsi="JetBrains Mono" w:cs="JetBrains Mono"/>
+          <w:sz w:val="18"/>
+          <w:szCs w:val="18"/>
+        </w:rPr>
+        <w:t xml:space="preserve">("protected </w:t>
+      </w:r>
+      <w:proofErr w:type="spellStart"/>
+      <w:r>
+        <w:rPr>
+          <w:rFonts w:ascii="JetBrains Mono" w:hAnsi="JetBrains Mono" w:cs="JetBrains Mono"/>
+          <w:sz w:val="18"/>
+          <w:szCs w:val="18"/>
+        </w:rPr>
+        <w:t>pro_n</w:t>
+      </w:r>
+      <w:proofErr w:type="spellEnd"/>
+      <w:r>
+        <w:rPr>
+          <w:rFonts w:ascii="JetBrains Mono" w:hAnsi="JetBrains Mono" w:cs="JetBrains Mono"/>
+          <w:sz w:val="18"/>
+          <w:szCs w:val="18"/>
+        </w:rPr>
+        <w:t xml:space="preserve"> = " + </w:t>
+      </w:r>
+      <w:proofErr w:type="spellStart"/>
+      <w:r>
+        <w:rPr>
+          <w:rFonts w:ascii="JetBrains Mono" w:hAnsi="JetBrains Mono" w:cs="JetBrains Mono"/>
+          <w:sz w:val="18"/>
+          <w:szCs w:val="18"/>
+        </w:rPr>
+        <w:t>pro_n</w:t>
+      </w:r>
+      <w:proofErr w:type="spellEnd"/>
+      <w:r>
+        <w:rPr>
+          <w:rFonts w:ascii="JetBrains Mono" w:hAnsi="JetBrains Mono" w:cs="JetBrains Mono"/>
+          <w:sz w:val="18"/>
+          <w:szCs w:val="18"/>
+        </w:rPr>
+        <w:t>);</w:t>
+      </w:r>
+    </w:p>
+    <w:p>
+      <w:pPr>
+        <w:keepLines/>
+        <w:spacing w:after="0" w:line="240" w:lineRule="auto"/>
+        <w:rPr>
+          <w:rFonts w:ascii="JetBrains Mono" w:hAnsi="JetBrains Mono" w:cs="JetBrains Mono"/>
+          <w:sz w:val="18"/>
+          <w:szCs w:val="18"/>
+        </w:rPr>
+      </w:pPr>
+      <w:r>
+        <w:rPr>
+          <w:rFonts w:ascii="JetBrains Mono" w:hAnsi="JetBrains Mono" w:cs="JetBrains Mono"/>
+          <w:sz w:val="18"/>
+          <w:szCs w:val="18"/>
+        </w:rPr>
+        <w:t xml:space="preserve">        </w:t>
+      </w:r>
+      <w:proofErr w:type="spellStart"/>
+      <w:r>
+        <w:rPr>
+          <w:rFonts w:ascii="JetBrains Mono" w:hAnsi="JetBrains Mono" w:cs="JetBrains Mono"/>
+          <w:sz w:val="18"/>
+          <w:szCs w:val="18"/>
+        </w:rPr>
+        <w:t>System.out.println</w:t>
+      </w:r>
+      <w:proofErr w:type="spellEnd"/>
+      <w:r>
+        <w:rPr>
+          <w:rFonts w:ascii="JetBrains Mono" w:hAnsi="JetBrains Mono" w:cs="JetBrains Mono"/>
+          <w:sz w:val="18"/>
+          <w:szCs w:val="18"/>
+        </w:rPr>
+        <w:t xml:space="preserve">("public </w:t>
+      </w:r>
+      <w:proofErr w:type="spellStart"/>
+      <w:r>
+        <w:rPr>
+          <w:rFonts w:ascii="JetBrains Mono" w:hAnsi="JetBrains Mono" w:cs="JetBrains Mono"/>
+          <w:sz w:val="18"/>
+          <w:szCs w:val="18"/>
+        </w:rPr>
+        <w:t>pub_n</w:t>
+      </w:r>
+      <w:proofErr w:type="spellEnd"/>
+      <w:r>
+        <w:rPr>
+          <w:rFonts w:ascii="JetBrains Mono" w:hAnsi="JetBrains Mono" w:cs="JetBrains Mono"/>
+          <w:sz w:val="18"/>
+          <w:szCs w:val="18"/>
+        </w:rPr>
+        <w:t xml:space="preserve"> = " + </w:t>
+      </w:r>
+      <w:proofErr w:type="spellStart"/>
+      <w:r>
+        <w:rPr>
+          <w:rFonts w:ascii="JetBrains Mono" w:hAnsi="JetBrains Mono" w:cs="JetBrains Mono"/>
+          <w:sz w:val="18"/>
+          <w:szCs w:val="18"/>
+        </w:rPr>
+        <w:t>pub_n</w:t>
+      </w:r>
+      <w:proofErr w:type="spellEnd"/>
+      <w:r>
+        <w:rPr>
+          <w:rFonts w:ascii="JetBrains Mono" w:hAnsi="JetBrains Mono" w:cs="JetBrains Mono"/>
+          <w:sz w:val="18"/>
+          <w:szCs w:val="18"/>
+        </w:rPr>
+        <w:t>);</w:t>
+      </w:r>
+    </w:p>
+    <w:p>
+      <w:pPr>
         <w:keepLines/>
         <w:spacing w:after="0" w:line="240" w:lineRule="auto"/>
         <w:rPr>
@@ -5074,7 +8151,6 @@
     </w:p>
     <w:p>
       <w:pPr>
-        <w:keepNext/>
         <w:keepLines/>
         <w:spacing w:after="0" w:line="240" w:lineRule="auto"/>
         <w:rPr>
@@ -5094,77 +8170,144 @@
     </w:p>
     <w:p>
       <w:pPr>
-        <w:keepNext/>
-        <w:keepLines/>
-        <w:spacing w:after="0" w:line="240" w:lineRule="auto"/>
-        <w:rPr>
-          <w:rFonts w:ascii="JetBrains Mono" w:hAnsi="JetBrains Mono" w:cs="JetBrains Mono"/>
-          <w:sz w:val="18"/>
-          <w:szCs w:val="18"/>
-        </w:rPr>
-      </w:pPr>
-    </w:p>
-    <w:p>
-      <w:pPr>
-        <w:keepNext/>
-        <w:keepLines/>
-        <w:spacing w:after="0" w:line="240" w:lineRule="auto"/>
-        <w:rPr>
-          <w:rFonts w:ascii="JetBrains Mono" w:hAnsi="JetBrains Mono" w:cs="JetBrains Mono"/>
-          <w:sz w:val="18"/>
-          <w:szCs w:val="18"/>
-        </w:rPr>
-      </w:pPr>
-      <w:r>
-        <w:rPr>
-          <w:rFonts w:ascii="JetBrains Mono" w:hAnsi="JetBrains Mono" w:cs="JetBrains Mono"/>
-          <w:sz w:val="18"/>
-          <w:szCs w:val="18"/>
-        </w:rPr>
-        <w:t>class Triangle extends Shape {</w:t>
-      </w:r>
-    </w:p>
-    <w:p>
-      <w:pPr>
-        <w:keepNext/>
-        <w:keepLines/>
-        <w:spacing w:after="0" w:line="240" w:lineRule="auto"/>
-        <w:rPr>
-          <w:rFonts w:ascii="JetBrains Mono" w:hAnsi="JetBrains Mono" w:cs="JetBrains Mono"/>
-          <w:sz w:val="18"/>
-          <w:szCs w:val="18"/>
-        </w:rPr>
-      </w:pPr>
-      <w:r>
-        <w:rPr>
-          <w:rFonts w:ascii="JetBrains Mono" w:hAnsi="JetBrains Mono" w:cs="JetBrains Mono"/>
-          <w:sz w:val="18"/>
-          <w:szCs w:val="18"/>
-        </w:rPr>
-        <w:t xml:space="preserve">    void </w:t>
-      </w:r>
-      <w:proofErr w:type="spellStart"/>
-      <w:r>
-        <w:rPr>
-          <w:rFonts w:ascii="JetBrains Mono" w:hAnsi="JetBrains Mono" w:cs="JetBrains Mono"/>
-          <w:sz w:val="18"/>
-          <w:szCs w:val="18"/>
-        </w:rPr>
-        <w:t>noOfSides</w:t>
-      </w:r>
-      <w:proofErr w:type="spellEnd"/>
-      <w:r>
-        <w:rPr>
-          <w:rFonts w:ascii="JetBrains Mono" w:hAnsi="JetBrains Mono" w:cs="JetBrains Mono"/>
-          <w:sz w:val="18"/>
-          <w:szCs w:val="18"/>
-        </w:rPr>
-        <w:t>() {</w:t>
-      </w:r>
-    </w:p>
-    <w:p>
-      <w:pPr>
-        <w:keepNext/>
+        <w:keepLines/>
+        <w:spacing w:after="0" w:line="240" w:lineRule="auto"/>
+        <w:rPr>
+          <w:rFonts w:ascii="JetBrains Mono" w:hAnsi="JetBrains Mono" w:cs="JetBrains Mono"/>
+          <w:sz w:val="18"/>
+          <w:szCs w:val="18"/>
+        </w:rPr>
+      </w:pPr>
+    </w:p>
+    <w:p>
+      <w:pPr>
+        <w:keepLines/>
+        <w:spacing w:after="0" w:line="240" w:lineRule="auto"/>
+        <w:rPr>
+          <w:rFonts w:ascii="JetBrains Mono" w:hAnsi="JetBrains Mono" w:cs="JetBrains Mono"/>
+          <w:b/>
+          <w:bCs/>
+          <w:sz w:val="18"/>
+          <w:szCs w:val="18"/>
+        </w:rPr>
+      </w:pPr>
+      <w:r>
+        <w:rPr>
+          <w:rFonts w:ascii="JetBrains Mono" w:hAnsi="JetBrains Mono" w:cs="JetBrains Mono"/>
+          <w:b/>
+          <w:bCs/>
+          <w:sz w:val="18"/>
+          <w:szCs w:val="18"/>
+        </w:rPr>
+        <w:t>pkg1/SamePackageClass.java</w:t>
+      </w:r>
+    </w:p>
+    <w:p>
+      <w:pPr>
+        <w:keepLines/>
+        <w:spacing w:after="0" w:line="240" w:lineRule="auto"/>
+        <w:rPr>
+          <w:rFonts w:ascii="JetBrains Mono" w:hAnsi="JetBrains Mono" w:cs="JetBrains Mono"/>
+          <w:sz w:val="18"/>
+          <w:szCs w:val="18"/>
+        </w:rPr>
+      </w:pPr>
+      <w:r>
+        <w:rPr>
+          <w:rFonts w:ascii="JetBrains Mono" w:hAnsi="JetBrains Mono" w:cs="JetBrains Mono"/>
+          <w:sz w:val="18"/>
+          <w:szCs w:val="18"/>
+        </w:rPr>
+        <w:t>package pkg1;</w:t>
+      </w:r>
+    </w:p>
+    <w:p>
+      <w:pPr>
+        <w:keepLines/>
+        <w:spacing w:after="0" w:line="240" w:lineRule="auto"/>
+        <w:rPr>
+          <w:rFonts w:ascii="JetBrains Mono" w:hAnsi="JetBrains Mono" w:cs="JetBrains Mono"/>
+          <w:sz w:val="18"/>
+          <w:szCs w:val="18"/>
+        </w:rPr>
+      </w:pPr>
+    </w:p>
+    <w:p>
+      <w:pPr>
+        <w:keepLines/>
+        <w:spacing w:after="0" w:line="240" w:lineRule="auto"/>
+        <w:rPr>
+          <w:rFonts w:ascii="JetBrains Mono" w:hAnsi="JetBrains Mono" w:cs="JetBrains Mono"/>
+          <w:sz w:val="18"/>
+          <w:szCs w:val="18"/>
+        </w:rPr>
+      </w:pPr>
+      <w:r>
+        <w:rPr>
+          <w:rFonts w:ascii="JetBrains Mono" w:hAnsi="JetBrains Mono" w:cs="JetBrains Mono"/>
+          <w:sz w:val="18"/>
+          <w:szCs w:val="18"/>
+        </w:rPr>
+        <w:t xml:space="preserve">public class </w:t>
+      </w:r>
+      <w:proofErr w:type="spellStart"/>
+      <w:r>
+        <w:rPr>
+          <w:rFonts w:ascii="JetBrains Mono" w:hAnsi="JetBrains Mono" w:cs="JetBrains Mono"/>
+          <w:sz w:val="18"/>
+          <w:szCs w:val="18"/>
+        </w:rPr>
+        <w:t>SamePackageClass</w:t>
+      </w:r>
+      <w:proofErr w:type="spellEnd"/>
+      <w:r>
+        <w:rPr>
+          <w:rFonts w:ascii="JetBrains Mono" w:hAnsi="JetBrains Mono" w:cs="JetBrains Mono"/>
+          <w:sz w:val="18"/>
+          <w:szCs w:val="18"/>
+        </w:rPr>
+        <w:t xml:space="preserve"> {</w:t>
+      </w:r>
+    </w:p>
+    <w:p>
+      <w:pPr>
+        <w:keepLines/>
+        <w:spacing w:after="0" w:line="240" w:lineRule="auto"/>
+        <w:rPr>
+          <w:rFonts w:ascii="JetBrains Mono" w:hAnsi="JetBrains Mono" w:cs="JetBrains Mono"/>
+          <w:sz w:val="18"/>
+          <w:szCs w:val="18"/>
+        </w:rPr>
+      </w:pPr>
+      <w:r>
+        <w:rPr>
+          <w:rFonts w:ascii="JetBrains Mono" w:hAnsi="JetBrains Mono" w:cs="JetBrains Mono"/>
+          <w:sz w:val="18"/>
+          <w:szCs w:val="18"/>
+        </w:rPr>
+        <w:t xml:space="preserve">    public void </w:t>
+      </w:r>
+      <w:proofErr w:type="gramStart"/>
+      <w:r>
+        <w:rPr>
+          <w:rFonts w:ascii="JetBrains Mono" w:hAnsi="JetBrains Mono" w:cs="JetBrains Mono"/>
+          <w:sz w:val="18"/>
+          <w:szCs w:val="18"/>
+        </w:rPr>
+        <w:t>display(</w:t>
+      </w:r>
+      <w:proofErr w:type="gramEnd"/>
+      <w:r>
+        <w:rPr>
+          <w:rFonts w:ascii="JetBrains Mono" w:hAnsi="JetBrains Mono" w:cs="JetBrains Mono"/>
+          <w:sz w:val="18"/>
+          <w:szCs w:val="18"/>
+        </w:rPr>
+        <w:t>) {</w:t>
+      </w:r>
+    </w:p>
+    <w:p>
+      <w:pPr>
         <w:keepLines/>
         <w:spacing w:after="0" w:line="240" w:lineRule="auto"/>
         <w:rPr>
@@ -5188,6 +8331,71 @@
           <w:sz w:val="18"/>
           <w:szCs w:val="18"/>
         </w:rPr>
+        <w:t>BaseClass</w:t>
+      </w:r>
+      <w:proofErr w:type="spellEnd"/>
+      <w:r>
+        <w:rPr>
+          <w:rFonts w:ascii="JetBrains Mono" w:hAnsi="JetBrains Mono" w:cs="JetBrains Mono"/>
+          <w:sz w:val="18"/>
+          <w:szCs w:val="18"/>
+        </w:rPr>
+        <w:t xml:space="preserve"> b = new </w:t>
+      </w:r>
+      <w:proofErr w:type="spellStart"/>
+      <w:proofErr w:type="gramStart"/>
+      <w:r>
+        <w:rPr>
+          <w:rFonts w:ascii="JetBrains Mono" w:hAnsi="JetBrains Mono" w:cs="JetBrains Mono"/>
+          <w:sz w:val="18"/>
+          <w:szCs w:val="18"/>
+        </w:rPr>
+        <w:t>BaseClass</w:t>
+      </w:r>
+      <w:proofErr w:type="spellEnd"/>
+      <w:r>
+        <w:rPr>
+          <w:rFonts w:ascii="JetBrains Mono" w:hAnsi="JetBrains Mono" w:cs="JetBrains Mono"/>
+          <w:sz w:val="18"/>
+          <w:szCs w:val="18"/>
+        </w:rPr>
+        <w:t>(</w:t>
+      </w:r>
+      <w:proofErr w:type="gramEnd"/>
+      <w:r>
+        <w:rPr>
+          <w:rFonts w:ascii="JetBrains Mono" w:hAnsi="JetBrains Mono" w:cs="JetBrains Mono"/>
+          <w:sz w:val="18"/>
+          <w:szCs w:val="18"/>
+        </w:rPr>
+        <w:t>);</w:t>
+      </w:r>
+    </w:p>
+    <w:p>
+      <w:pPr>
+        <w:keepLines/>
+        <w:spacing w:after="0" w:line="240" w:lineRule="auto"/>
+        <w:rPr>
+          <w:rFonts w:ascii="JetBrains Mono" w:hAnsi="JetBrains Mono" w:cs="JetBrains Mono"/>
+          <w:sz w:val="18"/>
+          <w:szCs w:val="18"/>
+        </w:rPr>
+      </w:pPr>
+      <w:r>
+        <w:rPr>
+          <w:rFonts w:ascii="JetBrains Mono" w:hAnsi="JetBrains Mono" w:cs="JetBrains Mono"/>
+          <w:sz w:val="18"/>
+          <w:szCs w:val="18"/>
+        </w:rPr>
+        <w:t xml:space="preserve">        </w:t>
+      </w:r>
+      <w:proofErr w:type="spellStart"/>
+      <w:r>
+        <w:rPr>
+          <w:rFonts w:ascii="JetBrains Mono" w:hAnsi="JetBrains Mono" w:cs="JetBrains Mono"/>
+          <w:sz w:val="18"/>
+          <w:szCs w:val="18"/>
+        </w:rPr>
         <w:t>System.out.println</w:t>
       </w:r>
       <w:proofErr w:type="spellEnd"/>
@@ -5197,12 +8405,321 @@
           <w:sz w:val="18"/>
           <w:szCs w:val="18"/>
         </w:rPr>
-        <w:t>("Number of sides for Triangle: 3");</w:t>
-      </w:r>
-    </w:p>
-    <w:p>
-      <w:pPr>
-        <w:keepNext/>
+        <w:t xml:space="preserve">("\n--- Inside </w:t>
+      </w:r>
+      <w:proofErr w:type="spellStart"/>
+      <w:r>
+        <w:rPr>
+          <w:rFonts w:ascii="JetBrains Mono" w:hAnsi="JetBrains Mono" w:cs="JetBrains Mono"/>
+          <w:sz w:val="18"/>
+          <w:szCs w:val="18"/>
+        </w:rPr>
+        <w:t>SamePackageClass</w:t>
+      </w:r>
+      <w:proofErr w:type="spellEnd"/>
+      <w:r>
+        <w:rPr>
+          <w:rFonts w:ascii="JetBrains Mono" w:hAnsi="JetBrains Mono" w:cs="JetBrains Mono"/>
+          <w:sz w:val="18"/>
+          <w:szCs w:val="18"/>
+        </w:rPr>
+        <w:t xml:space="preserve"> (Same Package: pkg1) ---");</w:t>
+      </w:r>
+    </w:p>
+    <w:p>
+      <w:pPr>
+        <w:keepLines/>
+        <w:spacing w:after="0" w:line="240" w:lineRule="auto"/>
+        <w:rPr>
+          <w:rFonts w:ascii="JetBrains Mono" w:hAnsi="JetBrains Mono" w:cs="JetBrains Mono"/>
+          <w:sz w:val="18"/>
+          <w:szCs w:val="18"/>
+        </w:rPr>
+      </w:pPr>
+      <w:r>
+        <w:rPr>
+          <w:rFonts w:ascii="JetBrains Mono" w:hAnsi="JetBrains Mono" w:cs="JetBrains Mono"/>
+          <w:sz w:val="18"/>
+          <w:szCs w:val="18"/>
+        </w:rPr>
+        <w:t xml:space="preserve">        // </w:t>
+      </w:r>
+      <w:proofErr w:type="spellStart"/>
+      <w:r>
+        <w:rPr>
+          <w:rFonts w:ascii="JetBrains Mono" w:hAnsi="JetBrains Mono" w:cs="JetBrains Mono"/>
+          <w:sz w:val="18"/>
+          <w:szCs w:val="18"/>
+        </w:rPr>
+        <w:t>System.out.println</w:t>
+      </w:r>
+      <w:proofErr w:type="spellEnd"/>
+      <w:r>
+        <w:rPr>
+          <w:rFonts w:ascii="JetBrains Mono" w:hAnsi="JetBrains Mono" w:cs="JetBrains Mono"/>
+          <w:sz w:val="18"/>
+          <w:szCs w:val="18"/>
+        </w:rPr>
+        <w:t>(</w:t>
+      </w:r>
+      <w:proofErr w:type="spellStart"/>
+      <w:r>
+        <w:rPr>
+          <w:rFonts w:ascii="JetBrains Mono" w:hAnsi="JetBrains Mono" w:cs="JetBrains Mono"/>
+          <w:sz w:val="18"/>
+          <w:szCs w:val="18"/>
+        </w:rPr>
+        <w:t>b.pri_n</w:t>
+      </w:r>
+      <w:proofErr w:type="spellEnd"/>
+      <w:r>
+        <w:rPr>
+          <w:rFonts w:ascii="JetBrains Mono" w:hAnsi="JetBrains Mono" w:cs="JetBrains Mono"/>
+          <w:sz w:val="18"/>
+          <w:szCs w:val="18"/>
+        </w:rPr>
+        <w:t xml:space="preserve">); // COMPILE ERROR: </w:t>
+      </w:r>
+      <w:proofErr w:type="spellStart"/>
+      <w:r>
+        <w:rPr>
+          <w:rFonts w:ascii="JetBrains Mono" w:hAnsi="JetBrains Mono" w:cs="JetBrains Mono"/>
+          <w:sz w:val="18"/>
+          <w:szCs w:val="18"/>
+        </w:rPr>
+        <w:t>pri_n</w:t>
+      </w:r>
+      <w:proofErr w:type="spellEnd"/>
+      <w:r>
+        <w:rPr>
+          <w:rFonts w:ascii="JetBrains Mono" w:hAnsi="JetBrains Mono" w:cs="JetBrains Mono"/>
+          <w:sz w:val="18"/>
+          <w:szCs w:val="18"/>
+        </w:rPr>
+        <w:t xml:space="preserve"> is private</w:t>
+      </w:r>
+    </w:p>
+    <w:p>
+      <w:pPr>
+        <w:keepLines/>
+        <w:spacing w:after="0" w:line="240" w:lineRule="auto"/>
+        <w:rPr>
+          <w:rFonts w:ascii="JetBrains Mono" w:hAnsi="JetBrains Mono" w:cs="JetBrains Mono"/>
+          <w:sz w:val="18"/>
+          <w:szCs w:val="18"/>
+        </w:rPr>
+      </w:pPr>
+      <w:r>
+        <w:rPr>
+          <w:rFonts w:ascii="JetBrains Mono" w:hAnsi="JetBrains Mono" w:cs="JetBrains Mono"/>
+          <w:sz w:val="18"/>
+          <w:szCs w:val="18"/>
+        </w:rPr>
+        <w:t xml:space="preserve">        </w:t>
+      </w:r>
+      <w:proofErr w:type="spellStart"/>
+      <w:r>
+        <w:rPr>
+          <w:rFonts w:ascii="JetBrains Mono" w:hAnsi="JetBrains Mono" w:cs="JetBrains Mono"/>
+          <w:sz w:val="18"/>
+          <w:szCs w:val="18"/>
+        </w:rPr>
+        <w:t>System.out.println</w:t>
+      </w:r>
+      <w:proofErr w:type="spellEnd"/>
+      <w:r>
+        <w:rPr>
+          <w:rFonts w:ascii="JetBrains Mono" w:hAnsi="JetBrains Mono" w:cs="JetBrains Mono"/>
+          <w:sz w:val="18"/>
+          <w:szCs w:val="18"/>
+        </w:rPr>
+        <w:t xml:space="preserve">("default </w:t>
+      </w:r>
+      <w:proofErr w:type="spellStart"/>
+      <w:r>
+        <w:rPr>
+          <w:rFonts w:ascii="JetBrains Mono" w:hAnsi="JetBrains Mono" w:cs="JetBrains Mono"/>
+          <w:sz w:val="18"/>
+          <w:szCs w:val="18"/>
+        </w:rPr>
+        <w:t>def_n</w:t>
+      </w:r>
+      <w:proofErr w:type="spellEnd"/>
+      <w:r>
+        <w:rPr>
+          <w:rFonts w:ascii="JetBrains Mono" w:hAnsi="JetBrains Mono" w:cs="JetBrains Mono"/>
+          <w:sz w:val="18"/>
+          <w:szCs w:val="18"/>
+        </w:rPr>
+        <w:t xml:space="preserve"> = " + </w:t>
+      </w:r>
+      <w:proofErr w:type="spellStart"/>
+      <w:r>
+        <w:rPr>
+          <w:rFonts w:ascii="JetBrains Mono" w:hAnsi="JetBrains Mono" w:cs="JetBrains Mono"/>
+          <w:sz w:val="18"/>
+          <w:szCs w:val="18"/>
+        </w:rPr>
+        <w:t>b.def_n</w:t>
+      </w:r>
+      <w:proofErr w:type="spellEnd"/>
+      <w:r>
+        <w:rPr>
+          <w:rFonts w:ascii="JetBrains Mono" w:hAnsi="JetBrains Mono" w:cs="JetBrains Mono"/>
+          <w:sz w:val="18"/>
+          <w:szCs w:val="18"/>
+        </w:rPr>
+        <w:t>);</w:t>
+      </w:r>
+    </w:p>
+    <w:p>
+      <w:pPr>
+        <w:keepLines/>
+        <w:spacing w:after="0" w:line="240" w:lineRule="auto"/>
+        <w:rPr>
+          <w:rFonts w:ascii="JetBrains Mono" w:hAnsi="JetBrains Mono" w:cs="JetBrains Mono"/>
+          <w:sz w:val="18"/>
+          <w:szCs w:val="18"/>
+        </w:rPr>
+      </w:pPr>
+      <w:r>
+        <w:rPr>
+          <w:rFonts w:ascii="JetBrains Mono" w:hAnsi="JetBrains Mono" w:cs="JetBrains Mono"/>
+          <w:sz w:val="18"/>
+          <w:szCs w:val="18"/>
+        </w:rPr>
+        <w:t xml:space="preserve">        </w:t>
+      </w:r>
+      <w:proofErr w:type="spellStart"/>
+      <w:r>
+        <w:rPr>
+          <w:rFonts w:ascii="JetBrains Mono" w:hAnsi="JetBrains Mono" w:cs="JetBrains Mono"/>
+          <w:sz w:val="18"/>
+          <w:szCs w:val="18"/>
+        </w:rPr>
+        <w:t>System.out.println</w:t>
+      </w:r>
+      <w:proofErr w:type="spellEnd"/>
+      <w:r>
+        <w:rPr>
+          <w:rFonts w:ascii="JetBrains Mono" w:hAnsi="JetBrains Mono" w:cs="JetBrains Mono"/>
+          <w:sz w:val="18"/>
+          <w:szCs w:val="18"/>
+        </w:rPr>
+        <w:t xml:space="preserve">("protected </w:t>
+      </w:r>
+      <w:proofErr w:type="spellStart"/>
+      <w:r>
+        <w:rPr>
+          <w:rFonts w:ascii="JetBrains Mono" w:hAnsi="JetBrains Mono" w:cs="JetBrains Mono"/>
+          <w:sz w:val="18"/>
+          <w:szCs w:val="18"/>
+        </w:rPr>
+        <w:t>pro_n</w:t>
+      </w:r>
+      <w:proofErr w:type="spellEnd"/>
+      <w:r>
+        <w:rPr>
+          <w:rFonts w:ascii="JetBrains Mono" w:hAnsi="JetBrains Mono" w:cs="JetBrains Mono"/>
+          <w:sz w:val="18"/>
+          <w:szCs w:val="18"/>
+        </w:rPr>
+        <w:t xml:space="preserve"> = " + </w:t>
+      </w:r>
+      <w:proofErr w:type="spellStart"/>
+      <w:r>
+        <w:rPr>
+          <w:rFonts w:ascii="JetBrains Mono" w:hAnsi="JetBrains Mono" w:cs="JetBrains Mono"/>
+          <w:sz w:val="18"/>
+          <w:szCs w:val="18"/>
+        </w:rPr>
+        <w:t>b.pro_n</w:t>
+      </w:r>
+      <w:proofErr w:type="spellEnd"/>
+      <w:r>
+        <w:rPr>
+          <w:rFonts w:ascii="JetBrains Mono" w:hAnsi="JetBrains Mono" w:cs="JetBrains Mono"/>
+          <w:sz w:val="18"/>
+          <w:szCs w:val="18"/>
+        </w:rPr>
+        <w:t>);</w:t>
+      </w:r>
+    </w:p>
+    <w:p>
+      <w:pPr>
+        <w:keepLines/>
+        <w:spacing w:after="0" w:line="240" w:lineRule="auto"/>
+        <w:rPr>
+          <w:rFonts w:ascii="JetBrains Mono" w:hAnsi="JetBrains Mono" w:cs="JetBrains Mono"/>
+          <w:sz w:val="18"/>
+          <w:szCs w:val="18"/>
+        </w:rPr>
+      </w:pPr>
+      <w:r>
+        <w:rPr>
+          <w:rFonts w:ascii="JetBrains Mono" w:hAnsi="JetBrains Mono" w:cs="JetBrains Mono"/>
+          <w:sz w:val="18"/>
+          <w:szCs w:val="18"/>
+        </w:rPr>
+        <w:t xml:space="preserve">        </w:t>
+      </w:r>
+      <w:proofErr w:type="spellStart"/>
+      <w:r>
+        <w:rPr>
+          <w:rFonts w:ascii="JetBrains Mono" w:hAnsi="JetBrains Mono" w:cs="JetBrains Mono"/>
+          <w:sz w:val="18"/>
+          <w:szCs w:val="18"/>
+        </w:rPr>
+        <w:t>System.out.println</w:t>
+      </w:r>
+      <w:proofErr w:type="spellEnd"/>
+      <w:r>
+        <w:rPr>
+          <w:rFonts w:ascii="JetBrains Mono" w:hAnsi="JetBrains Mono" w:cs="JetBrains Mono"/>
+          <w:sz w:val="18"/>
+          <w:szCs w:val="18"/>
+        </w:rPr>
+        <w:t xml:space="preserve">("public </w:t>
+      </w:r>
+      <w:proofErr w:type="spellStart"/>
+      <w:r>
+        <w:rPr>
+          <w:rFonts w:ascii="JetBrains Mono" w:hAnsi="JetBrains Mono" w:cs="JetBrains Mono"/>
+          <w:sz w:val="18"/>
+          <w:szCs w:val="18"/>
+        </w:rPr>
+        <w:t>pub_n</w:t>
+      </w:r>
+      <w:proofErr w:type="spellEnd"/>
+      <w:r>
+        <w:rPr>
+          <w:rFonts w:ascii="JetBrains Mono" w:hAnsi="JetBrains Mono" w:cs="JetBrains Mono"/>
+          <w:sz w:val="18"/>
+          <w:szCs w:val="18"/>
+        </w:rPr>
+        <w:t xml:space="preserve"> = " + </w:t>
+      </w:r>
+      <w:proofErr w:type="spellStart"/>
+      <w:r>
+        <w:rPr>
+          <w:rFonts w:ascii="JetBrains Mono" w:hAnsi="JetBrains Mono" w:cs="JetBrains Mono"/>
+          <w:sz w:val="18"/>
+          <w:szCs w:val="18"/>
+        </w:rPr>
+        <w:t>b.pub_n</w:t>
+      </w:r>
+      <w:proofErr w:type="spellEnd"/>
+      <w:r>
+        <w:rPr>
+          <w:rFonts w:ascii="JetBrains Mono" w:hAnsi="JetBrains Mono" w:cs="JetBrains Mono"/>
+          <w:sz w:val="18"/>
+          <w:szCs w:val="18"/>
+        </w:rPr>
+        <w:t>);</w:t>
+      </w:r>
+    </w:p>
+    <w:p>
+      <w:pPr>
         <w:keepLines/>
         <w:spacing w:after="0" w:line="240" w:lineRule="auto"/>
         <w:rPr>
@@ -5222,7 +8739,6 @@
     </w:p>
     <w:p>
       <w:pPr>
-        <w:keepNext/>
         <w:keepLines/>
         <w:spacing w:after="0" w:line="240" w:lineRule="auto"/>
         <w:rPr>
@@ -5242,77 +8758,195 @@
     </w:p>
     <w:p>
       <w:pPr>
-        <w:keepNext/>
-        <w:keepLines/>
-        <w:spacing w:after="0" w:line="240" w:lineRule="auto"/>
-        <w:rPr>
-          <w:rFonts w:ascii="JetBrains Mono" w:hAnsi="JetBrains Mono" w:cs="JetBrains Mono"/>
-          <w:sz w:val="18"/>
-          <w:szCs w:val="18"/>
-        </w:rPr>
-      </w:pPr>
-    </w:p>
-    <w:p>
-      <w:pPr>
-        <w:keepNext/>
-        <w:keepLines/>
-        <w:spacing w:after="0" w:line="240" w:lineRule="auto"/>
-        <w:rPr>
-          <w:rFonts w:ascii="JetBrains Mono" w:hAnsi="JetBrains Mono" w:cs="JetBrains Mono"/>
-          <w:sz w:val="18"/>
-          <w:szCs w:val="18"/>
-        </w:rPr>
-      </w:pPr>
-      <w:r>
-        <w:rPr>
-          <w:rFonts w:ascii="JetBrains Mono" w:hAnsi="JetBrains Mono" w:cs="JetBrains Mono"/>
-          <w:sz w:val="18"/>
-          <w:szCs w:val="18"/>
-        </w:rPr>
-        <w:t>class Hexagon extends Shape {</w:t>
-      </w:r>
-    </w:p>
-    <w:p>
-      <w:pPr>
-        <w:keepNext/>
-        <w:keepLines/>
-        <w:spacing w:after="0" w:line="240" w:lineRule="auto"/>
-        <w:rPr>
-          <w:rFonts w:ascii="JetBrains Mono" w:hAnsi="JetBrains Mono" w:cs="JetBrains Mono"/>
-          <w:sz w:val="18"/>
-          <w:szCs w:val="18"/>
-        </w:rPr>
-      </w:pPr>
-      <w:r>
-        <w:rPr>
-          <w:rFonts w:ascii="JetBrains Mono" w:hAnsi="JetBrains Mono" w:cs="JetBrains Mono"/>
-          <w:sz w:val="18"/>
-          <w:szCs w:val="18"/>
-        </w:rPr>
-        <w:t xml:space="preserve">    void </w:t>
-      </w:r>
-      <w:proofErr w:type="spellStart"/>
-      <w:r>
-        <w:rPr>
-          <w:rFonts w:ascii="JetBrains Mono" w:hAnsi="JetBrains Mono" w:cs="JetBrains Mono"/>
-          <w:sz w:val="18"/>
-          <w:szCs w:val="18"/>
-        </w:rPr>
-        <w:t>noOfSides</w:t>
-      </w:r>
-      <w:proofErr w:type="spellEnd"/>
-      <w:r>
-        <w:rPr>
-          <w:rFonts w:ascii="JetBrains Mono" w:hAnsi="JetBrains Mono" w:cs="JetBrains Mono"/>
-          <w:sz w:val="18"/>
-          <w:szCs w:val="18"/>
-        </w:rPr>
-        <w:t>() {</w:t>
-      </w:r>
-    </w:p>
-    <w:p>
-      <w:pPr>
-        <w:keepNext/>
+        <w:keepLines/>
+        <w:spacing w:after="0" w:line="240" w:lineRule="auto"/>
+        <w:rPr>
+          <w:rFonts w:ascii="JetBrains Mono" w:hAnsi="JetBrains Mono" w:cs="JetBrains Mono"/>
+          <w:b/>
+          <w:bCs/>
+          <w:sz w:val="18"/>
+          <w:szCs w:val="18"/>
+        </w:rPr>
+      </w:pPr>
+    </w:p>
+    <w:p>
+      <w:pPr>
+        <w:keepLines/>
+        <w:spacing w:after="0" w:line="240" w:lineRule="auto"/>
+        <w:rPr>
+          <w:rFonts w:ascii="JetBrains Mono" w:hAnsi="JetBrains Mono" w:cs="JetBrains Mono"/>
+          <w:b/>
+          <w:bCs/>
+          <w:sz w:val="18"/>
+          <w:szCs w:val="18"/>
+        </w:rPr>
+      </w:pPr>
+      <w:r>
+        <w:rPr>
+          <w:rFonts w:ascii="JetBrains Mono" w:hAnsi="JetBrains Mono" w:cs="JetBrains Mono"/>
+          <w:b/>
+          <w:bCs/>
+          <w:sz w:val="18"/>
+          <w:szCs w:val="18"/>
+        </w:rPr>
+        <w:lastRenderedPageBreak/>
+        <w:t>pkg2/SubClass.java</w:t>
+      </w:r>
+    </w:p>
+    <w:p>
+      <w:pPr>
+        <w:keepLines/>
+        <w:spacing w:after="0" w:line="240" w:lineRule="auto"/>
+        <w:rPr>
+          <w:rFonts w:ascii="JetBrains Mono" w:hAnsi="JetBrains Mono" w:cs="JetBrains Mono"/>
+          <w:sz w:val="18"/>
+          <w:szCs w:val="18"/>
+        </w:rPr>
+      </w:pPr>
+      <w:r>
+        <w:rPr>
+          <w:rFonts w:ascii="JetBrains Mono" w:hAnsi="JetBrains Mono" w:cs="JetBrains Mono"/>
+          <w:sz w:val="18"/>
+          <w:szCs w:val="18"/>
+        </w:rPr>
+        <w:t>package pkg2;</w:t>
+      </w:r>
+    </w:p>
+    <w:p>
+      <w:pPr>
+        <w:keepLines/>
+        <w:spacing w:after="0" w:line="240" w:lineRule="auto"/>
+        <w:rPr>
+          <w:rFonts w:ascii="JetBrains Mono" w:hAnsi="JetBrains Mono" w:cs="JetBrains Mono"/>
+          <w:sz w:val="18"/>
+          <w:szCs w:val="18"/>
+        </w:rPr>
+      </w:pPr>
+    </w:p>
+    <w:p>
+      <w:pPr>
+        <w:keepLines/>
+        <w:spacing w:after="0" w:line="240" w:lineRule="auto"/>
+        <w:rPr>
+          <w:rFonts w:ascii="JetBrains Mono" w:hAnsi="JetBrains Mono" w:cs="JetBrains Mono"/>
+          <w:sz w:val="18"/>
+          <w:szCs w:val="18"/>
+        </w:rPr>
+      </w:pPr>
+      <w:r>
+        <w:rPr>
+          <w:rFonts w:ascii="JetBrains Mono" w:hAnsi="JetBrains Mono" w:cs="JetBrains Mono"/>
+          <w:sz w:val="18"/>
+          <w:szCs w:val="18"/>
+        </w:rPr>
+        <w:t>import pkg1.BaseClass;</w:t>
+      </w:r>
+    </w:p>
+    <w:p>
+      <w:pPr>
+        <w:keepLines/>
+        <w:spacing w:after="0" w:line="240" w:lineRule="auto"/>
+        <w:rPr>
+          <w:rFonts w:ascii="JetBrains Mono" w:hAnsi="JetBrains Mono" w:cs="JetBrains Mono"/>
+          <w:sz w:val="18"/>
+          <w:szCs w:val="18"/>
+        </w:rPr>
+      </w:pPr>
+    </w:p>
+    <w:p>
+      <w:pPr>
+        <w:keepLines/>
+        <w:spacing w:after="0" w:line="240" w:lineRule="auto"/>
+        <w:rPr>
+          <w:rFonts w:ascii="JetBrains Mono" w:hAnsi="JetBrains Mono" w:cs="JetBrains Mono"/>
+          <w:sz w:val="18"/>
+          <w:szCs w:val="18"/>
+        </w:rPr>
+      </w:pPr>
+      <w:r>
+        <w:rPr>
+          <w:rFonts w:ascii="JetBrains Mono" w:hAnsi="JetBrains Mono" w:cs="JetBrains Mono"/>
+          <w:sz w:val="18"/>
+          <w:szCs w:val="18"/>
+        </w:rPr>
+        <w:t xml:space="preserve">public class </w:t>
+      </w:r>
+      <w:proofErr w:type="spellStart"/>
+      <w:r>
+        <w:rPr>
+          <w:rFonts w:ascii="JetBrains Mono" w:hAnsi="JetBrains Mono" w:cs="JetBrains Mono"/>
+          <w:sz w:val="18"/>
+          <w:szCs w:val="18"/>
+        </w:rPr>
+        <w:t>SubClass</w:t>
+      </w:r>
+      <w:proofErr w:type="spellEnd"/>
+      <w:r>
+        <w:rPr>
+          <w:rFonts w:ascii="JetBrains Mono" w:hAnsi="JetBrains Mono" w:cs="JetBrains Mono"/>
+          <w:sz w:val="18"/>
+          <w:szCs w:val="18"/>
+        </w:rPr>
+        <w:t xml:space="preserve"> extends </w:t>
+      </w:r>
+      <w:proofErr w:type="spellStart"/>
+      <w:r>
+        <w:rPr>
+          <w:rFonts w:ascii="JetBrains Mono" w:hAnsi="JetBrains Mono" w:cs="JetBrains Mono"/>
+          <w:sz w:val="18"/>
+          <w:szCs w:val="18"/>
+        </w:rPr>
+        <w:t>BaseClass</w:t>
+      </w:r>
+      <w:proofErr w:type="spellEnd"/>
+      <w:r>
+        <w:rPr>
+          <w:rFonts w:ascii="JetBrains Mono" w:hAnsi="JetBrains Mono" w:cs="JetBrains Mono"/>
+          <w:sz w:val="18"/>
+          <w:szCs w:val="18"/>
+        </w:rPr>
+        <w:t xml:space="preserve"> {</w:t>
+      </w:r>
+    </w:p>
+    <w:p>
+      <w:pPr>
+        <w:keepLines/>
+        <w:spacing w:after="0" w:line="240" w:lineRule="auto"/>
+        <w:rPr>
+          <w:rFonts w:ascii="JetBrains Mono" w:hAnsi="JetBrains Mono" w:cs="JetBrains Mono"/>
+          <w:sz w:val="18"/>
+          <w:szCs w:val="18"/>
+        </w:rPr>
+      </w:pPr>
+      <w:r>
+        <w:rPr>
+          <w:rFonts w:ascii="JetBrains Mono" w:hAnsi="JetBrains Mono" w:cs="JetBrains Mono"/>
+          <w:sz w:val="18"/>
+          <w:szCs w:val="18"/>
+        </w:rPr>
+        <w:t xml:space="preserve">    public void </w:t>
+      </w:r>
+      <w:proofErr w:type="gramStart"/>
+      <w:r>
+        <w:rPr>
+          <w:rFonts w:ascii="JetBrains Mono" w:hAnsi="JetBrains Mono" w:cs="JetBrains Mono"/>
+          <w:sz w:val="18"/>
+          <w:szCs w:val="18"/>
+        </w:rPr>
+        <w:t>display(</w:t>
+      </w:r>
+      <w:proofErr w:type="gramEnd"/>
+      <w:r>
+        <w:rPr>
+          <w:rFonts w:ascii="JetBrains Mono" w:hAnsi="JetBrains Mono" w:cs="JetBrains Mono"/>
+          <w:sz w:val="18"/>
+          <w:szCs w:val="18"/>
+        </w:rPr>
+        <w:t>) {</w:t>
+      </w:r>
+    </w:p>
+    <w:p>
+      <w:pPr>
         <w:keepLines/>
         <w:spacing w:after="0" w:line="240" w:lineRule="auto"/>
         <w:rPr>
@@ -5345,12 +8979,359 @@
           <w:sz w:val="18"/>
           <w:szCs w:val="18"/>
         </w:rPr>
-        <w:t>("Number of sides for Hexagon: 6");</w:t>
-      </w:r>
-    </w:p>
-    <w:p>
-      <w:pPr>
-        <w:keepNext/>
+        <w:t xml:space="preserve">("\n--- Inside </w:t>
+      </w:r>
+      <w:proofErr w:type="spellStart"/>
+      <w:r>
+        <w:rPr>
+          <w:rFonts w:ascii="JetBrains Mono" w:hAnsi="JetBrains Mono" w:cs="JetBrains Mono"/>
+          <w:sz w:val="18"/>
+          <w:szCs w:val="18"/>
+        </w:rPr>
+        <w:t>SubClass</w:t>
+      </w:r>
+      <w:proofErr w:type="spellEnd"/>
+      <w:r>
+        <w:rPr>
+          <w:rFonts w:ascii="JetBrains Mono" w:hAnsi="JetBrains Mono" w:cs="JetBrains Mono"/>
+          <w:sz w:val="18"/>
+          <w:szCs w:val="18"/>
+        </w:rPr>
+        <w:t xml:space="preserve"> (Different Package Subclass: pkg2) ---");</w:t>
+      </w:r>
+    </w:p>
+    <w:p>
+      <w:pPr>
+        <w:keepLines/>
+        <w:spacing w:after="0" w:line="240" w:lineRule="auto"/>
+        <w:rPr>
+          <w:rFonts w:ascii="JetBrains Mono" w:hAnsi="JetBrains Mono" w:cs="JetBrains Mono"/>
+          <w:sz w:val="18"/>
+          <w:szCs w:val="18"/>
+        </w:rPr>
+      </w:pPr>
+      <w:r>
+        <w:rPr>
+          <w:rFonts w:ascii="JetBrains Mono" w:hAnsi="JetBrains Mono" w:cs="JetBrains Mono"/>
+          <w:sz w:val="18"/>
+          <w:szCs w:val="18"/>
+        </w:rPr>
+        <w:t xml:space="preserve">        // </w:t>
+      </w:r>
+      <w:proofErr w:type="spellStart"/>
+      <w:r>
+        <w:rPr>
+          <w:rFonts w:ascii="JetBrains Mono" w:hAnsi="JetBrains Mono" w:cs="JetBrains Mono"/>
+          <w:sz w:val="18"/>
+          <w:szCs w:val="18"/>
+        </w:rPr>
+        <w:t>System.out.println</w:t>
+      </w:r>
+      <w:proofErr w:type="spellEnd"/>
+      <w:r>
+        <w:rPr>
+          <w:rFonts w:ascii="JetBrains Mono" w:hAnsi="JetBrains Mono" w:cs="JetBrains Mono"/>
+          <w:sz w:val="18"/>
+          <w:szCs w:val="18"/>
+        </w:rPr>
+        <w:t>(</w:t>
+      </w:r>
+      <w:proofErr w:type="spellStart"/>
+      <w:r>
+        <w:rPr>
+          <w:rFonts w:ascii="JetBrains Mono" w:hAnsi="JetBrains Mono" w:cs="JetBrains Mono"/>
+          <w:sz w:val="18"/>
+          <w:szCs w:val="18"/>
+        </w:rPr>
+        <w:t>pri_n</w:t>
+      </w:r>
+      <w:proofErr w:type="spellEnd"/>
+      <w:r>
+        <w:rPr>
+          <w:rFonts w:ascii="JetBrains Mono" w:hAnsi="JetBrains Mono" w:cs="JetBrains Mono"/>
+          <w:sz w:val="18"/>
+          <w:szCs w:val="18"/>
+        </w:rPr>
+        <w:t xml:space="preserve">); // COMPILE ERROR: </w:t>
+      </w:r>
+      <w:proofErr w:type="spellStart"/>
+      <w:r>
+        <w:rPr>
+          <w:rFonts w:ascii="JetBrains Mono" w:hAnsi="JetBrains Mono" w:cs="JetBrains Mono"/>
+          <w:sz w:val="18"/>
+          <w:szCs w:val="18"/>
+        </w:rPr>
+        <w:t>pri_n</w:t>
+      </w:r>
+      <w:proofErr w:type="spellEnd"/>
+      <w:r>
+        <w:rPr>
+          <w:rFonts w:ascii="JetBrains Mono" w:hAnsi="JetBrains Mono" w:cs="JetBrains Mono"/>
+          <w:sz w:val="18"/>
+          <w:szCs w:val="18"/>
+        </w:rPr>
+        <w:t xml:space="preserve"> is private</w:t>
+      </w:r>
+    </w:p>
+    <w:p>
+      <w:pPr>
+        <w:keepLines/>
+        <w:spacing w:after="0" w:line="240" w:lineRule="auto"/>
+        <w:rPr>
+          <w:rFonts w:ascii="JetBrains Mono" w:hAnsi="JetBrains Mono" w:cs="JetBrains Mono"/>
+          <w:sz w:val="18"/>
+          <w:szCs w:val="18"/>
+        </w:rPr>
+      </w:pPr>
+      <w:r>
+        <w:rPr>
+          <w:rFonts w:ascii="JetBrains Mono" w:hAnsi="JetBrains Mono" w:cs="JetBrains Mono"/>
+          <w:sz w:val="18"/>
+          <w:szCs w:val="18"/>
+        </w:rPr>
+        <w:t xml:space="preserve">        // </w:t>
+      </w:r>
+      <w:proofErr w:type="spellStart"/>
+      <w:r>
+        <w:rPr>
+          <w:rFonts w:ascii="JetBrains Mono" w:hAnsi="JetBrains Mono" w:cs="JetBrains Mono"/>
+          <w:sz w:val="18"/>
+          <w:szCs w:val="18"/>
+        </w:rPr>
+        <w:t>System.out.println</w:t>
+      </w:r>
+      <w:proofErr w:type="spellEnd"/>
+      <w:r>
+        <w:rPr>
+          <w:rFonts w:ascii="JetBrains Mono" w:hAnsi="JetBrains Mono" w:cs="JetBrains Mono"/>
+          <w:sz w:val="18"/>
+          <w:szCs w:val="18"/>
+        </w:rPr>
+        <w:t>(</w:t>
+      </w:r>
+      <w:proofErr w:type="spellStart"/>
+      <w:r>
+        <w:rPr>
+          <w:rFonts w:ascii="JetBrains Mono" w:hAnsi="JetBrains Mono" w:cs="JetBrains Mono"/>
+          <w:sz w:val="18"/>
+          <w:szCs w:val="18"/>
+        </w:rPr>
+        <w:t>def_n</w:t>
+      </w:r>
+      <w:proofErr w:type="spellEnd"/>
+      <w:r>
+        <w:rPr>
+          <w:rFonts w:ascii="JetBrains Mono" w:hAnsi="JetBrains Mono" w:cs="JetBrains Mono"/>
+          <w:sz w:val="18"/>
+          <w:szCs w:val="18"/>
+        </w:rPr>
+        <w:t xml:space="preserve">); // COMPILE ERROR: </w:t>
+      </w:r>
+      <w:proofErr w:type="spellStart"/>
+      <w:r>
+        <w:rPr>
+          <w:rFonts w:ascii="JetBrains Mono" w:hAnsi="JetBrains Mono" w:cs="JetBrains Mono"/>
+          <w:sz w:val="18"/>
+          <w:szCs w:val="18"/>
+        </w:rPr>
+        <w:t>def_n</w:t>
+      </w:r>
+      <w:proofErr w:type="spellEnd"/>
+      <w:r>
+        <w:rPr>
+          <w:rFonts w:ascii="JetBrains Mono" w:hAnsi="JetBrains Mono" w:cs="JetBrains Mono"/>
+          <w:sz w:val="18"/>
+          <w:szCs w:val="18"/>
+        </w:rPr>
+        <w:t xml:space="preserve"> is package-private</w:t>
+      </w:r>
+    </w:p>
+    <w:p>
+      <w:pPr>
+        <w:keepLines/>
+        <w:spacing w:after="0" w:line="240" w:lineRule="auto"/>
+        <w:rPr>
+          <w:rFonts w:ascii="JetBrains Mono" w:hAnsi="JetBrains Mono" w:cs="JetBrains Mono"/>
+          <w:sz w:val="18"/>
+          <w:szCs w:val="18"/>
+        </w:rPr>
+      </w:pPr>
+      <w:r>
+        <w:rPr>
+          <w:rFonts w:ascii="JetBrains Mono" w:hAnsi="JetBrains Mono" w:cs="JetBrains Mono"/>
+          <w:sz w:val="18"/>
+          <w:szCs w:val="18"/>
+        </w:rPr>
+        <w:t xml:space="preserve">        </w:t>
+      </w:r>
+    </w:p>
+    <w:p>
+      <w:pPr>
+        <w:keepLines/>
+        <w:spacing w:after="0" w:line="240" w:lineRule="auto"/>
+        <w:rPr>
+          <w:rFonts w:ascii="JetBrains Mono" w:hAnsi="JetBrains Mono" w:cs="JetBrains Mono"/>
+          <w:sz w:val="18"/>
+          <w:szCs w:val="18"/>
+        </w:rPr>
+      </w:pPr>
+      <w:r>
+        <w:rPr>
+          <w:rFonts w:ascii="JetBrains Mono" w:hAnsi="JetBrains Mono" w:cs="JetBrains Mono"/>
+          <w:sz w:val="18"/>
+          <w:szCs w:val="18"/>
+        </w:rPr>
+        <w:t xml:space="preserve">        // Accessible via inheritance:</w:t>
+      </w:r>
+    </w:p>
+    <w:p>
+      <w:pPr>
+        <w:keepLines/>
+        <w:spacing w:after="0" w:line="240" w:lineRule="auto"/>
+        <w:rPr>
+          <w:rFonts w:ascii="JetBrains Mono" w:hAnsi="JetBrains Mono" w:cs="JetBrains Mono"/>
+          <w:sz w:val="18"/>
+          <w:szCs w:val="18"/>
+        </w:rPr>
+      </w:pPr>
+      <w:r>
+        <w:rPr>
+          <w:rFonts w:ascii="JetBrains Mono" w:hAnsi="JetBrains Mono" w:cs="JetBrains Mono"/>
+          <w:sz w:val="18"/>
+          <w:szCs w:val="18"/>
+        </w:rPr>
+        <w:t xml:space="preserve">        </w:t>
+      </w:r>
+      <w:proofErr w:type="spellStart"/>
+      <w:r>
+        <w:rPr>
+          <w:rFonts w:ascii="JetBrains Mono" w:hAnsi="JetBrains Mono" w:cs="JetBrains Mono"/>
+          <w:sz w:val="18"/>
+          <w:szCs w:val="18"/>
+        </w:rPr>
+        <w:t>System.out.println</w:t>
+      </w:r>
+      <w:proofErr w:type="spellEnd"/>
+      <w:r>
+        <w:rPr>
+          <w:rFonts w:ascii="JetBrains Mono" w:hAnsi="JetBrains Mono" w:cs="JetBrains Mono"/>
+          <w:sz w:val="18"/>
+          <w:szCs w:val="18"/>
+        </w:rPr>
+        <w:t xml:space="preserve">("protected </w:t>
+      </w:r>
+      <w:proofErr w:type="spellStart"/>
+      <w:r>
+        <w:rPr>
+          <w:rFonts w:ascii="JetBrains Mono" w:hAnsi="JetBrains Mono" w:cs="JetBrains Mono"/>
+          <w:sz w:val="18"/>
+          <w:szCs w:val="18"/>
+        </w:rPr>
+        <w:t>pro_n</w:t>
+      </w:r>
+      <w:proofErr w:type="spellEnd"/>
+      <w:r>
+        <w:rPr>
+          <w:rFonts w:ascii="JetBrains Mono" w:hAnsi="JetBrains Mono" w:cs="JetBrains Mono"/>
+          <w:sz w:val="18"/>
+          <w:szCs w:val="18"/>
+        </w:rPr>
+        <w:t xml:space="preserve"> = " + </w:t>
+      </w:r>
+      <w:proofErr w:type="spellStart"/>
+      <w:r>
+        <w:rPr>
+          <w:rFonts w:ascii="JetBrains Mono" w:hAnsi="JetBrains Mono" w:cs="JetBrains Mono"/>
+          <w:sz w:val="18"/>
+          <w:szCs w:val="18"/>
+        </w:rPr>
+        <w:t>pro_n</w:t>
+      </w:r>
+      <w:proofErr w:type="spellEnd"/>
+      <w:r>
+        <w:rPr>
+          <w:rFonts w:ascii="JetBrains Mono" w:hAnsi="JetBrains Mono" w:cs="JetBrains Mono"/>
+          <w:sz w:val="18"/>
+          <w:szCs w:val="18"/>
+        </w:rPr>
+        <w:t>);</w:t>
+      </w:r>
+    </w:p>
+    <w:p>
+      <w:pPr>
+        <w:keepLines/>
+        <w:spacing w:after="0" w:line="240" w:lineRule="auto"/>
+        <w:rPr>
+          <w:rFonts w:ascii="JetBrains Mono" w:hAnsi="JetBrains Mono" w:cs="JetBrains Mono"/>
+          <w:sz w:val="18"/>
+          <w:szCs w:val="18"/>
+        </w:rPr>
+      </w:pPr>
+      <w:r>
+        <w:rPr>
+          <w:rFonts w:ascii="JetBrains Mono" w:hAnsi="JetBrains Mono" w:cs="JetBrains Mono"/>
+          <w:sz w:val="18"/>
+          <w:szCs w:val="18"/>
+        </w:rPr>
+        <w:t xml:space="preserve">        </w:t>
+      </w:r>
+      <w:proofErr w:type="spellStart"/>
+      <w:r>
+        <w:rPr>
+          <w:rFonts w:ascii="JetBrains Mono" w:hAnsi="JetBrains Mono" w:cs="JetBrains Mono"/>
+          <w:sz w:val="18"/>
+          <w:szCs w:val="18"/>
+        </w:rPr>
+        <w:t>System.out.println</w:t>
+      </w:r>
+      <w:proofErr w:type="spellEnd"/>
+      <w:r>
+        <w:rPr>
+          <w:rFonts w:ascii="JetBrains Mono" w:hAnsi="JetBrains Mono" w:cs="JetBrains Mono"/>
+          <w:sz w:val="18"/>
+          <w:szCs w:val="18"/>
+        </w:rPr>
+        <w:t xml:space="preserve">("public </w:t>
+      </w:r>
+      <w:proofErr w:type="spellStart"/>
+      <w:r>
+        <w:rPr>
+          <w:rFonts w:ascii="JetBrains Mono" w:hAnsi="JetBrains Mono" w:cs="JetBrains Mono"/>
+          <w:sz w:val="18"/>
+          <w:szCs w:val="18"/>
+        </w:rPr>
+        <w:t>pub_n</w:t>
+      </w:r>
+      <w:proofErr w:type="spellEnd"/>
+      <w:r>
+        <w:rPr>
+          <w:rFonts w:ascii="JetBrains Mono" w:hAnsi="JetBrains Mono" w:cs="JetBrains Mono"/>
+          <w:sz w:val="18"/>
+          <w:szCs w:val="18"/>
+        </w:rPr>
+        <w:t xml:space="preserve"> = " + </w:t>
+      </w:r>
+      <w:proofErr w:type="spellStart"/>
+      <w:r>
+        <w:rPr>
+          <w:rFonts w:ascii="JetBrains Mono" w:hAnsi="JetBrains Mono" w:cs="JetBrains Mono"/>
+          <w:sz w:val="18"/>
+          <w:szCs w:val="18"/>
+        </w:rPr>
+        <w:t>pub_n</w:t>
+      </w:r>
+      <w:proofErr w:type="spellEnd"/>
+      <w:r>
+        <w:rPr>
+          <w:rFonts w:ascii="JetBrains Mono" w:hAnsi="JetBrains Mono" w:cs="JetBrains Mono"/>
+          <w:sz w:val="18"/>
+          <w:szCs w:val="18"/>
+        </w:rPr>
+        <w:t>);</w:t>
+      </w:r>
+    </w:p>
+    <w:p>
+      <w:pPr>
         <w:keepLines/>
         <w:spacing w:after="0" w:line="240" w:lineRule="auto"/>
         <w:rPr>
@@ -5370,7 +9351,6 @@
     </w:p>
     <w:p>
       <w:pPr>
-        <w:keepNext/>
         <w:keepLines/>
         <w:spacing w:after="0" w:line="240" w:lineRule="auto"/>
         <w:rPr>
@@ -5390,19 +9370,102 @@
     </w:p>
     <w:p>
       <w:pPr>
-        <w:keepNext/>
-        <w:keepLines/>
-        <w:spacing w:after="0" w:line="240" w:lineRule="auto"/>
-        <w:rPr>
-          <w:rFonts w:ascii="JetBrains Mono" w:hAnsi="JetBrains Mono" w:cs="JetBrains Mono"/>
-          <w:sz w:val="18"/>
-          <w:szCs w:val="18"/>
-        </w:rPr>
-      </w:pPr>
-    </w:p>
-    <w:p>
-      <w:pPr>
-        <w:keepNext/>
+        <w:keepLines/>
+        <w:spacing w:after="0" w:line="240" w:lineRule="auto"/>
+        <w:rPr>
+          <w:rFonts w:ascii="JetBrains Mono" w:hAnsi="JetBrains Mono" w:cs="JetBrains Mono"/>
+          <w:b/>
+          <w:bCs/>
+          <w:sz w:val="18"/>
+          <w:szCs w:val="18"/>
+        </w:rPr>
+      </w:pPr>
+    </w:p>
+    <w:p>
+      <w:pPr>
+        <w:keepLines/>
+        <w:spacing w:after="0" w:line="240" w:lineRule="auto"/>
+        <w:rPr>
+          <w:rFonts w:ascii="JetBrains Mono" w:hAnsi="JetBrains Mono" w:cs="JetBrains Mono"/>
+          <w:b/>
+          <w:bCs/>
+          <w:sz w:val="18"/>
+          <w:szCs w:val="18"/>
+        </w:rPr>
+      </w:pPr>
+      <w:r>
+        <w:rPr>
+          <w:rFonts w:ascii="JetBrains Mono" w:hAnsi="JetBrains Mono" w:cs="JetBrains Mono"/>
+          <w:b/>
+          <w:bCs/>
+          <w:sz w:val="18"/>
+          <w:szCs w:val="18"/>
+        </w:rPr>
+        <w:t>pkg2/OtherPackageClass.java</w:t>
+      </w:r>
+    </w:p>
+    <w:p>
+      <w:pPr>
+        <w:keepLines/>
+        <w:spacing w:after="0" w:line="240" w:lineRule="auto"/>
+        <w:rPr>
+          <w:rFonts w:ascii="JetBrains Mono" w:hAnsi="JetBrains Mono" w:cs="JetBrains Mono"/>
+          <w:sz w:val="18"/>
+          <w:szCs w:val="18"/>
+        </w:rPr>
+      </w:pPr>
+      <w:r>
+        <w:rPr>
+          <w:rFonts w:ascii="JetBrains Mono" w:hAnsi="JetBrains Mono" w:cs="JetBrains Mono"/>
+          <w:sz w:val="18"/>
+          <w:szCs w:val="18"/>
+        </w:rPr>
+        <w:t>package pkg2;</w:t>
+      </w:r>
+    </w:p>
+    <w:p>
+      <w:pPr>
+        <w:keepLines/>
+        <w:spacing w:after="0" w:line="240" w:lineRule="auto"/>
+        <w:rPr>
+          <w:rFonts w:ascii="JetBrains Mono" w:hAnsi="JetBrains Mono" w:cs="JetBrains Mono"/>
+          <w:sz w:val="18"/>
+          <w:szCs w:val="18"/>
+        </w:rPr>
+      </w:pPr>
+    </w:p>
+    <w:p>
+      <w:pPr>
+        <w:keepLines/>
+        <w:spacing w:after="0" w:line="240" w:lineRule="auto"/>
+        <w:rPr>
+          <w:rFonts w:ascii="JetBrains Mono" w:hAnsi="JetBrains Mono" w:cs="JetBrains Mono"/>
+          <w:sz w:val="18"/>
+          <w:szCs w:val="18"/>
+        </w:rPr>
+      </w:pPr>
+      <w:r>
+        <w:rPr>
+          <w:rFonts w:ascii="JetBrains Mono" w:hAnsi="JetBrains Mono" w:cs="JetBrains Mono"/>
+          <w:sz w:val="18"/>
+          <w:szCs w:val="18"/>
+        </w:rPr>
+        <w:t>import pkg1.BaseClass;</w:t>
+      </w:r>
+    </w:p>
+    <w:p>
+      <w:pPr>
+        <w:keepLines/>
+        <w:spacing w:after="0" w:line="240" w:lineRule="auto"/>
+        <w:rPr>
+          <w:rFonts w:ascii="JetBrains Mono" w:hAnsi="JetBrains Mono" w:cs="JetBrains Mono"/>
+          <w:sz w:val="18"/>
+          <w:szCs w:val="18"/>
+        </w:rPr>
+      </w:pPr>
+    </w:p>
+    <w:p>
+      <w:pPr>
         <w:keepLines/>
         <w:spacing w:after="0" w:line="240" w:lineRule="auto"/>
         <w:rPr>
@@ -5426,7 +9489,7 @@
           <w:sz w:val="18"/>
           <w:szCs w:val="18"/>
         </w:rPr>
-        <w:t>ShapeDemo</w:t>
+        <w:t>OtherPackageClass</w:t>
       </w:r>
       <w:proofErr w:type="spellEnd"/>
       <w:r>
@@ -5440,33 +9503,32 @@
     </w:p>
     <w:p>
       <w:pPr>
-        <w:keepNext/>
-        <w:keepLines/>
-        <w:spacing w:after="0" w:line="240" w:lineRule="auto"/>
-        <w:rPr>
-          <w:rFonts w:ascii="JetBrains Mono" w:hAnsi="JetBrains Mono" w:cs="JetBrains Mono"/>
-          <w:sz w:val="18"/>
-          <w:szCs w:val="18"/>
-        </w:rPr>
-      </w:pPr>
-      <w:r>
-        <w:rPr>
-          <w:rFonts w:ascii="JetBrains Mono" w:hAnsi="JetBrains Mono" w:cs="JetBrains Mono"/>
-          <w:sz w:val="18"/>
-          <w:szCs w:val="18"/>
-        </w:rPr>
-        <w:t xml:space="preserve">    public static void main(String[] </w:t>
-      </w:r>
-      <w:proofErr w:type="spellStart"/>
-      <w:r>
-        <w:rPr>
-          <w:rFonts w:ascii="JetBrains Mono" w:hAnsi="JetBrains Mono" w:cs="JetBrains Mono"/>
-          <w:sz w:val="18"/>
-          <w:szCs w:val="18"/>
-        </w:rPr>
-        <w:t>args</w:t>
-      </w:r>
-      <w:proofErr w:type="spellEnd"/>
+        <w:keepLines/>
+        <w:spacing w:after="0" w:line="240" w:lineRule="auto"/>
+        <w:rPr>
+          <w:rFonts w:ascii="JetBrains Mono" w:hAnsi="JetBrains Mono" w:cs="JetBrains Mono"/>
+          <w:sz w:val="18"/>
+          <w:szCs w:val="18"/>
+        </w:rPr>
+      </w:pPr>
+      <w:r>
+        <w:rPr>
+          <w:rFonts w:ascii="JetBrains Mono" w:hAnsi="JetBrains Mono" w:cs="JetBrains Mono"/>
+          <w:sz w:val="18"/>
+          <w:szCs w:val="18"/>
+        </w:rPr>
+        <w:t xml:space="preserve">    public void </w:t>
+      </w:r>
+      <w:proofErr w:type="gramStart"/>
+      <w:r>
+        <w:rPr>
+          <w:rFonts w:ascii="JetBrains Mono" w:hAnsi="JetBrains Mono" w:cs="JetBrains Mono"/>
+          <w:sz w:val="18"/>
+          <w:szCs w:val="18"/>
+        </w:rPr>
+        <w:t>display(</w:t>
+      </w:r>
+      <w:proofErr w:type="gramEnd"/>
       <w:r>
         <w:rPr>
           <w:rFonts w:ascii="JetBrains Mono" w:hAnsi="JetBrains Mono" w:cs="JetBrains Mono"/>
@@ -5478,151 +9540,456 @@
     </w:p>
     <w:p>
       <w:pPr>
-        <w:keepNext/>
-        <w:keepLines/>
-        <w:spacing w:after="0" w:line="240" w:lineRule="auto"/>
-        <w:rPr>
-          <w:rFonts w:ascii="JetBrains Mono" w:hAnsi="JetBrains Mono" w:cs="JetBrains Mono"/>
-          <w:sz w:val="18"/>
-          <w:szCs w:val="18"/>
-        </w:rPr>
-      </w:pPr>
-      <w:r>
-        <w:rPr>
-          <w:rFonts w:ascii="JetBrains Mono" w:hAnsi="JetBrains Mono" w:cs="JetBrains Mono"/>
-          <w:sz w:val="18"/>
-          <w:szCs w:val="18"/>
-        </w:rPr>
-        <w:t xml:space="preserve">        Shape s1 = new Rectangle();</w:t>
-      </w:r>
-    </w:p>
-    <w:p>
-      <w:pPr>
-        <w:keepNext/>
-        <w:keepLines/>
-        <w:spacing w:after="0" w:line="240" w:lineRule="auto"/>
-        <w:rPr>
-          <w:rFonts w:ascii="JetBrains Mono" w:hAnsi="JetBrains Mono" w:cs="JetBrains Mono"/>
-          <w:sz w:val="18"/>
-          <w:szCs w:val="18"/>
-        </w:rPr>
-      </w:pPr>
-      <w:r>
-        <w:rPr>
-          <w:rFonts w:ascii="JetBrains Mono" w:hAnsi="JetBrains Mono" w:cs="JetBrains Mono"/>
-          <w:sz w:val="18"/>
-          <w:szCs w:val="18"/>
-        </w:rPr>
-        <w:t xml:space="preserve">        s1.noOfSides();</w:t>
-      </w:r>
-    </w:p>
-    <w:p>
-      <w:pPr>
-        <w:keepNext/>
-        <w:keepLines/>
-        <w:spacing w:after="0" w:line="240" w:lineRule="auto"/>
-        <w:rPr>
-          <w:rFonts w:ascii="JetBrains Mono" w:hAnsi="JetBrains Mono" w:cs="JetBrains Mono"/>
-          <w:sz w:val="18"/>
-          <w:szCs w:val="18"/>
-        </w:rPr>
-      </w:pPr>
-    </w:p>
-    <w:p>
-      <w:pPr>
-        <w:keepNext/>
-        <w:keepLines/>
-        <w:spacing w:after="0" w:line="240" w:lineRule="auto"/>
-        <w:rPr>
-          <w:rFonts w:ascii="JetBrains Mono" w:hAnsi="JetBrains Mono" w:cs="JetBrains Mono"/>
-          <w:sz w:val="18"/>
-          <w:szCs w:val="18"/>
-        </w:rPr>
-      </w:pPr>
-      <w:r>
-        <w:rPr>
-          <w:rFonts w:ascii="JetBrains Mono" w:hAnsi="JetBrains Mono" w:cs="JetBrains Mono"/>
-          <w:sz w:val="18"/>
-          <w:szCs w:val="18"/>
-        </w:rPr>
-        <w:t xml:space="preserve">        Shape s2 = new Triangle();</w:t>
-      </w:r>
-    </w:p>
-    <w:p>
-      <w:pPr>
-        <w:keepNext/>
-        <w:keepLines/>
-        <w:spacing w:after="0" w:line="240" w:lineRule="auto"/>
-        <w:rPr>
-          <w:rFonts w:ascii="JetBrains Mono" w:hAnsi="JetBrains Mono" w:cs="JetBrains Mono"/>
-          <w:sz w:val="18"/>
-          <w:szCs w:val="18"/>
-        </w:rPr>
-      </w:pPr>
-      <w:r>
-        <w:rPr>
-          <w:rFonts w:ascii="JetBrains Mono" w:hAnsi="JetBrains Mono" w:cs="JetBrains Mono"/>
-          <w:sz w:val="18"/>
-          <w:szCs w:val="18"/>
-        </w:rPr>
-        <w:t xml:space="preserve">        s2.noOfSides();</w:t>
-      </w:r>
-    </w:p>
-    <w:p>
-      <w:pPr>
-        <w:keepNext/>
-        <w:keepLines/>
-        <w:spacing w:after="0" w:line="240" w:lineRule="auto"/>
-        <w:rPr>
-          <w:rFonts w:ascii="JetBrains Mono" w:hAnsi="JetBrains Mono" w:cs="JetBrains Mono"/>
-          <w:sz w:val="18"/>
-          <w:szCs w:val="18"/>
-        </w:rPr>
-      </w:pPr>
-    </w:p>
-    <w:p>
-      <w:pPr>
-        <w:keepNext/>
-        <w:keepLines/>
-        <w:spacing w:after="0" w:line="240" w:lineRule="auto"/>
-        <w:rPr>
-          <w:rFonts w:ascii="JetBrains Mono" w:hAnsi="JetBrains Mono" w:cs="JetBrains Mono"/>
-          <w:sz w:val="18"/>
-          <w:szCs w:val="18"/>
-        </w:rPr>
-      </w:pPr>
-      <w:r>
-        <w:rPr>
-          <w:rFonts w:ascii="JetBrains Mono" w:hAnsi="JetBrains Mono" w:cs="JetBrains Mono"/>
-          <w:sz w:val="18"/>
-          <w:szCs w:val="18"/>
-        </w:rPr>
-        <w:t xml:space="preserve">        Shape s3 = new Hexagon();</w:t>
-      </w:r>
-    </w:p>
-    <w:p>
-      <w:pPr>
-        <w:keepNext/>
-        <w:keepLines/>
-        <w:spacing w:after="0" w:line="240" w:lineRule="auto"/>
-        <w:rPr>
-          <w:rFonts w:ascii="JetBrains Mono" w:hAnsi="JetBrains Mono" w:cs="JetBrains Mono"/>
-          <w:sz w:val="18"/>
-          <w:szCs w:val="18"/>
-        </w:rPr>
-      </w:pPr>
-      <w:r>
-        <w:rPr>
-          <w:rFonts w:ascii="JetBrains Mono" w:hAnsi="JetBrains Mono" w:cs="JetBrains Mono"/>
-          <w:sz w:val="18"/>
-          <w:szCs w:val="18"/>
-        </w:rPr>
-        <w:t xml:space="preserve">        s3.noOfSides();</w:t>
-      </w:r>
-    </w:p>
-    <w:p>
-      <w:pPr>
-        <w:keepNext/>
+        <w:keepLines/>
+        <w:spacing w:after="0" w:line="240" w:lineRule="auto"/>
+        <w:rPr>
+          <w:rFonts w:ascii="JetBrains Mono" w:hAnsi="JetBrains Mono" w:cs="JetBrains Mono"/>
+          <w:sz w:val="18"/>
+          <w:szCs w:val="18"/>
+        </w:rPr>
+      </w:pPr>
+      <w:r>
+        <w:rPr>
+          <w:rFonts w:ascii="JetBrains Mono" w:hAnsi="JetBrains Mono" w:cs="JetBrains Mono"/>
+          <w:sz w:val="18"/>
+          <w:szCs w:val="18"/>
+        </w:rPr>
+        <w:t xml:space="preserve">        </w:t>
+      </w:r>
+      <w:proofErr w:type="spellStart"/>
+      <w:r>
+        <w:rPr>
+          <w:rFonts w:ascii="JetBrains Mono" w:hAnsi="JetBrains Mono" w:cs="JetBrains Mono"/>
+          <w:sz w:val="18"/>
+          <w:szCs w:val="18"/>
+        </w:rPr>
+        <w:t>BaseClass</w:t>
+      </w:r>
+      <w:proofErr w:type="spellEnd"/>
+      <w:r>
+        <w:rPr>
+          <w:rFonts w:ascii="JetBrains Mono" w:hAnsi="JetBrains Mono" w:cs="JetBrains Mono"/>
+          <w:sz w:val="18"/>
+          <w:szCs w:val="18"/>
+        </w:rPr>
+        <w:t xml:space="preserve"> b = new </w:t>
+      </w:r>
+      <w:proofErr w:type="spellStart"/>
+      <w:proofErr w:type="gramStart"/>
+      <w:r>
+        <w:rPr>
+          <w:rFonts w:ascii="JetBrains Mono" w:hAnsi="JetBrains Mono" w:cs="JetBrains Mono"/>
+          <w:sz w:val="18"/>
+          <w:szCs w:val="18"/>
+        </w:rPr>
+        <w:t>BaseClass</w:t>
+      </w:r>
+      <w:proofErr w:type="spellEnd"/>
+      <w:r>
+        <w:rPr>
+          <w:rFonts w:ascii="JetBrains Mono" w:hAnsi="JetBrains Mono" w:cs="JetBrains Mono"/>
+          <w:sz w:val="18"/>
+          <w:szCs w:val="18"/>
+        </w:rPr>
+        <w:t>(</w:t>
+      </w:r>
+      <w:proofErr w:type="gramEnd"/>
+      <w:r>
+        <w:rPr>
+          <w:rFonts w:ascii="JetBrains Mono" w:hAnsi="JetBrains Mono" w:cs="JetBrains Mono"/>
+          <w:sz w:val="18"/>
+          <w:szCs w:val="18"/>
+        </w:rPr>
+        <w:t>);</w:t>
+      </w:r>
+    </w:p>
+    <w:p>
+      <w:pPr>
+        <w:keepLines/>
+        <w:spacing w:after="0" w:line="240" w:lineRule="auto"/>
+        <w:rPr>
+          <w:rFonts w:ascii="JetBrains Mono" w:hAnsi="JetBrains Mono" w:cs="JetBrains Mono"/>
+          <w:sz w:val="18"/>
+          <w:szCs w:val="18"/>
+        </w:rPr>
+      </w:pPr>
+      <w:r>
+        <w:rPr>
+          <w:rFonts w:ascii="JetBrains Mono" w:hAnsi="JetBrains Mono" w:cs="JetBrains Mono"/>
+          <w:sz w:val="18"/>
+          <w:szCs w:val="18"/>
+        </w:rPr>
+        <w:t xml:space="preserve">        </w:t>
+      </w:r>
+      <w:proofErr w:type="spellStart"/>
+      <w:r>
+        <w:rPr>
+          <w:rFonts w:ascii="JetBrains Mono" w:hAnsi="JetBrains Mono" w:cs="JetBrains Mono"/>
+          <w:sz w:val="18"/>
+          <w:szCs w:val="18"/>
+        </w:rPr>
+        <w:t>System.out.println</w:t>
+      </w:r>
+      <w:proofErr w:type="spellEnd"/>
+      <w:r>
+        <w:rPr>
+          <w:rFonts w:ascii="JetBrains Mono" w:hAnsi="JetBrains Mono" w:cs="JetBrains Mono"/>
+          <w:sz w:val="18"/>
+          <w:szCs w:val="18"/>
+        </w:rPr>
+        <w:t xml:space="preserve">("\n--- Inside </w:t>
+      </w:r>
+      <w:proofErr w:type="spellStart"/>
+      <w:r>
+        <w:rPr>
+          <w:rFonts w:ascii="JetBrains Mono" w:hAnsi="JetBrains Mono" w:cs="JetBrains Mono"/>
+          <w:sz w:val="18"/>
+          <w:szCs w:val="18"/>
+        </w:rPr>
+        <w:t>OtherPackageClass</w:t>
+      </w:r>
+      <w:proofErr w:type="spellEnd"/>
+      <w:r>
+        <w:rPr>
+          <w:rFonts w:ascii="JetBrains Mono" w:hAnsi="JetBrains Mono" w:cs="JetBrains Mono"/>
+          <w:sz w:val="18"/>
+          <w:szCs w:val="18"/>
+        </w:rPr>
+        <w:t xml:space="preserve"> (Different Package Non-Subclass: pkg2) ---");</w:t>
+      </w:r>
+    </w:p>
+    <w:p>
+      <w:pPr>
+        <w:keepLines/>
+        <w:spacing w:after="0" w:line="240" w:lineRule="auto"/>
+        <w:rPr>
+          <w:rFonts w:ascii="JetBrains Mono" w:hAnsi="JetBrains Mono" w:cs="JetBrains Mono"/>
+          <w:sz w:val="18"/>
+          <w:szCs w:val="18"/>
+        </w:rPr>
+      </w:pPr>
+      <w:r>
+        <w:rPr>
+          <w:rFonts w:ascii="JetBrains Mono" w:hAnsi="JetBrains Mono" w:cs="JetBrains Mono"/>
+          <w:sz w:val="18"/>
+          <w:szCs w:val="18"/>
+        </w:rPr>
+        <w:t xml:space="preserve">        // </w:t>
+      </w:r>
+      <w:proofErr w:type="spellStart"/>
+      <w:r>
+        <w:rPr>
+          <w:rFonts w:ascii="JetBrains Mono" w:hAnsi="JetBrains Mono" w:cs="JetBrains Mono"/>
+          <w:sz w:val="18"/>
+          <w:szCs w:val="18"/>
+        </w:rPr>
+        <w:t>System.out.println</w:t>
+      </w:r>
+      <w:proofErr w:type="spellEnd"/>
+      <w:r>
+        <w:rPr>
+          <w:rFonts w:ascii="JetBrains Mono" w:hAnsi="JetBrains Mono" w:cs="JetBrains Mono"/>
+          <w:sz w:val="18"/>
+          <w:szCs w:val="18"/>
+        </w:rPr>
+        <w:t>(</w:t>
+      </w:r>
+      <w:proofErr w:type="spellStart"/>
+      <w:r>
+        <w:rPr>
+          <w:rFonts w:ascii="JetBrains Mono" w:hAnsi="JetBrains Mono" w:cs="JetBrains Mono"/>
+          <w:sz w:val="18"/>
+          <w:szCs w:val="18"/>
+        </w:rPr>
+        <w:t>b.pri_n</w:t>
+      </w:r>
+      <w:proofErr w:type="spellEnd"/>
+      <w:r>
+        <w:rPr>
+          <w:rFonts w:ascii="JetBrains Mono" w:hAnsi="JetBrains Mono" w:cs="JetBrains Mono"/>
+          <w:sz w:val="18"/>
+          <w:szCs w:val="18"/>
+        </w:rPr>
+        <w:t xml:space="preserve">); // COMPILE ERROR: </w:t>
+      </w:r>
+      <w:proofErr w:type="spellStart"/>
+      <w:r>
+        <w:rPr>
+          <w:rFonts w:ascii="JetBrains Mono" w:hAnsi="JetBrains Mono" w:cs="JetBrains Mono"/>
+          <w:sz w:val="18"/>
+          <w:szCs w:val="18"/>
+        </w:rPr>
+        <w:t>pri_n</w:t>
+      </w:r>
+      <w:proofErr w:type="spellEnd"/>
+      <w:r>
+        <w:rPr>
+          <w:rFonts w:ascii="JetBrains Mono" w:hAnsi="JetBrains Mono" w:cs="JetBrains Mono"/>
+          <w:sz w:val="18"/>
+          <w:szCs w:val="18"/>
+        </w:rPr>
+        <w:t xml:space="preserve"> is private</w:t>
+      </w:r>
+    </w:p>
+    <w:p>
+      <w:pPr>
+        <w:keepLines/>
+        <w:spacing w:after="0" w:line="240" w:lineRule="auto"/>
+        <w:rPr>
+          <w:rFonts w:ascii="JetBrains Mono" w:hAnsi="JetBrains Mono" w:cs="JetBrains Mono"/>
+          <w:sz w:val="18"/>
+          <w:szCs w:val="18"/>
+        </w:rPr>
+      </w:pPr>
+      <w:r>
+        <w:rPr>
+          <w:rFonts w:ascii="JetBrains Mono" w:hAnsi="JetBrains Mono" w:cs="JetBrains Mono"/>
+          <w:sz w:val="18"/>
+          <w:szCs w:val="18"/>
+        </w:rPr>
+        <w:t xml:space="preserve">        // </w:t>
+      </w:r>
+      <w:proofErr w:type="spellStart"/>
+      <w:r>
+        <w:rPr>
+          <w:rFonts w:ascii="JetBrains Mono" w:hAnsi="JetBrains Mono" w:cs="JetBrains Mono"/>
+          <w:sz w:val="18"/>
+          <w:szCs w:val="18"/>
+        </w:rPr>
+        <w:t>System.out.println</w:t>
+      </w:r>
+      <w:proofErr w:type="spellEnd"/>
+      <w:r>
+        <w:rPr>
+          <w:rFonts w:ascii="JetBrains Mono" w:hAnsi="JetBrains Mono" w:cs="JetBrains Mono"/>
+          <w:sz w:val="18"/>
+          <w:szCs w:val="18"/>
+        </w:rPr>
+        <w:t>(</w:t>
+      </w:r>
+      <w:proofErr w:type="spellStart"/>
+      <w:r>
+        <w:rPr>
+          <w:rFonts w:ascii="JetBrains Mono" w:hAnsi="JetBrains Mono" w:cs="JetBrains Mono"/>
+          <w:sz w:val="18"/>
+          <w:szCs w:val="18"/>
+        </w:rPr>
+        <w:t>b.def_n</w:t>
+      </w:r>
+      <w:proofErr w:type="spellEnd"/>
+      <w:r>
+        <w:rPr>
+          <w:rFonts w:ascii="JetBrains Mono" w:hAnsi="JetBrains Mono" w:cs="JetBrains Mono"/>
+          <w:sz w:val="18"/>
+          <w:szCs w:val="18"/>
+        </w:rPr>
+        <w:t xml:space="preserve">); // COMPILE ERROR: </w:t>
+      </w:r>
+      <w:proofErr w:type="spellStart"/>
+      <w:r>
+        <w:rPr>
+          <w:rFonts w:ascii="JetBrains Mono" w:hAnsi="JetBrains Mono" w:cs="JetBrains Mono"/>
+          <w:sz w:val="18"/>
+          <w:szCs w:val="18"/>
+        </w:rPr>
+        <w:t>def_n</w:t>
+      </w:r>
+      <w:proofErr w:type="spellEnd"/>
+      <w:r>
+        <w:rPr>
+          <w:rFonts w:ascii="JetBrains Mono" w:hAnsi="JetBrains Mono" w:cs="JetBrains Mono"/>
+          <w:sz w:val="18"/>
+          <w:szCs w:val="18"/>
+        </w:rPr>
+        <w:t xml:space="preserve"> is package-private</w:t>
+      </w:r>
+    </w:p>
+    <w:p>
+      <w:pPr>
+        <w:keepLines/>
+        <w:spacing w:after="0" w:line="240" w:lineRule="auto"/>
+        <w:rPr>
+          <w:rFonts w:ascii="JetBrains Mono" w:hAnsi="JetBrains Mono" w:cs="JetBrains Mono"/>
+          <w:sz w:val="18"/>
+          <w:szCs w:val="18"/>
+        </w:rPr>
+      </w:pPr>
+      <w:r>
+        <w:rPr>
+          <w:rFonts w:ascii="JetBrains Mono" w:hAnsi="JetBrains Mono" w:cs="JetBrains Mono"/>
+          <w:sz w:val="18"/>
+          <w:szCs w:val="18"/>
+        </w:rPr>
+        <w:t xml:space="preserve">        // </w:t>
+      </w:r>
+      <w:proofErr w:type="spellStart"/>
+      <w:r>
+        <w:rPr>
+          <w:rFonts w:ascii="JetBrains Mono" w:hAnsi="JetBrains Mono" w:cs="JetBrains Mono"/>
+          <w:sz w:val="18"/>
+          <w:szCs w:val="18"/>
+        </w:rPr>
+        <w:t>System.out.println</w:t>
+      </w:r>
+      <w:proofErr w:type="spellEnd"/>
+      <w:r>
+        <w:rPr>
+          <w:rFonts w:ascii="JetBrains Mono" w:hAnsi="JetBrains Mono" w:cs="JetBrains Mono"/>
+          <w:sz w:val="18"/>
+          <w:szCs w:val="18"/>
+        </w:rPr>
+        <w:t>(</w:t>
+      </w:r>
+      <w:proofErr w:type="spellStart"/>
+      <w:r>
+        <w:rPr>
+          <w:rFonts w:ascii="JetBrains Mono" w:hAnsi="JetBrains Mono" w:cs="JetBrains Mono"/>
+          <w:sz w:val="18"/>
+          <w:szCs w:val="18"/>
+        </w:rPr>
+        <w:t>b.pro_n</w:t>
+      </w:r>
+      <w:proofErr w:type="spellEnd"/>
+      <w:r>
+        <w:rPr>
+          <w:rFonts w:ascii="JetBrains Mono" w:hAnsi="JetBrains Mono" w:cs="JetBrains Mono"/>
+          <w:sz w:val="18"/>
+          <w:szCs w:val="18"/>
+        </w:rPr>
+        <w:t xml:space="preserve">); // COMPILE ERROR: </w:t>
+      </w:r>
+      <w:proofErr w:type="spellStart"/>
+      <w:r>
+        <w:rPr>
+          <w:rFonts w:ascii="JetBrains Mono" w:hAnsi="JetBrains Mono" w:cs="JetBrains Mono"/>
+          <w:sz w:val="18"/>
+          <w:szCs w:val="18"/>
+        </w:rPr>
+        <w:t>pro_n</w:t>
+      </w:r>
+      <w:proofErr w:type="spellEnd"/>
+      <w:r>
+        <w:rPr>
+          <w:rFonts w:ascii="JetBrains Mono" w:hAnsi="JetBrains Mono" w:cs="JetBrains Mono"/>
+          <w:sz w:val="18"/>
+          <w:szCs w:val="18"/>
+        </w:rPr>
+        <w:t xml:space="preserve"> is protected</w:t>
+      </w:r>
+    </w:p>
+    <w:p>
+      <w:pPr>
+        <w:keepLines/>
+        <w:spacing w:after="0" w:line="240" w:lineRule="auto"/>
+        <w:rPr>
+          <w:rFonts w:ascii="JetBrains Mono" w:hAnsi="JetBrains Mono" w:cs="JetBrains Mono"/>
+          <w:sz w:val="18"/>
+          <w:szCs w:val="18"/>
+        </w:rPr>
+      </w:pPr>
+      <w:r>
+        <w:rPr>
+          <w:rFonts w:ascii="JetBrains Mono" w:hAnsi="JetBrains Mono" w:cs="JetBrains Mono"/>
+          <w:sz w:val="18"/>
+          <w:szCs w:val="18"/>
+        </w:rPr>
+        <w:t xml:space="preserve">        </w:t>
+      </w:r>
+    </w:p>
+    <w:p>
+      <w:pPr>
+        <w:keepLines/>
+        <w:spacing w:after="0" w:line="240" w:lineRule="auto"/>
+        <w:rPr>
+          <w:rFonts w:ascii="JetBrains Mono" w:hAnsi="JetBrains Mono" w:cs="JetBrains Mono"/>
+          <w:sz w:val="18"/>
+          <w:szCs w:val="18"/>
+        </w:rPr>
+      </w:pPr>
+      <w:r>
+        <w:rPr>
+          <w:rFonts w:ascii="JetBrains Mono" w:hAnsi="JetBrains Mono" w:cs="JetBrains Mono"/>
+          <w:sz w:val="18"/>
+          <w:szCs w:val="18"/>
+        </w:rPr>
+        <w:t xml:space="preserve">        // Only public members are accessible:</w:t>
+      </w:r>
+    </w:p>
+    <w:p>
+      <w:pPr>
+        <w:keepLines/>
+        <w:spacing w:after="0" w:line="240" w:lineRule="auto"/>
+        <w:rPr>
+          <w:rFonts w:ascii="JetBrains Mono" w:hAnsi="JetBrains Mono" w:cs="JetBrains Mono"/>
+          <w:sz w:val="18"/>
+          <w:szCs w:val="18"/>
+        </w:rPr>
+      </w:pPr>
+      <w:r>
+        <w:rPr>
+          <w:rFonts w:ascii="JetBrains Mono" w:hAnsi="JetBrains Mono" w:cs="JetBrains Mono"/>
+          <w:sz w:val="18"/>
+          <w:szCs w:val="18"/>
+        </w:rPr>
+        <w:t xml:space="preserve">        </w:t>
+      </w:r>
+      <w:proofErr w:type="spellStart"/>
+      <w:r>
+        <w:rPr>
+          <w:rFonts w:ascii="JetBrains Mono" w:hAnsi="JetBrains Mono" w:cs="JetBrains Mono"/>
+          <w:sz w:val="18"/>
+          <w:szCs w:val="18"/>
+        </w:rPr>
+        <w:t>System.out.println</w:t>
+      </w:r>
+      <w:proofErr w:type="spellEnd"/>
+      <w:r>
+        <w:rPr>
+          <w:rFonts w:ascii="JetBrains Mono" w:hAnsi="JetBrains Mono" w:cs="JetBrains Mono"/>
+          <w:sz w:val="18"/>
+          <w:szCs w:val="18"/>
+        </w:rPr>
+        <w:t xml:space="preserve">("public </w:t>
+      </w:r>
+      <w:proofErr w:type="spellStart"/>
+      <w:r>
+        <w:rPr>
+          <w:rFonts w:ascii="JetBrains Mono" w:hAnsi="JetBrains Mono" w:cs="JetBrains Mono"/>
+          <w:sz w:val="18"/>
+          <w:szCs w:val="18"/>
+        </w:rPr>
+        <w:t>pub_n</w:t>
+      </w:r>
+      <w:proofErr w:type="spellEnd"/>
+      <w:r>
+        <w:rPr>
+          <w:rFonts w:ascii="JetBrains Mono" w:hAnsi="JetBrains Mono" w:cs="JetBrains Mono"/>
+          <w:sz w:val="18"/>
+          <w:szCs w:val="18"/>
+        </w:rPr>
+        <w:t xml:space="preserve"> = " + </w:t>
+      </w:r>
+      <w:proofErr w:type="spellStart"/>
+      <w:r>
+        <w:rPr>
+          <w:rFonts w:ascii="JetBrains Mono" w:hAnsi="JetBrains Mono" w:cs="JetBrains Mono"/>
+          <w:sz w:val="18"/>
+          <w:szCs w:val="18"/>
+        </w:rPr>
+        <w:t>b.pub_n</w:t>
+      </w:r>
+      <w:proofErr w:type="spellEnd"/>
+      <w:r>
+        <w:rPr>
+          <w:rFonts w:ascii="JetBrains Mono" w:hAnsi="JetBrains Mono" w:cs="JetBrains Mono"/>
+          <w:sz w:val="18"/>
+          <w:szCs w:val="18"/>
+        </w:rPr>
+        <w:t>);</w:t>
+      </w:r>
+    </w:p>
+    <w:p>
+      <w:pPr>
         <w:keepLines/>
         <w:spacing w:after="0" w:line="240" w:lineRule="auto"/>
         <w:rPr>
@@ -5642,7 +10009,6 @@
     </w:p>
     <w:p>
       <w:pPr>
-        <w:keepNext/>
         <w:keepLines/>
         <w:spacing w:after="0" w:line="240" w:lineRule="auto"/>
         <w:rPr>
@@ -5673,7 +10039,6 @@
     </w:p>
     <w:p>
       <w:pPr>
-        <w:keepNext/>
         <w:keepLines/>
         <w:spacing w:after="0" w:line="240" w:lineRule="auto"/>
         <w:rPr>
@@ -5693,1713 +10058,565 @@
     </w:p>
     <w:p>
       <w:pPr>
-        <w:keepNext/>
-        <w:keepLines/>
-        <w:spacing w:after="0" w:line="240" w:lineRule="auto"/>
-        <w:rPr>
-          <w:rFonts w:ascii="JetBrains Mono" w:hAnsi="JetBrains Mono" w:cs="JetBrains Mono"/>
-          <w:sz w:val="18"/>
-          <w:szCs w:val="18"/>
-        </w:rPr>
-      </w:pPr>
-    </w:p>
-    <w:p>
-      <w:pPr>
-        <w:keepNext/>
-        <w:keepLines/>
-        <w:spacing w:after="0" w:line="240" w:lineRule="auto"/>
-        <w:rPr>
-          <w:rFonts w:ascii="JetBrains Mono" w:hAnsi="JetBrains Mono" w:cs="JetBrains Mono"/>
-          <w:sz w:val="18"/>
-          <w:szCs w:val="18"/>
-        </w:rPr>
-      </w:pPr>
-      <w:r>
-        <w:rPr>
-          <w:rFonts w:ascii="JetBrains Mono" w:hAnsi="JetBrains Mono" w:cs="JetBrains Mono"/>
-          <w:sz w:val="18"/>
-          <w:szCs w:val="18"/>
-        </w:rPr>
-        <w:t>Number of sides for Rectangle: 4</w:t>
-      </w:r>
-    </w:p>
-    <w:p>
-      <w:pPr>
-        <w:keepNext/>
-        <w:keepLines/>
-        <w:spacing w:after="0" w:line="240" w:lineRule="auto"/>
-        <w:rPr>
-          <w:rFonts w:ascii="JetBrains Mono" w:hAnsi="JetBrains Mono" w:cs="JetBrains Mono"/>
-          <w:sz w:val="18"/>
-          <w:szCs w:val="18"/>
-        </w:rPr>
-      </w:pPr>
-      <w:r>
-        <w:rPr>
-          <w:rFonts w:ascii="JetBrains Mono" w:hAnsi="JetBrains Mono" w:cs="JetBrains Mono"/>
-          <w:sz w:val="18"/>
-          <w:szCs w:val="18"/>
-        </w:rPr>
-        <w:t>Number of sides for Triangle: 3</w:t>
-      </w:r>
-    </w:p>
-    <w:p>
-      <w:pPr>
-        <w:keepLines/>
-        <w:spacing w:after="0" w:line="240" w:lineRule="auto"/>
-        <w:rPr>
-          <w:rFonts w:ascii="JetBrains Mono" w:hAnsi="JetBrains Mono" w:cs="JetBrains Mono"/>
-          <w:sz w:val="18"/>
-          <w:szCs w:val="18"/>
-        </w:rPr>
-      </w:pPr>
-      <w:r>
-        <w:rPr>
-          <w:rFonts w:ascii="JetBrains Mono" w:hAnsi="JetBrains Mono" w:cs="JetBrains Mono"/>
-          <w:sz w:val="18"/>
-          <w:szCs w:val="18"/>
-        </w:rPr>
-        <w:t>Number of sides for Hexagon: 6</w:t>
-      </w:r>
-    </w:p>
-    <w:p>
-      <w:pPr>
-        <w:keepLines/>
-        <w:spacing w:after="0" w:line="240" w:lineRule="auto"/>
-        <w:rPr>
-          <w:rFonts w:ascii="JetBrains Mono" w:hAnsi="JetBrains Mono" w:cs="JetBrains Mono"/>
-          <w:sz w:val="18"/>
-          <w:szCs w:val="18"/>
-        </w:rPr>
-      </w:pPr>
-    </w:p>
-    <w:p>
-      <w:pPr>
-        <w:keepNext/>
-        <w:keepLines/>
-        <w:spacing w:after="0" w:line="240" w:lineRule="auto"/>
-        <w:rPr>
-          <w:rFonts w:ascii="JetBrains Mono" w:hAnsi="JetBrains Mono" w:cs="JetBrains Mono"/>
-          <w:sz w:val="18"/>
-          <w:szCs w:val="18"/>
-        </w:rPr>
-      </w:pPr>
-      <w:r>
-        <w:rPr>
-          <w:rFonts w:ascii="JetBrains Mono" w:hAnsi="JetBrains Mono" w:cs="JetBrains Mono"/>
-          <w:sz w:val="18"/>
-          <w:szCs w:val="18"/>
-        </w:rPr>
-        <w:t>EXP 6</w:t>
-      </w:r>
-    </w:p>
-    <w:p>
-      <w:pPr>
-        <w:keepNext/>
-        <w:keepLines/>
-        <w:spacing w:after="0" w:line="240" w:lineRule="auto"/>
-        <w:rPr>
-          <w:rFonts w:ascii="JetBrains Mono" w:hAnsi="JetBrains Mono" w:cs="JetBrains Mono"/>
-          <w:sz w:val="18"/>
-          <w:szCs w:val="18"/>
-        </w:rPr>
-      </w:pPr>
-    </w:p>
-    <w:p>
-      <w:pPr>
-        <w:keepNext/>
-        <w:keepLines/>
-        <w:spacing w:after="0" w:line="240" w:lineRule="auto"/>
-        <w:rPr>
-          <w:rFonts w:ascii="JetBrains Mono" w:hAnsi="JetBrains Mono" w:cs="JetBrains Mono"/>
-          <w:sz w:val="18"/>
-          <w:szCs w:val="18"/>
-        </w:rPr>
-      </w:pPr>
-      <w:r>
-        <w:rPr>
-          <w:rFonts w:ascii="JetBrains Mono" w:hAnsi="JetBrains Mono" w:cs="JetBrains Mono"/>
-          <w:sz w:val="18"/>
-          <w:szCs w:val="18"/>
-        </w:rPr>
-        <w:t>AccessDemo.java</w:t>
-      </w:r>
-    </w:p>
-    <w:p>
-      <w:pPr>
-        <w:keepNext/>
-        <w:keepLines/>
-        <w:spacing w:after="0" w:line="240" w:lineRule="auto"/>
-        <w:rPr>
-          <w:rFonts w:ascii="JetBrains Mono" w:hAnsi="JetBrains Mono" w:cs="JetBrains Mono"/>
-          <w:sz w:val="18"/>
-          <w:szCs w:val="18"/>
-        </w:rPr>
-      </w:pPr>
-      <w:r>
-        <w:rPr>
-          <w:rFonts w:ascii="JetBrains Mono" w:hAnsi="JetBrains Mono" w:cs="JetBrains Mono"/>
-          <w:sz w:val="18"/>
-          <w:szCs w:val="18"/>
-        </w:rPr>
-        <w:t>import pkg1.ClassA;</w:t>
-      </w:r>
-    </w:p>
-    <w:p>
-      <w:pPr>
-        <w:keepNext/>
-        <w:keepLines/>
-        <w:spacing w:after="0" w:line="240" w:lineRule="auto"/>
-        <w:rPr>
-          <w:rFonts w:ascii="JetBrains Mono" w:hAnsi="JetBrains Mono" w:cs="JetBrains Mono"/>
-          <w:sz w:val="18"/>
-          <w:szCs w:val="18"/>
-        </w:rPr>
-      </w:pPr>
-      <w:r>
-        <w:rPr>
-          <w:rFonts w:ascii="JetBrains Mono" w:hAnsi="JetBrains Mono" w:cs="JetBrains Mono"/>
-          <w:sz w:val="18"/>
-          <w:szCs w:val="18"/>
-        </w:rPr>
-        <w:t>import pkg1.ClassB;</w:t>
-      </w:r>
-    </w:p>
-    <w:p>
-      <w:pPr>
-        <w:keepNext/>
-        <w:keepLines/>
-        <w:spacing w:after="0" w:line="240" w:lineRule="auto"/>
-        <w:rPr>
-          <w:rFonts w:ascii="JetBrains Mono" w:hAnsi="JetBrains Mono" w:cs="JetBrains Mono"/>
-          <w:sz w:val="18"/>
-          <w:szCs w:val="18"/>
-        </w:rPr>
-      </w:pPr>
-      <w:r>
-        <w:rPr>
-          <w:rFonts w:ascii="JetBrains Mono" w:hAnsi="JetBrains Mono" w:cs="JetBrains Mono"/>
-          <w:sz w:val="18"/>
-          <w:szCs w:val="18"/>
-        </w:rPr>
-        <w:t>import pkg2.ClassC;</w:t>
-      </w:r>
-    </w:p>
-    <w:p>
-      <w:pPr>
-        <w:keepNext/>
-        <w:keepLines/>
-        <w:spacing w:after="0" w:line="240" w:lineRule="auto"/>
-        <w:rPr>
-          <w:rFonts w:ascii="JetBrains Mono" w:hAnsi="JetBrains Mono" w:cs="JetBrains Mono"/>
-          <w:sz w:val="18"/>
-          <w:szCs w:val="18"/>
-        </w:rPr>
-      </w:pPr>
-    </w:p>
-    <w:p>
-      <w:pPr>
-        <w:keepNext/>
-        <w:keepLines/>
-        <w:spacing w:after="0" w:line="240" w:lineRule="auto"/>
-        <w:rPr>
-          <w:rFonts w:ascii="JetBrains Mono" w:hAnsi="JetBrains Mono" w:cs="JetBrains Mono"/>
-          <w:sz w:val="18"/>
-          <w:szCs w:val="18"/>
-        </w:rPr>
-      </w:pPr>
-      <w:r>
-        <w:rPr>
-          <w:rFonts w:ascii="JetBrains Mono" w:hAnsi="JetBrains Mono" w:cs="JetBrains Mono"/>
-          <w:sz w:val="18"/>
-          <w:szCs w:val="18"/>
-        </w:rPr>
-        <w:t>public class AccessDemo {</w:t>
-      </w:r>
-    </w:p>
-    <w:p>
-      <w:pPr>
-        <w:keepNext/>
-        <w:keepLines/>
-        <w:spacing w:after="0" w:line="240" w:lineRule="auto"/>
-        <w:rPr>
-          <w:rFonts w:ascii="JetBrains Mono" w:hAnsi="JetBrains Mono" w:cs="JetBrains Mono"/>
-          <w:sz w:val="18"/>
-          <w:szCs w:val="18"/>
-        </w:rPr>
-      </w:pPr>
-      <w:r>
-        <w:rPr>
-          <w:rFonts w:ascii="JetBrains Mono" w:hAnsi="JetBrains Mono" w:cs="JetBrains Mono"/>
-          <w:sz w:val="18"/>
-          <w:szCs w:val="18"/>
-        </w:rPr>
-        <w:t xml:space="preserve">    public static void main(String[] args) {</w:t>
-      </w:r>
-    </w:p>
-    <w:p>
-      <w:pPr>
-        <w:keepNext/>
-        <w:keepLines/>
-        <w:spacing w:after="0" w:line="240" w:lineRule="auto"/>
-        <w:rPr>
-          <w:rFonts w:ascii="JetBrains Mono" w:hAnsi="JetBrains Mono" w:cs="JetBrains Mono"/>
-          <w:sz w:val="18"/>
-          <w:szCs w:val="18"/>
-        </w:rPr>
-      </w:pPr>
-      <w:r>
-        <w:rPr>
-          <w:rFonts w:ascii="JetBrains Mono" w:hAnsi="JetBrains Mono" w:cs="JetBrains Mono"/>
-          <w:sz w:val="18"/>
-          <w:szCs w:val="18"/>
-        </w:rPr>
-        <w:t xml:space="preserve">        ClassA a = new ClassA();</w:t>
-      </w:r>
-    </w:p>
-    <w:p>
-      <w:pPr>
-        <w:keepNext/>
-        <w:keepLines/>
-        <w:spacing w:after="0" w:line="240" w:lineRule="auto"/>
-        <w:rPr>
-          <w:rFonts w:ascii="JetBrains Mono" w:hAnsi="JetBrains Mono" w:cs="JetBrains Mono"/>
-          <w:sz w:val="18"/>
-          <w:szCs w:val="18"/>
-        </w:rPr>
-      </w:pPr>
-      <w:r>
-        <w:rPr>
-          <w:rFonts w:ascii="JetBrains Mono" w:hAnsi="JetBrains Mono" w:cs="JetBrains Mono"/>
-          <w:sz w:val="18"/>
-          <w:szCs w:val="18"/>
-        </w:rPr>
-        <w:t xml:space="preserve">        a.show();</w:t>
-      </w:r>
-    </w:p>
-    <w:p>
-      <w:pPr>
-        <w:keepNext/>
-        <w:keepLines/>
-        <w:spacing w:after="0" w:line="240" w:lineRule="auto"/>
-        <w:rPr>
-          <w:rFonts w:ascii="JetBrains Mono" w:hAnsi="JetBrains Mono" w:cs="JetBrains Mono"/>
-          <w:sz w:val="18"/>
-          <w:szCs w:val="18"/>
-        </w:rPr>
-      </w:pPr>
-    </w:p>
-    <w:p>
-      <w:pPr>
-        <w:keepNext/>
-        <w:keepLines/>
-        <w:spacing w:after="0" w:line="240" w:lineRule="auto"/>
-        <w:rPr>
-          <w:rFonts w:ascii="JetBrains Mono" w:hAnsi="JetBrains Mono" w:cs="JetBrains Mono"/>
-          <w:sz w:val="18"/>
-          <w:szCs w:val="18"/>
-        </w:rPr>
-      </w:pPr>
-      <w:r>
-        <w:rPr>
-          <w:rFonts w:ascii="JetBrains Mono" w:hAnsi="JetBrains Mono" w:cs="JetBrains Mono"/>
-          <w:sz w:val="18"/>
-          <w:szCs w:val="18"/>
-        </w:rPr>
-        <w:t xml:space="preserve">        System.out.println();</w:t>
-      </w:r>
-    </w:p>
-    <w:p>
-      <w:pPr>
-        <w:keepNext/>
-        <w:keepLines/>
-        <w:spacing w:after="0" w:line="240" w:lineRule="auto"/>
-        <w:rPr>
-          <w:rFonts w:ascii="JetBrains Mono" w:hAnsi="JetBrains Mono" w:cs="JetBrains Mono"/>
-          <w:sz w:val="18"/>
-          <w:szCs w:val="18"/>
-        </w:rPr>
-      </w:pPr>
-    </w:p>
-    <w:p>
-      <w:pPr>
-        <w:keepNext/>
-        <w:keepLines/>
-        <w:spacing w:after="0" w:line="240" w:lineRule="auto"/>
-        <w:rPr>
-          <w:rFonts w:ascii="JetBrains Mono" w:hAnsi="JetBrains Mono" w:cs="JetBrains Mono"/>
-          <w:sz w:val="18"/>
-          <w:szCs w:val="18"/>
-        </w:rPr>
-      </w:pPr>
-      <w:r>
-        <w:rPr>
-          <w:rFonts w:ascii="JetBrains Mono" w:hAnsi="JetBrains Mono" w:cs="JetBrains Mono"/>
-          <w:sz w:val="18"/>
-          <w:szCs w:val="18"/>
-        </w:rPr>
-        <w:t xml:space="preserve">        ClassB b = new ClassB();</w:t>
-      </w:r>
-    </w:p>
-    <w:p>
-      <w:pPr>
-        <w:keepNext/>
-        <w:keepLines/>
-        <w:spacing w:after="0" w:line="240" w:lineRule="auto"/>
-        <w:rPr>
-          <w:rFonts w:ascii="JetBrains Mono" w:hAnsi="JetBrains Mono" w:cs="JetBrains Mono"/>
-          <w:sz w:val="18"/>
-          <w:szCs w:val="18"/>
-        </w:rPr>
-      </w:pPr>
-      <w:r>
-        <w:rPr>
-          <w:rFonts w:ascii="JetBrains Mono" w:hAnsi="JetBrains Mono" w:cs="JetBrains Mono"/>
-          <w:sz w:val="18"/>
-          <w:szCs w:val="18"/>
-        </w:rPr>
-        <w:t xml:space="preserve">        b.access();</w:t>
-      </w:r>
-    </w:p>
-    <w:p>
-      <w:pPr>
-        <w:keepNext/>
-        <w:keepLines/>
-        <w:spacing w:after="0" w:line="240" w:lineRule="auto"/>
-        <w:rPr>
-          <w:rFonts w:ascii="JetBrains Mono" w:hAnsi="JetBrains Mono" w:cs="JetBrains Mono"/>
-          <w:sz w:val="18"/>
-          <w:szCs w:val="18"/>
-        </w:rPr>
-      </w:pPr>
-    </w:p>
-    <w:p>
-      <w:pPr>
-        <w:keepNext/>
-        <w:keepLines/>
-        <w:spacing w:after="0" w:line="240" w:lineRule="auto"/>
-        <w:rPr>
-          <w:rFonts w:ascii="JetBrains Mono" w:hAnsi="JetBrains Mono" w:cs="JetBrains Mono"/>
-          <w:sz w:val="18"/>
-          <w:szCs w:val="18"/>
-        </w:rPr>
-      </w:pPr>
-      <w:r>
-        <w:rPr>
-          <w:rFonts w:ascii="JetBrains Mono" w:hAnsi="JetBrains Mono" w:cs="JetBrains Mono"/>
-          <w:sz w:val="18"/>
-          <w:szCs w:val="18"/>
-        </w:rPr>
-        <w:t xml:space="preserve">        System.out.println();</w:t>
-      </w:r>
-    </w:p>
-    <w:p>
-      <w:pPr>
-        <w:keepNext/>
-        <w:keepLines/>
-        <w:spacing w:after="0" w:line="240" w:lineRule="auto"/>
-        <w:rPr>
-          <w:rFonts w:ascii="JetBrains Mono" w:hAnsi="JetBrains Mono" w:cs="JetBrains Mono"/>
-          <w:sz w:val="18"/>
-          <w:szCs w:val="18"/>
-        </w:rPr>
-      </w:pPr>
-    </w:p>
-    <w:p>
-      <w:pPr>
-        <w:keepNext/>
-        <w:keepLines/>
-        <w:spacing w:after="0" w:line="240" w:lineRule="auto"/>
-        <w:rPr>
-          <w:rFonts w:ascii="JetBrains Mono" w:hAnsi="JetBrains Mono" w:cs="JetBrains Mono"/>
-          <w:sz w:val="18"/>
-          <w:szCs w:val="18"/>
-        </w:rPr>
-      </w:pPr>
-      <w:r>
-        <w:rPr>
-          <w:rFonts w:ascii="JetBrains Mono" w:hAnsi="JetBrains Mono" w:cs="JetBrains Mono"/>
-          <w:sz w:val="18"/>
-          <w:szCs w:val="18"/>
-        </w:rPr>
-        <w:t xml:space="preserve">        ClassC c = new ClassC();</w:t>
-      </w:r>
-    </w:p>
-    <w:p>
-      <w:pPr>
-        <w:keepNext/>
-        <w:keepLines/>
-        <w:spacing w:after="0" w:line="240" w:lineRule="auto"/>
-        <w:rPr>
-          <w:rFonts w:ascii="JetBrains Mono" w:hAnsi="JetBrains Mono" w:cs="JetBrains Mono"/>
-          <w:sz w:val="18"/>
-          <w:szCs w:val="18"/>
-        </w:rPr>
-      </w:pPr>
-      <w:r>
-        <w:rPr>
-          <w:rFonts w:ascii="JetBrains Mono" w:hAnsi="JetBrains Mono" w:cs="JetBrains Mono"/>
-          <w:sz w:val="18"/>
-          <w:szCs w:val="18"/>
-        </w:rPr>
-        <w:t xml:space="preserve">        c.access();</w:t>
-      </w:r>
-    </w:p>
-    <w:p>
-      <w:pPr>
-        <w:keepNext/>
-        <w:keepLines/>
-        <w:spacing w:after="0" w:line="240" w:lineRule="auto"/>
-        <w:rPr>
-          <w:rFonts w:ascii="JetBrains Mono" w:hAnsi="JetBrains Mono" w:cs="JetBrains Mono"/>
-          <w:sz w:val="18"/>
-          <w:szCs w:val="18"/>
-        </w:rPr>
-      </w:pPr>
-      <w:r>
-        <w:rPr>
-          <w:rFonts w:ascii="JetBrains Mono" w:hAnsi="JetBrains Mono" w:cs="JetBrains Mono"/>
-          <w:sz w:val="18"/>
-          <w:szCs w:val="18"/>
-        </w:rPr>
-        <w:t xml:space="preserve">    }</w:t>
-      </w:r>
-    </w:p>
-    <w:p>
-      <w:pPr>
-        <w:keepNext/>
-        <w:keepLines/>
-        <w:spacing w:after="0" w:line="240" w:lineRule="auto"/>
-        <w:rPr>
-          <w:rFonts w:ascii="JetBrains Mono" w:hAnsi="JetBrains Mono" w:cs="JetBrains Mono"/>
-          <w:sz w:val="18"/>
-          <w:szCs w:val="18"/>
-        </w:rPr>
-      </w:pPr>
-      <w:r>
-        <w:rPr>
-          <w:rFonts w:ascii="JetBrains Mono" w:hAnsi="JetBrains Mono" w:cs="JetBrains Mono"/>
-          <w:sz w:val="18"/>
-          <w:szCs w:val="18"/>
-        </w:rPr>
-        <w:t>}</w:t>
-      </w:r>
-    </w:p>
-    <w:p>
-      <w:pPr>
-        <w:keepLines/>
-        <w:spacing w:after="0" w:line="240" w:lineRule="auto"/>
-        <w:rPr>
-          <w:rFonts w:ascii="JetBrains Mono" w:hAnsi="JetBrains Mono" w:cs="JetBrains Mono"/>
-          <w:sz w:val="18"/>
-          <w:szCs w:val="18"/>
-        </w:rPr>
-      </w:pPr>
-    </w:p>
-    <w:p>
-      <w:pPr>
-        <w:keepNext/>
-        <w:keepLines/>
-        <w:spacing w:after="0" w:line="240" w:lineRule="auto"/>
-        <w:rPr>
-          <w:rFonts w:ascii="JetBrains Mono" w:hAnsi="JetBrains Mono" w:cs="JetBrains Mono"/>
-          <w:sz w:val="18"/>
-          <w:szCs w:val="18"/>
-        </w:rPr>
-      </w:pPr>
-      <w:r>
-        <w:rPr>
-          <w:rFonts w:ascii="JetBrains Mono" w:hAnsi="JetBrains Mono" w:cs="JetBrains Mono"/>
-          <w:sz w:val="18"/>
-          <w:szCs w:val="18"/>
-        </w:rPr>
-        <w:t>pkg1/ClassA.java</w:t>
-      </w:r>
-    </w:p>
-    <w:p>
-      <w:pPr>
-        <w:keepNext/>
-        <w:keepLines/>
-        <w:spacing w:after="0" w:line="240" w:lineRule="auto"/>
-        <w:rPr>
-          <w:rFonts w:ascii="JetBrains Mono" w:hAnsi="JetBrains Mono" w:cs="JetBrains Mono"/>
-          <w:sz w:val="18"/>
-          <w:szCs w:val="18"/>
-        </w:rPr>
-      </w:pPr>
-      <w:r>
-        <w:rPr>
-          <w:rFonts w:ascii="JetBrains Mono" w:hAnsi="JetBrains Mono" w:cs="JetBrains Mono"/>
-          <w:sz w:val="18"/>
-          <w:szCs w:val="18"/>
-        </w:rPr>
-        <w:t>package pkg1;</w:t>
-      </w:r>
-    </w:p>
-    <w:p>
-      <w:pPr>
-        <w:keepNext/>
-        <w:keepLines/>
-        <w:spacing w:after="0" w:line="240" w:lineRule="auto"/>
-        <w:rPr>
-          <w:rFonts w:ascii="JetBrains Mono" w:hAnsi="JetBrains Mono" w:cs="JetBrains Mono"/>
-          <w:sz w:val="18"/>
-          <w:szCs w:val="18"/>
-        </w:rPr>
-      </w:pPr>
-    </w:p>
-    <w:p>
-      <w:pPr>
-        <w:keepNext/>
-        <w:keepLines/>
-        <w:spacing w:after="0" w:line="240" w:lineRule="auto"/>
-        <w:rPr>
-          <w:rFonts w:ascii="JetBrains Mono" w:hAnsi="JetBrains Mono" w:cs="JetBrains Mono"/>
-          <w:sz w:val="18"/>
-          <w:szCs w:val="18"/>
-        </w:rPr>
-      </w:pPr>
-      <w:r>
-        <w:rPr>
-          <w:rFonts w:ascii="JetBrains Mono" w:hAnsi="JetBrains Mono" w:cs="JetBrains Mono"/>
-          <w:sz w:val="18"/>
-          <w:szCs w:val="18"/>
-        </w:rPr>
-        <w:t>public class ClassA {</w:t>
-      </w:r>
-    </w:p>
-    <w:p>
-      <w:pPr>
-        <w:keepNext/>
-        <w:keepLines/>
-        <w:spacing w:after="0" w:line="240" w:lineRule="auto"/>
-        <w:rPr>
-          <w:rFonts w:ascii="JetBrains Mono" w:hAnsi="JetBrains Mono" w:cs="JetBrains Mono"/>
-          <w:sz w:val="18"/>
-          <w:szCs w:val="18"/>
-        </w:rPr>
-      </w:pPr>
-      <w:r>
-        <w:rPr>
-          <w:rFonts w:ascii="JetBrains Mono" w:hAnsi="JetBrains Mono" w:cs="JetBrains Mono"/>
-          <w:sz w:val="18"/>
-          <w:szCs w:val="18"/>
-        </w:rPr>
-        <w:t xml:space="preserve">    public int pub = 10;</w:t>
-      </w:r>
-    </w:p>
-    <w:p>
-      <w:pPr>
-        <w:keepNext/>
-        <w:keepLines/>
-        <w:spacing w:after="0" w:line="240" w:lineRule="auto"/>
-        <w:rPr>
-          <w:rFonts w:ascii="JetBrains Mono" w:hAnsi="JetBrains Mono" w:cs="JetBrains Mono"/>
-          <w:sz w:val="18"/>
-          <w:szCs w:val="18"/>
-        </w:rPr>
-      </w:pPr>
-      <w:r>
-        <w:rPr>
-          <w:rFonts w:ascii="JetBrains Mono" w:hAnsi="JetBrains Mono" w:cs="JetBrains Mono"/>
-          <w:sz w:val="18"/>
-          <w:szCs w:val="18"/>
-        </w:rPr>
-        <w:t xml:space="preserve">    protected int pro = 20;</w:t>
-      </w:r>
-    </w:p>
-    <w:p>
-      <w:pPr>
-        <w:keepNext/>
-        <w:keepLines/>
-        <w:spacing w:after="0" w:line="240" w:lineRule="auto"/>
-        <w:rPr>
-          <w:rFonts w:ascii="JetBrains Mono" w:hAnsi="JetBrains Mono" w:cs="JetBrains Mono"/>
-          <w:sz w:val="18"/>
-          <w:szCs w:val="18"/>
-        </w:rPr>
-      </w:pPr>
-      <w:r>
-        <w:rPr>
-          <w:rFonts w:ascii="JetBrains Mono" w:hAnsi="JetBrains Mono" w:cs="JetBrains Mono"/>
-          <w:sz w:val="18"/>
-          <w:szCs w:val="18"/>
-        </w:rPr>
-        <w:t xml:space="preserve">    int def = 30;</w:t>
-      </w:r>
-    </w:p>
-    <w:p>
-      <w:pPr>
-        <w:keepNext/>
-        <w:keepLines/>
-        <w:spacing w:after="0" w:line="240" w:lineRule="auto"/>
-        <w:rPr>
-          <w:rFonts w:ascii="JetBrains Mono" w:hAnsi="JetBrains Mono" w:cs="JetBrains Mono"/>
-          <w:sz w:val="18"/>
-          <w:szCs w:val="18"/>
-        </w:rPr>
-      </w:pPr>
-      <w:r>
-        <w:rPr>
-          <w:rFonts w:ascii="JetBrains Mono" w:hAnsi="JetBrains Mono" w:cs="JetBrains Mono"/>
-          <w:sz w:val="18"/>
-          <w:szCs w:val="18"/>
-        </w:rPr>
-        <w:t xml:space="preserve">    private int pri = 40;</w:t>
-      </w:r>
-    </w:p>
-    <w:p>
-      <w:pPr>
-        <w:keepNext/>
-        <w:keepLines/>
-        <w:spacing w:after="0" w:line="240" w:lineRule="auto"/>
-        <w:rPr>
-          <w:rFonts w:ascii="JetBrains Mono" w:hAnsi="JetBrains Mono" w:cs="JetBrains Mono"/>
-          <w:sz w:val="18"/>
-          <w:szCs w:val="18"/>
-        </w:rPr>
-      </w:pPr>
-    </w:p>
-    <w:p>
-      <w:pPr>
-        <w:keepNext/>
-        <w:keepLines/>
-        <w:spacing w:after="0" w:line="240" w:lineRule="auto"/>
-        <w:rPr>
-          <w:rFonts w:ascii="JetBrains Mono" w:hAnsi="JetBrains Mono" w:cs="JetBrains Mono"/>
-          <w:sz w:val="18"/>
-          <w:szCs w:val="18"/>
-        </w:rPr>
-      </w:pPr>
-      <w:r>
-        <w:rPr>
-          <w:rFonts w:ascii="JetBrains Mono" w:hAnsi="JetBrains Mono" w:cs="JetBrains Mono"/>
-          <w:sz w:val="18"/>
-          <w:szCs w:val="18"/>
-        </w:rPr>
-        <w:t xml:space="preserve">    public void show() {</w:t>
-      </w:r>
-    </w:p>
-    <w:p>
-      <w:pPr>
-        <w:keepNext/>
-        <w:keepLines/>
-        <w:spacing w:after="0" w:line="240" w:lineRule="auto"/>
-        <w:rPr>
-          <w:rFonts w:ascii="JetBrains Mono" w:hAnsi="JetBrains Mono" w:cs="JetBrains Mono"/>
-          <w:sz w:val="18"/>
-          <w:szCs w:val="18"/>
-        </w:rPr>
-      </w:pPr>
-      <w:r>
-        <w:rPr>
-          <w:rFonts w:ascii="JetBrains Mono" w:hAnsi="JetBrains Mono" w:cs="JetBrains Mono"/>
-          <w:sz w:val="18"/>
-          <w:szCs w:val="18"/>
-        </w:rPr>
-        <w:t xml:space="preserve">        System.out.println("Inside pkg1.ClassA:");</w:t>
-      </w:r>
-    </w:p>
-    <w:p>
-      <w:pPr>
-        <w:keepNext/>
-        <w:keepLines/>
-        <w:spacing w:after="0" w:line="240" w:lineRule="auto"/>
-        <w:rPr>
-          <w:rFonts w:ascii="JetBrains Mono" w:hAnsi="JetBrains Mono" w:cs="JetBrains Mono"/>
-          <w:sz w:val="18"/>
-          <w:szCs w:val="18"/>
-        </w:rPr>
-      </w:pPr>
-      <w:r>
-        <w:rPr>
-          <w:rFonts w:ascii="JetBrains Mono" w:hAnsi="JetBrains Mono" w:cs="JetBrains Mono"/>
-          <w:sz w:val="18"/>
-          <w:szCs w:val="18"/>
-        </w:rPr>
-        <w:t xml:space="preserve">        System.out.println("Public    = " + pub);</w:t>
-      </w:r>
-    </w:p>
-    <w:p>
-      <w:pPr>
-        <w:keepNext/>
-        <w:keepLines/>
-        <w:spacing w:after="0" w:line="240" w:lineRule="auto"/>
-        <w:rPr>
-          <w:rFonts w:ascii="JetBrains Mono" w:hAnsi="JetBrains Mono" w:cs="JetBrains Mono"/>
-          <w:sz w:val="18"/>
-          <w:szCs w:val="18"/>
-        </w:rPr>
-      </w:pPr>
-      <w:r>
-        <w:rPr>
-          <w:rFonts w:ascii="JetBrains Mono" w:hAnsi="JetBrains Mono" w:cs="JetBrains Mono"/>
-          <w:sz w:val="18"/>
-          <w:szCs w:val="18"/>
-        </w:rPr>
-        <w:t xml:space="preserve">        System.out.println("Protected = " + pro);</w:t>
-      </w:r>
-    </w:p>
-    <w:p>
-      <w:pPr>
-        <w:keepNext/>
-        <w:keepLines/>
-        <w:spacing w:after="0" w:line="240" w:lineRule="auto"/>
-        <w:rPr>
-          <w:rFonts w:ascii="JetBrains Mono" w:hAnsi="JetBrains Mono" w:cs="JetBrains Mono"/>
-          <w:sz w:val="18"/>
-          <w:szCs w:val="18"/>
-        </w:rPr>
-      </w:pPr>
-      <w:r>
-        <w:rPr>
-          <w:rFonts w:ascii="JetBrains Mono" w:hAnsi="JetBrains Mono" w:cs="JetBrains Mono"/>
-          <w:sz w:val="18"/>
-          <w:szCs w:val="18"/>
-        </w:rPr>
-        <w:t xml:space="preserve">        System.out.println("Default   = " + def);</w:t>
-      </w:r>
-    </w:p>
-    <w:p>
-      <w:pPr>
-        <w:keepNext/>
-        <w:keepLines/>
-        <w:spacing w:after="0" w:line="240" w:lineRule="auto"/>
-        <w:rPr>
-          <w:rFonts w:ascii="JetBrains Mono" w:hAnsi="JetBrains Mono" w:cs="JetBrains Mono"/>
-          <w:sz w:val="18"/>
-          <w:szCs w:val="18"/>
-        </w:rPr>
-      </w:pPr>
-      <w:r>
-        <w:rPr>
-          <w:rFonts w:ascii="JetBrains Mono" w:hAnsi="JetBrains Mono" w:cs="JetBrains Mono"/>
-          <w:sz w:val="18"/>
-          <w:szCs w:val="18"/>
-        </w:rPr>
-        <w:t xml:space="preserve">        System.out.println("Private   = " + pri);</w:t>
-      </w:r>
-    </w:p>
-    <w:p>
-      <w:pPr>
-        <w:keepNext/>
-        <w:keepLines/>
-        <w:spacing w:after="0" w:line="240" w:lineRule="auto"/>
-        <w:rPr>
-          <w:rFonts w:ascii="JetBrains Mono" w:hAnsi="JetBrains Mono" w:cs="JetBrains Mono"/>
-          <w:sz w:val="18"/>
-          <w:szCs w:val="18"/>
-        </w:rPr>
-      </w:pPr>
-      <w:r>
-        <w:rPr>
-          <w:rFonts w:ascii="JetBrains Mono" w:hAnsi="JetBrains Mono" w:cs="JetBrains Mono"/>
-          <w:sz w:val="18"/>
-          <w:szCs w:val="18"/>
-        </w:rPr>
-        <w:t xml:space="preserve">    }</w:t>
-      </w:r>
-    </w:p>
-    <w:p>
-      <w:pPr>
-        <w:keepNext/>
-        <w:keepLines/>
-        <w:spacing w:after="0" w:line="240" w:lineRule="auto"/>
-        <w:rPr>
-          <w:rFonts w:ascii="JetBrains Mono" w:hAnsi="JetBrains Mono" w:cs="JetBrains Mono"/>
-          <w:sz w:val="18"/>
-          <w:szCs w:val="18"/>
-        </w:rPr>
-      </w:pPr>
-      <w:r>
-        <w:rPr>
-          <w:rFonts w:ascii="JetBrains Mono" w:hAnsi="JetBrains Mono" w:cs="JetBrains Mono"/>
-          <w:sz w:val="18"/>
-          <w:szCs w:val="18"/>
-        </w:rPr>
-        <w:t>}</w:t>
-      </w:r>
-    </w:p>
-    <w:p>
-      <w:pPr>
-        <w:keepLines/>
-        <w:spacing w:after="0" w:line="240" w:lineRule="auto"/>
-        <w:rPr>
-          <w:rFonts w:ascii="JetBrains Mono" w:hAnsi="JetBrains Mono" w:cs="JetBrains Mono"/>
-          <w:sz w:val="18"/>
-          <w:szCs w:val="18"/>
-        </w:rPr>
-      </w:pPr>
-    </w:p>
-    <w:p>
-      <w:pPr>
-        <w:keepNext/>
-        <w:keepLines/>
-        <w:spacing w:after="0" w:line="240" w:lineRule="auto"/>
-        <w:rPr>
-          <w:rFonts w:ascii="JetBrains Mono" w:hAnsi="JetBrains Mono" w:cs="JetBrains Mono"/>
-          <w:sz w:val="18"/>
-          <w:szCs w:val="18"/>
-        </w:rPr>
-      </w:pPr>
-      <w:r>
-        <w:rPr>
-          <w:rFonts w:ascii="JetBrains Mono" w:hAnsi="JetBrains Mono" w:cs="JetBrains Mono"/>
-          <w:sz w:val="18"/>
-          <w:szCs w:val="18"/>
-        </w:rPr>
-        <w:t>pkg1/ClassB.java</w:t>
-      </w:r>
-    </w:p>
-    <w:p>
-      <w:pPr>
-        <w:keepNext/>
-        <w:keepLines/>
-        <w:spacing w:after="0" w:line="240" w:lineRule="auto"/>
-        <w:rPr>
-          <w:rFonts w:ascii="JetBrains Mono" w:hAnsi="JetBrains Mono" w:cs="JetBrains Mono"/>
-          <w:sz w:val="18"/>
-          <w:szCs w:val="18"/>
-        </w:rPr>
-      </w:pPr>
-      <w:r>
-        <w:rPr>
-          <w:rFonts w:ascii="JetBrains Mono" w:hAnsi="JetBrains Mono" w:cs="JetBrains Mono"/>
-          <w:sz w:val="18"/>
-          <w:szCs w:val="18"/>
-        </w:rPr>
-        <w:t>package pkg1;</w:t>
-      </w:r>
-    </w:p>
-    <w:p>
-      <w:pPr>
-        <w:keepNext/>
-        <w:keepLines/>
-        <w:spacing w:after="0" w:line="240" w:lineRule="auto"/>
-        <w:rPr>
-          <w:rFonts w:ascii="JetBrains Mono" w:hAnsi="JetBrains Mono" w:cs="JetBrains Mono"/>
-          <w:sz w:val="18"/>
-          <w:szCs w:val="18"/>
-        </w:rPr>
-      </w:pPr>
-    </w:p>
-    <w:p>
-      <w:pPr>
-        <w:keepNext/>
-        <w:keepLines/>
-        <w:spacing w:after="0" w:line="240" w:lineRule="auto"/>
-        <w:rPr>
-          <w:rFonts w:ascii="JetBrains Mono" w:hAnsi="JetBrains Mono" w:cs="JetBrains Mono"/>
-          <w:sz w:val="18"/>
-          <w:szCs w:val="18"/>
-        </w:rPr>
-      </w:pPr>
-      <w:r>
-        <w:rPr>
-          <w:rFonts w:ascii="JetBrains Mono" w:hAnsi="JetBrains Mono" w:cs="JetBrains Mono"/>
-          <w:sz w:val="18"/>
-          <w:szCs w:val="18"/>
-        </w:rPr>
-        <w:t>public class ClassB {</w:t>
-      </w:r>
-    </w:p>
-    <w:p>
-      <w:pPr>
-        <w:keepNext/>
-        <w:keepLines/>
-        <w:spacing w:after="0" w:line="240" w:lineRule="auto"/>
-        <w:rPr>
-          <w:rFonts w:ascii="JetBrains Mono" w:hAnsi="JetBrains Mono" w:cs="JetBrains Mono"/>
-          <w:sz w:val="18"/>
-          <w:szCs w:val="18"/>
-        </w:rPr>
-      </w:pPr>
-      <w:r>
-        <w:rPr>
-          <w:rFonts w:ascii="JetBrains Mono" w:hAnsi="JetBrains Mono" w:cs="JetBrains Mono"/>
-          <w:sz w:val="18"/>
-          <w:szCs w:val="18"/>
-        </w:rPr>
-        <w:t xml:space="preserve">    public void access() {</w:t>
-      </w:r>
-    </w:p>
-    <w:p>
-      <w:pPr>
-        <w:keepNext/>
-        <w:keepLines/>
-        <w:spacing w:after="0" w:line="240" w:lineRule="auto"/>
-        <w:rPr>
-          <w:rFonts w:ascii="JetBrains Mono" w:hAnsi="JetBrains Mono" w:cs="JetBrains Mono"/>
-          <w:sz w:val="18"/>
-          <w:szCs w:val="18"/>
-        </w:rPr>
-      </w:pPr>
-      <w:r>
-        <w:rPr>
-          <w:rFonts w:ascii="JetBrains Mono" w:hAnsi="JetBrains Mono" w:cs="JetBrains Mono"/>
-          <w:sz w:val="18"/>
-          <w:szCs w:val="18"/>
-        </w:rPr>
-        <w:t xml:space="preserve">        ClassA a = new ClassA();</w:t>
-      </w:r>
-    </w:p>
-    <w:p>
-      <w:pPr>
-        <w:keepNext/>
-        <w:keepLines/>
-        <w:spacing w:after="0" w:line="240" w:lineRule="auto"/>
-        <w:rPr>
-          <w:rFonts w:ascii="JetBrains Mono" w:hAnsi="JetBrains Mono" w:cs="JetBrains Mono"/>
-          <w:sz w:val="18"/>
-          <w:szCs w:val="18"/>
-        </w:rPr>
-      </w:pPr>
-    </w:p>
-    <w:p>
-      <w:pPr>
-        <w:keepNext/>
-        <w:keepLines/>
-        <w:spacing w:after="0" w:line="240" w:lineRule="auto"/>
-        <w:rPr>
-          <w:rFonts w:ascii="JetBrains Mono" w:hAnsi="JetBrains Mono" w:cs="JetBrains Mono"/>
-          <w:sz w:val="18"/>
-          <w:szCs w:val="18"/>
-        </w:rPr>
-      </w:pPr>
-      <w:r>
-        <w:rPr>
-          <w:rFonts w:ascii="JetBrains Mono" w:hAnsi="JetBrains Mono" w:cs="JetBrains Mono"/>
-          <w:sz w:val="18"/>
-          <w:szCs w:val="18"/>
-        </w:rPr>
-        <w:t xml:space="preserve">        System.out.println("Inside pkg1.ClassB:");</w:t>
-      </w:r>
-    </w:p>
-    <w:p>
-      <w:pPr>
-        <w:keepNext/>
-        <w:keepLines/>
-        <w:spacing w:after="0" w:line="240" w:lineRule="auto"/>
-        <w:rPr>
-          <w:rFonts w:ascii="JetBrains Mono" w:hAnsi="JetBrains Mono" w:cs="JetBrains Mono"/>
-          <w:sz w:val="18"/>
-          <w:szCs w:val="18"/>
-        </w:rPr>
-      </w:pPr>
-      <w:r>
-        <w:rPr>
-          <w:rFonts w:ascii="JetBrains Mono" w:hAnsi="JetBrains Mono" w:cs="JetBrains Mono"/>
-          <w:sz w:val="18"/>
-          <w:szCs w:val="18"/>
-        </w:rPr>
-        <w:t xml:space="preserve">        System.out.println("Public    = " + a.pub);</w:t>
-      </w:r>
-    </w:p>
-    <w:p>
-      <w:pPr>
-        <w:keepNext/>
-        <w:keepLines/>
-        <w:spacing w:after="0" w:line="240" w:lineRule="auto"/>
-        <w:rPr>
-          <w:rFonts w:ascii="JetBrains Mono" w:hAnsi="JetBrains Mono" w:cs="JetBrains Mono"/>
-          <w:sz w:val="18"/>
-          <w:szCs w:val="18"/>
-        </w:rPr>
-      </w:pPr>
-      <w:r>
-        <w:rPr>
-          <w:rFonts w:ascii="JetBrains Mono" w:hAnsi="JetBrains Mono" w:cs="JetBrains Mono"/>
-          <w:sz w:val="18"/>
-          <w:szCs w:val="18"/>
-        </w:rPr>
-        <w:t xml:space="preserve">        System.out.println("Protected = " + a.pro);</w:t>
-      </w:r>
-    </w:p>
-    <w:p>
-      <w:pPr>
-        <w:keepNext/>
-        <w:keepLines/>
-        <w:spacing w:after="0" w:line="240" w:lineRule="auto"/>
-        <w:rPr>
-          <w:rFonts w:ascii="JetBrains Mono" w:hAnsi="JetBrains Mono" w:cs="JetBrains Mono"/>
-          <w:sz w:val="18"/>
-          <w:szCs w:val="18"/>
-        </w:rPr>
-      </w:pPr>
-      <w:r>
-        <w:rPr>
-          <w:rFonts w:ascii="JetBrains Mono" w:hAnsi="JetBrains Mono" w:cs="JetBrains Mono"/>
-          <w:sz w:val="18"/>
-          <w:szCs w:val="18"/>
-        </w:rPr>
-        <w:t xml:space="preserve">        System.out.println("Default   = " + a.def);</w:t>
-      </w:r>
-    </w:p>
-    <w:p>
-      <w:pPr>
-        <w:keepNext/>
-        <w:keepLines/>
-        <w:spacing w:after="0" w:line="240" w:lineRule="auto"/>
-        <w:rPr>
-          <w:rFonts w:ascii="JetBrains Mono" w:hAnsi="JetBrains Mono" w:cs="JetBrains Mono"/>
-          <w:sz w:val="18"/>
-          <w:szCs w:val="18"/>
-        </w:rPr>
-      </w:pPr>
-      <w:r>
-        <w:rPr>
-          <w:rFonts w:ascii="JetBrains Mono" w:hAnsi="JetBrains Mono" w:cs="JetBrains Mono"/>
-          <w:sz w:val="18"/>
-          <w:szCs w:val="18"/>
-        </w:rPr>
-        <w:t xml:space="preserve">        System.out.println("Private is not accessible");</w:t>
-      </w:r>
-    </w:p>
-    <w:p>
-      <w:pPr>
-        <w:keepNext/>
-        <w:keepLines/>
-        <w:spacing w:after="0" w:line="240" w:lineRule="auto"/>
-        <w:rPr>
-          <w:rFonts w:ascii="JetBrains Mono" w:hAnsi="JetBrains Mono" w:cs="JetBrains Mono"/>
-          <w:sz w:val="18"/>
-          <w:szCs w:val="18"/>
-        </w:rPr>
-      </w:pPr>
-      <w:r>
-        <w:rPr>
-          <w:rFonts w:ascii="JetBrains Mono" w:hAnsi="JetBrains Mono" w:cs="JetBrains Mono"/>
-          <w:sz w:val="18"/>
-          <w:szCs w:val="18"/>
-        </w:rPr>
-        <w:t xml:space="preserve">    }</w:t>
-      </w:r>
-    </w:p>
-    <w:p>
-      <w:pPr>
-        <w:keepNext/>
-        <w:keepLines/>
-        <w:spacing w:after="0" w:line="240" w:lineRule="auto"/>
-        <w:rPr>
-          <w:rFonts w:ascii="JetBrains Mono" w:hAnsi="JetBrains Mono" w:cs="JetBrains Mono"/>
-          <w:sz w:val="18"/>
-          <w:szCs w:val="18"/>
-        </w:rPr>
-      </w:pPr>
-      <w:r>
-        <w:rPr>
-          <w:rFonts w:ascii="JetBrains Mono" w:hAnsi="JetBrains Mono" w:cs="JetBrains Mono"/>
-          <w:sz w:val="18"/>
-          <w:szCs w:val="18"/>
-        </w:rPr>
-        <w:t>}</w:t>
-      </w:r>
-    </w:p>
-    <w:p>
-      <w:pPr>
-        <w:keepLines/>
-        <w:spacing w:after="0" w:line="240" w:lineRule="auto"/>
-        <w:rPr>
-          <w:rFonts w:ascii="JetBrains Mono" w:hAnsi="JetBrains Mono" w:cs="JetBrains Mono"/>
-          <w:sz w:val="18"/>
-          <w:szCs w:val="18"/>
-        </w:rPr>
-      </w:pPr>
-    </w:p>
-    <w:p>
-      <w:pPr>
-        <w:keepNext/>
-        <w:keepLines/>
-        <w:spacing w:after="0" w:line="240" w:lineRule="auto"/>
-        <w:rPr>
-          <w:rFonts w:ascii="JetBrains Mono" w:hAnsi="JetBrains Mono" w:cs="JetBrains Mono"/>
-          <w:sz w:val="18"/>
-          <w:szCs w:val="18"/>
-        </w:rPr>
-      </w:pPr>
-      <w:r>
-        <w:rPr>
-          <w:rFonts w:ascii="JetBrains Mono" w:hAnsi="JetBrains Mono" w:cs="JetBrains Mono"/>
-          <w:sz w:val="18"/>
-          <w:szCs w:val="18"/>
-        </w:rPr>
-        <w:lastRenderedPageBreak/>
-        <w:t>pkg2/ClassC.java</w:t>
-      </w:r>
-    </w:p>
-    <w:p>
-      <w:pPr>
-        <w:keepNext/>
-        <w:keepLines/>
-        <w:spacing w:after="0" w:line="240" w:lineRule="auto"/>
-        <w:rPr>
-          <w:rFonts w:ascii="JetBrains Mono" w:hAnsi="JetBrains Mono" w:cs="JetBrains Mono"/>
-          <w:sz w:val="18"/>
-          <w:szCs w:val="18"/>
-        </w:rPr>
-      </w:pPr>
-      <w:r>
-        <w:rPr>
-          <w:rFonts w:ascii="JetBrains Mono" w:hAnsi="JetBrains Mono" w:cs="JetBrains Mono"/>
-          <w:sz w:val="18"/>
-          <w:szCs w:val="18"/>
-        </w:rPr>
-        <w:t>package pkg2;</w:t>
-      </w:r>
-    </w:p>
-    <w:p>
-      <w:pPr>
-        <w:keepNext/>
-        <w:keepLines/>
-        <w:spacing w:after="0" w:line="240" w:lineRule="auto"/>
-        <w:rPr>
-          <w:rFonts w:ascii="JetBrains Mono" w:hAnsi="JetBrains Mono" w:cs="JetBrains Mono"/>
-          <w:sz w:val="18"/>
-          <w:szCs w:val="18"/>
-        </w:rPr>
-      </w:pPr>
-    </w:p>
-    <w:p>
-      <w:pPr>
-        <w:keepNext/>
-        <w:keepLines/>
-        <w:spacing w:after="0" w:line="240" w:lineRule="auto"/>
-        <w:rPr>
-          <w:rFonts w:ascii="JetBrains Mono" w:hAnsi="JetBrains Mono" w:cs="JetBrains Mono"/>
-          <w:sz w:val="18"/>
-          <w:szCs w:val="18"/>
-        </w:rPr>
-      </w:pPr>
-      <w:r>
-        <w:rPr>
-          <w:rFonts w:ascii="JetBrains Mono" w:hAnsi="JetBrains Mono" w:cs="JetBrains Mono"/>
-          <w:sz w:val="18"/>
-          <w:szCs w:val="18"/>
-        </w:rPr>
-        <w:t>import pkg1.ClassA;</w:t>
-      </w:r>
-    </w:p>
-    <w:p>
-      <w:pPr>
-        <w:keepNext/>
-        <w:keepLines/>
-        <w:spacing w:after="0" w:line="240" w:lineRule="auto"/>
-        <w:rPr>
-          <w:rFonts w:ascii="JetBrains Mono" w:hAnsi="JetBrains Mono" w:cs="JetBrains Mono"/>
-          <w:sz w:val="18"/>
-          <w:szCs w:val="18"/>
-        </w:rPr>
-      </w:pPr>
-    </w:p>
-    <w:p>
-      <w:pPr>
-        <w:keepNext/>
-        <w:keepLines/>
-        <w:spacing w:after="0" w:line="240" w:lineRule="auto"/>
-        <w:rPr>
-          <w:rFonts w:ascii="JetBrains Mono" w:hAnsi="JetBrains Mono" w:cs="JetBrains Mono"/>
-          <w:sz w:val="18"/>
-          <w:szCs w:val="18"/>
-        </w:rPr>
-      </w:pPr>
-      <w:r>
-        <w:rPr>
-          <w:rFonts w:ascii="JetBrains Mono" w:hAnsi="JetBrains Mono" w:cs="JetBrains Mono"/>
-          <w:sz w:val="18"/>
-          <w:szCs w:val="18"/>
-        </w:rPr>
-        <w:t>public class ClassC {</w:t>
-      </w:r>
-    </w:p>
-    <w:p>
-      <w:pPr>
-        <w:keepNext/>
-        <w:keepLines/>
-        <w:spacing w:after="0" w:line="240" w:lineRule="auto"/>
-        <w:rPr>
-          <w:rFonts w:ascii="JetBrains Mono" w:hAnsi="JetBrains Mono" w:cs="JetBrains Mono"/>
-          <w:sz w:val="18"/>
-          <w:szCs w:val="18"/>
-        </w:rPr>
-      </w:pPr>
-      <w:r>
-        <w:rPr>
-          <w:rFonts w:ascii="JetBrains Mono" w:hAnsi="JetBrains Mono" w:cs="JetBrains Mono"/>
-          <w:sz w:val="18"/>
-          <w:szCs w:val="18"/>
-        </w:rPr>
-        <w:t xml:space="preserve">    public void access() {</w:t>
-      </w:r>
-    </w:p>
-    <w:p>
-      <w:pPr>
-        <w:keepNext/>
-        <w:keepLines/>
-        <w:spacing w:after="0" w:line="240" w:lineRule="auto"/>
-        <w:rPr>
-          <w:rFonts w:ascii="JetBrains Mono" w:hAnsi="JetBrains Mono" w:cs="JetBrains Mono"/>
-          <w:sz w:val="18"/>
-          <w:szCs w:val="18"/>
-        </w:rPr>
-      </w:pPr>
-      <w:r>
-        <w:rPr>
-          <w:rFonts w:ascii="JetBrains Mono" w:hAnsi="JetBrains Mono" w:cs="JetBrains Mono"/>
-          <w:sz w:val="18"/>
-          <w:szCs w:val="18"/>
-        </w:rPr>
-        <w:t xml:space="preserve">        ClassA a = new ClassA();</w:t>
-      </w:r>
-    </w:p>
-    <w:p>
-      <w:pPr>
-        <w:keepNext/>
-        <w:keepLines/>
-        <w:spacing w:after="0" w:line="240" w:lineRule="auto"/>
-        <w:rPr>
-          <w:rFonts w:ascii="JetBrains Mono" w:hAnsi="JetBrains Mono" w:cs="JetBrains Mono"/>
-          <w:sz w:val="18"/>
-          <w:szCs w:val="18"/>
-        </w:rPr>
-      </w:pPr>
-    </w:p>
-    <w:p>
-      <w:pPr>
-        <w:keepNext/>
-        <w:keepLines/>
-        <w:spacing w:after="0" w:line="240" w:lineRule="auto"/>
-        <w:rPr>
-          <w:rFonts w:ascii="JetBrains Mono" w:hAnsi="JetBrains Mono" w:cs="JetBrains Mono"/>
-          <w:sz w:val="18"/>
-          <w:szCs w:val="18"/>
-        </w:rPr>
-      </w:pPr>
-      <w:r>
-        <w:rPr>
-          <w:rFonts w:ascii="JetBrains Mono" w:hAnsi="JetBrains Mono" w:cs="JetBrains Mono"/>
-          <w:sz w:val="18"/>
-          <w:szCs w:val="18"/>
-        </w:rPr>
-        <w:t xml:space="preserve">        System.out.println("Inside pkg2.ClassC:");</w:t>
-      </w:r>
-    </w:p>
-    <w:p>
-      <w:pPr>
-        <w:keepNext/>
-        <w:keepLines/>
-        <w:spacing w:after="0" w:line="240" w:lineRule="auto"/>
-        <w:rPr>
-          <w:rFonts w:ascii="JetBrains Mono" w:hAnsi="JetBrains Mono" w:cs="JetBrains Mono"/>
-          <w:sz w:val="18"/>
-          <w:szCs w:val="18"/>
-        </w:rPr>
-      </w:pPr>
-      <w:r>
-        <w:rPr>
-          <w:rFonts w:ascii="JetBrains Mono" w:hAnsi="JetBrains Mono" w:cs="JetBrains Mono"/>
-          <w:sz w:val="18"/>
-          <w:szCs w:val="18"/>
-        </w:rPr>
-        <w:t xml:space="preserve">        System.out.println("Public = " + a.pub);</w:t>
-      </w:r>
-    </w:p>
-    <w:p>
-      <w:pPr>
-        <w:keepNext/>
-        <w:keepLines/>
-        <w:spacing w:after="0" w:line="240" w:lineRule="auto"/>
-        <w:rPr>
-          <w:rFonts w:ascii="JetBrains Mono" w:hAnsi="JetBrains Mono" w:cs="JetBrains Mono"/>
-          <w:sz w:val="18"/>
-          <w:szCs w:val="18"/>
-        </w:rPr>
-      </w:pPr>
-      <w:r>
-        <w:rPr>
-          <w:rFonts w:ascii="JetBrains Mono" w:hAnsi="JetBrains Mono" w:cs="JetBrains Mono"/>
-          <w:sz w:val="18"/>
-          <w:szCs w:val="18"/>
-        </w:rPr>
-        <w:t xml:space="preserve">        System.out.println("Protected, default and private members are not accessible");</w:t>
-      </w:r>
-    </w:p>
-    <w:p>
-      <w:pPr>
-        <w:keepNext/>
-        <w:keepLines/>
-        <w:spacing w:after="0" w:line="240" w:lineRule="auto"/>
-        <w:rPr>
-          <w:rFonts w:ascii="JetBrains Mono" w:hAnsi="JetBrains Mono" w:cs="JetBrains Mono"/>
-          <w:sz w:val="18"/>
-          <w:szCs w:val="18"/>
-        </w:rPr>
-      </w:pPr>
-      <w:r>
-        <w:rPr>
-          <w:rFonts w:ascii="JetBrains Mono" w:hAnsi="JetBrains Mono" w:cs="JetBrains Mono"/>
-          <w:sz w:val="18"/>
-          <w:szCs w:val="18"/>
-        </w:rPr>
-        <w:t xml:space="preserve">    }</w:t>
-      </w:r>
-    </w:p>
-    <w:p>
-      <w:pPr>
-        <w:keepNext/>
-        <w:keepLines/>
-        <w:spacing w:after="0" w:line="240" w:lineRule="auto"/>
-        <w:rPr>
-          <w:rFonts w:ascii="JetBrains Mono" w:hAnsi="JetBrains Mono" w:cs="JetBrains Mono"/>
-          <w:sz w:val="18"/>
-          <w:szCs w:val="18"/>
-        </w:rPr>
-      </w:pPr>
-      <w:r>
-        <w:rPr>
-          <w:rFonts w:ascii="JetBrains Mono" w:hAnsi="JetBrains Mono" w:cs="JetBrains Mono"/>
-          <w:sz w:val="18"/>
-          <w:szCs w:val="18"/>
-        </w:rPr>
-        <w:t>}</w:t>
-      </w:r>
-    </w:p>
-    <w:p>
-      <w:pPr>
-        <w:keepLines/>
-        <w:spacing w:after="0" w:line="240" w:lineRule="auto"/>
-        <w:rPr>
-          <w:rFonts w:ascii="JetBrains Mono" w:hAnsi="JetBrains Mono" w:cs="JetBrains Mono"/>
-          <w:sz w:val="18"/>
-          <w:szCs w:val="18"/>
-        </w:rPr>
-      </w:pPr>
-    </w:p>
-    <w:p>
-      <w:pPr>
-        <w:keepNext/>
-        <w:keepLines/>
-        <w:spacing w:after="0" w:line="240" w:lineRule="auto"/>
-        <w:rPr>
-          <w:rFonts w:ascii="JetBrains Mono" w:hAnsi="JetBrains Mono" w:cs="JetBrains Mono"/>
-          <w:sz w:val="18"/>
-          <w:szCs w:val="18"/>
-        </w:rPr>
-      </w:pPr>
-      <w:r>
-        <w:rPr>
-          <w:rFonts w:ascii="JetBrains Mono" w:hAnsi="JetBrains Mono" w:cs="JetBrains Mono"/>
-          <w:sz w:val="18"/>
-          <w:szCs w:val="18"/>
-        </w:rPr>
-        <w:t>OUTPUT:</w:t>
-      </w:r>
-    </w:p>
-    <w:p>
-      <w:pPr>
-        <w:keepNext/>
-        <w:keepLines/>
-        <w:spacing w:after="0" w:line="240" w:lineRule="auto"/>
-        <w:rPr>
-          <w:rFonts w:ascii="JetBrains Mono" w:hAnsi="JetBrains Mono" w:cs="JetBrains Mono"/>
-          <w:sz w:val="18"/>
-          <w:szCs w:val="18"/>
-        </w:rPr>
-      </w:pPr>
-    </w:p>
-    <w:p>
-      <w:pPr>
-        <w:keepNext/>
-        <w:keepLines/>
-        <w:spacing w:after="0" w:line="240" w:lineRule="auto"/>
-        <w:rPr>
-          <w:rFonts w:ascii="JetBrains Mono" w:hAnsi="JetBrains Mono" w:cs="JetBrains Mono"/>
-          <w:sz w:val="18"/>
-          <w:szCs w:val="18"/>
-        </w:rPr>
-      </w:pPr>
-      <w:r>
-        <w:rPr>
-          <w:rFonts w:ascii="JetBrains Mono" w:hAnsi="JetBrains Mono" w:cs="JetBrains Mono"/>
-          <w:sz w:val="18"/>
-          <w:szCs w:val="18"/>
-        </w:rPr>
-        <w:t>Inside pkg1.ClassA:</w:t>
-      </w:r>
-    </w:p>
-    <w:p>
-      <w:pPr>
-        <w:keepNext/>
-        <w:keepLines/>
-        <w:spacing w:after="0" w:line="240" w:lineRule="auto"/>
-        <w:rPr>
-          <w:rFonts w:ascii="JetBrains Mono" w:hAnsi="JetBrains Mono" w:cs="JetBrains Mono"/>
-          <w:sz w:val="18"/>
-          <w:szCs w:val="18"/>
-        </w:rPr>
-      </w:pPr>
-      <w:r>
-        <w:rPr>
-          <w:rFonts w:ascii="JetBrains Mono" w:hAnsi="JetBrains Mono" w:cs="JetBrains Mono"/>
-          <w:sz w:val="18"/>
-          <w:szCs w:val="18"/>
-        </w:rPr>
-        <w:t>Public    = 10</w:t>
-      </w:r>
-    </w:p>
-    <w:p>
-      <w:pPr>
-        <w:keepNext/>
-        <w:keepLines/>
-        <w:spacing w:after="0" w:line="240" w:lineRule="auto"/>
-        <w:rPr>
-          <w:rFonts w:ascii="JetBrains Mono" w:hAnsi="JetBrains Mono" w:cs="JetBrains Mono"/>
-          <w:sz w:val="18"/>
-          <w:szCs w:val="18"/>
-        </w:rPr>
-      </w:pPr>
-      <w:r>
-        <w:rPr>
-          <w:rFonts w:ascii="JetBrains Mono" w:hAnsi="JetBrains Mono" w:cs="JetBrains Mono"/>
-          <w:sz w:val="18"/>
-          <w:szCs w:val="18"/>
-        </w:rPr>
-        <w:t>Protected = 20</w:t>
-      </w:r>
-    </w:p>
-    <w:p>
-      <w:pPr>
-        <w:keepNext/>
-        <w:keepLines/>
-        <w:spacing w:after="0" w:line="240" w:lineRule="auto"/>
-        <w:rPr>
-          <w:rFonts w:ascii="JetBrains Mono" w:hAnsi="JetBrains Mono" w:cs="JetBrains Mono"/>
-          <w:sz w:val="18"/>
-          <w:szCs w:val="18"/>
-        </w:rPr>
-      </w:pPr>
-      <w:r>
-        <w:rPr>
-          <w:rFonts w:ascii="JetBrains Mono" w:hAnsi="JetBrains Mono" w:cs="JetBrains Mono"/>
-          <w:sz w:val="18"/>
-          <w:szCs w:val="18"/>
-        </w:rPr>
-        <w:t>Default   = 30</w:t>
-      </w:r>
-    </w:p>
-    <w:p>
-      <w:pPr>
-        <w:keepNext/>
-        <w:keepLines/>
-        <w:spacing w:after="0" w:line="240" w:lineRule="auto"/>
-        <w:rPr>
-          <w:rFonts w:ascii="JetBrains Mono" w:hAnsi="JetBrains Mono" w:cs="JetBrains Mono"/>
-          <w:sz w:val="18"/>
-          <w:szCs w:val="18"/>
-        </w:rPr>
-      </w:pPr>
-      <w:r>
-        <w:rPr>
-          <w:rFonts w:ascii="JetBrains Mono" w:hAnsi="JetBrains Mono" w:cs="JetBrains Mono"/>
-          <w:sz w:val="18"/>
-          <w:szCs w:val="18"/>
-        </w:rPr>
-        <w:t>Private   = 40</w:t>
-      </w:r>
-    </w:p>
-    <w:p>
-      <w:pPr>
-        <w:keepNext/>
-        <w:keepLines/>
-        <w:spacing w:after="0" w:line="240" w:lineRule="auto"/>
-        <w:rPr>
-          <w:rFonts w:ascii="JetBrains Mono" w:hAnsi="JetBrains Mono" w:cs="JetBrains Mono"/>
-          <w:sz w:val="18"/>
-          <w:szCs w:val="18"/>
-        </w:rPr>
-      </w:pPr>
-    </w:p>
-    <w:p>
-      <w:pPr>
-        <w:keepNext/>
-        <w:keepLines/>
-        <w:spacing w:after="0" w:line="240" w:lineRule="auto"/>
-        <w:rPr>
-          <w:rFonts w:ascii="JetBrains Mono" w:hAnsi="JetBrains Mono" w:cs="JetBrains Mono"/>
-          <w:sz w:val="18"/>
-          <w:szCs w:val="18"/>
-        </w:rPr>
-      </w:pPr>
-      <w:r>
-        <w:rPr>
-          <w:rFonts w:ascii="JetBrains Mono" w:hAnsi="JetBrains Mono" w:cs="JetBrains Mono"/>
-          <w:sz w:val="18"/>
-          <w:szCs w:val="18"/>
-        </w:rPr>
-        <w:t>Inside pkg1.ClassB:</w:t>
-      </w:r>
-    </w:p>
-    <w:p>
-      <w:pPr>
-        <w:keepNext/>
-        <w:keepLines/>
-        <w:spacing w:after="0" w:line="240" w:lineRule="auto"/>
-        <w:rPr>
-          <w:rFonts w:ascii="JetBrains Mono" w:hAnsi="JetBrains Mono" w:cs="JetBrains Mono"/>
-          <w:sz w:val="18"/>
-          <w:szCs w:val="18"/>
-        </w:rPr>
-      </w:pPr>
-      <w:r>
-        <w:rPr>
-          <w:rFonts w:ascii="JetBrains Mono" w:hAnsi="JetBrains Mono" w:cs="JetBrains Mono"/>
-          <w:sz w:val="18"/>
-          <w:szCs w:val="18"/>
-        </w:rPr>
-        <w:t>Public    = 10</w:t>
-      </w:r>
-    </w:p>
-    <w:p>
-      <w:pPr>
-        <w:keepNext/>
-        <w:keepLines/>
-        <w:spacing w:after="0" w:line="240" w:lineRule="auto"/>
-        <w:rPr>
-          <w:rFonts w:ascii="JetBrains Mono" w:hAnsi="JetBrains Mono" w:cs="JetBrains Mono"/>
-          <w:sz w:val="18"/>
-          <w:szCs w:val="18"/>
-        </w:rPr>
-      </w:pPr>
-      <w:r>
-        <w:rPr>
-          <w:rFonts w:ascii="JetBrains Mono" w:hAnsi="JetBrains Mono" w:cs="JetBrains Mono"/>
-          <w:sz w:val="18"/>
-          <w:szCs w:val="18"/>
-        </w:rPr>
-        <w:t>Protected = 20</w:t>
-      </w:r>
-    </w:p>
-    <w:p>
-      <w:pPr>
-        <w:keepNext/>
-        <w:keepLines/>
-        <w:spacing w:after="0" w:line="240" w:lineRule="auto"/>
-        <w:rPr>
-          <w:rFonts w:ascii="JetBrains Mono" w:hAnsi="JetBrains Mono" w:cs="JetBrains Mono"/>
-          <w:sz w:val="18"/>
-          <w:szCs w:val="18"/>
-        </w:rPr>
-      </w:pPr>
-      <w:r>
-        <w:rPr>
-          <w:rFonts w:ascii="JetBrains Mono" w:hAnsi="JetBrains Mono" w:cs="JetBrains Mono"/>
-          <w:sz w:val="18"/>
-          <w:szCs w:val="18"/>
-        </w:rPr>
-        <w:t>Default   = 30</w:t>
-      </w:r>
-    </w:p>
-    <w:p>
-      <w:pPr>
-        <w:keepNext/>
-        <w:keepLines/>
-        <w:spacing w:after="0" w:line="240" w:lineRule="auto"/>
-        <w:rPr>
-          <w:rFonts w:ascii="JetBrains Mono" w:hAnsi="JetBrains Mono" w:cs="JetBrains Mono"/>
-          <w:sz w:val="18"/>
-          <w:szCs w:val="18"/>
-        </w:rPr>
-      </w:pPr>
-      <w:r>
-        <w:rPr>
-          <w:rFonts w:ascii="JetBrains Mono" w:hAnsi="JetBrains Mono" w:cs="JetBrains Mono"/>
-          <w:sz w:val="18"/>
-          <w:szCs w:val="18"/>
-        </w:rPr>
-        <w:t>Private is not accessible</w:t>
-      </w:r>
-    </w:p>
-    <w:p>
-      <w:pPr>
-        <w:keepNext/>
-        <w:keepLines/>
-        <w:spacing w:after="0" w:line="240" w:lineRule="auto"/>
-        <w:rPr>
-          <w:rFonts w:ascii="JetBrains Mono" w:hAnsi="JetBrains Mono" w:cs="JetBrains Mono"/>
-          <w:sz w:val="18"/>
-          <w:szCs w:val="18"/>
-        </w:rPr>
-      </w:pPr>
-    </w:p>
-    <w:p>
-      <w:pPr>
-        <w:keepNext/>
-        <w:keepLines/>
-        <w:spacing w:after="0" w:line="240" w:lineRule="auto"/>
-        <w:rPr>
-          <w:rFonts w:ascii="JetBrains Mono" w:hAnsi="JetBrains Mono" w:cs="JetBrains Mono"/>
-          <w:sz w:val="18"/>
-          <w:szCs w:val="18"/>
-        </w:rPr>
-      </w:pPr>
-      <w:r>
-        <w:rPr>
-          <w:rFonts w:ascii="JetBrains Mono" w:hAnsi="JetBrains Mono" w:cs="JetBrains Mono"/>
-          <w:sz w:val="18"/>
-          <w:szCs w:val="18"/>
-        </w:rPr>
-        <w:t>Inside pkg2.ClassC:</w:t>
-      </w:r>
-    </w:p>
-    <w:p>
-      <w:pPr>
-        <w:keepNext/>
-        <w:keepLines/>
-        <w:spacing w:after="0" w:line="240" w:lineRule="auto"/>
-        <w:rPr>
-          <w:rFonts w:ascii="JetBrains Mono" w:hAnsi="JetBrains Mono" w:cs="JetBrains Mono"/>
-          <w:sz w:val="18"/>
-          <w:szCs w:val="18"/>
-        </w:rPr>
-      </w:pPr>
-      <w:r>
-        <w:rPr>
-          <w:rFonts w:ascii="JetBrains Mono" w:hAnsi="JetBrains Mono" w:cs="JetBrains Mono"/>
-          <w:sz w:val="18"/>
-          <w:szCs w:val="18"/>
-        </w:rPr>
-        <w:t>Public = 10</w:t>
-      </w:r>
-    </w:p>
-    <w:p>
-      <w:pPr>
-        <w:keepNext/>
-        <w:keepLines/>
-        <w:spacing w:after="0" w:line="240" w:lineRule="auto"/>
-        <w:rPr>
-          <w:rFonts w:ascii="JetBrains Mono" w:hAnsi="JetBrains Mono" w:cs="JetBrains Mono"/>
-          <w:sz w:val="18"/>
-          <w:szCs w:val="18"/>
-        </w:rPr>
-      </w:pPr>
-      <w:r>
-        <w:rPr>
-          <w:rFonts w:ascii="JetBrains Mono" w:hAnsi="JetBrains Mono" w:cs="JetBrains Mono"/>
-          <w:sz w:val="18"/>
-          <w:szCs w:val="18"/>
-        </w:rPr>
-        <w:t>Protected, default and private members are not accessible</w:t>
-      </w:r>
-    </w:p>
-    <w:p>
-      <w:pPr>
-        <w:keepLines/>
-        <w:spacing w:after="0" w:line="240" w:lineRule="auto"/>
-        <w:rPr>
-          <w:rFonts w:ascii="JetBrains Mono" w:hAnsi="JetBrains Mono" w:cs="JetBrains Mono"/>
-          <w:sz w:val="18"/>
-          <w:szCs w:val="18"/>
-        </w:rPr>
-      </w:pPr>
+        <w:keepLines/>
+        <w:spacing w:after="0" w:line="240" w:lineRule="auto"/>
+        <w:rPr>
+          <w:rFonts w:ascii="JetBrains Mono" w:hAnsi="JetBrains Mono" w:cs="JetBrains Mono"/>
+          <w:sz w:val="18"/>
+          <w:szCs w:val="18"/>
+        </w:rPr>
+      </w:pPr>
+    </w:p>
+    <w:p>
+      <w:pPr>
+        <w:keepLines/>
+        <w:spacing w:after="0" w:line="240" w:lineRule="auto"/>
+        <w:rPr>
+          <w:rFonts w:ascii="JetBrains Mono" w:hAnsi="JetBrains Mono" w:cs="JetBrains Mono"/>
+          <w:sz w:val="18"/>
+          <w:szCs w:val="18"/>
+        </w:rPr>
+      </w:pPr>
+      <w:r>
+        <w:rPr>
+          <w:rFonts w:ascii="JetBrains Mono" w:hAnsi="JetBrains Mono" w:cs="JetBrains Mono"/>
+          <w:sz w:val="18"/>
+          <w:szCs w:val="18"/>
+        </w:rPr>
+        <w:t xml:space="preserve">--- Inside </w:t>
+      </w:r>
+      <w:proofErr w:type="spellStart"/>
+      <w:r>
+        <w:rPr>
+          <w:rFonts w:ascii="JetBrains Mono" w:hAnsi="JetBrains Mono" w:cs="JetBrains Mono"/>
+          <w:sz w:val="18"/>
+          <w:szCs w:val="18"/>
+        </w:rPr>
+        <w:t>BaseClass</w:t>
+      </w:r>
+      <w:proofErr w:type="spellEnd"/>
+      <w:r>
+        <w:rPr>
+          <w:rFonts w:ascii="JetBrains Mono" w:hAnsi="JetBrains Mono" w:cs="JetBrains Mono"/>
+          <w:sz w:val="18"/>
+          <w:szCs w:val="18"/>
+        </w:rPr>
+        <w:t xml:space="preserve"> (Same Class) ---</w:t>
+      </w:r>
+    </w:p>
+    <w:p>
+      <w:pPr>
+        <w:keepLines/>
+        <w:spacing w:after="0" w:line="240" w:lineRule="auto"/>
+        <w:rPr>
+          <w:rFonts w:ascii="JetBrains Mono" w:hAnsi="JetBrains Mono" w:cs="JetBrains Mono"/>
+          <w:sz w:val="18"/>
+          <w:szCs w:val="18"/>
+        </w:rPr>
+      </w:pPr>
+      <w:r>
+        <w:rPr>
+          <w:rFonts w:ascii="JetBrains Mono" w:hAnsi="JetBrains Mono" w:cs="JetBrains Mono"/>
+          <w:sz w:val="18"/>
+          <w:szCs w:val="18"/>
+        </w:rPr>
+        <w:t xml:space="preserve">private </w:t>
+      </w:r>
+      <w:proofErr w:type="spellStart"/>
+      <w:r>
+        <w:rPr>
+          <w:rFonts w:ascii="JetBrains Mono" w:hAnsi="JetBrains Mono" w:cs="JetBrains Mono"/>
+          <w:sz w:val="18"/>
+          <w:szCs w:val="18"/>
+        </w:rPr>
+        <w:t>pri_n</w:t>
+      </w:r>
+      <w:proofErr w:type="spellEnd"/>
+      <w:r>
+        <w:rPr>
+          <w:rFonts w:ascii="JetBrains Mono" w:hAnsi="JetBrains Mono" w:cs="JetBrains Mono"/>
+          <w:sz w:val="18"/>
+          <w:szCs w:val="18"/>
+        </w:rPr>
+        <w:t xml:space="preserve"> = 10</w:t>
+      </w:r>
+    </w:p>
+    <w:p>
+      <w:pPr>
+        <w:keepLines/>
+        <w:spacing w:after="0" w:line="240" w:lineRule="auto"/>
+        <w:rPr>
+          <w:rFonts w:ascii="JetBrains Mono" w:hAnsi="JetBrains Mono" w:cs="JetBrains Mono"/>
+          <w:sz w:val="18"/>
+          <w:szCs w:val="18"/>
+        </w:rPr>
+      </w:pPr>
+      <w:r>
+        <w:rPr>
+          <w:rFonts w:ascii="JetBrains Mono" w:hAnsi="JetBrains Mono" w:cs="JetBrains Mono"/>
+          <w:sz w:val="18"/>
+          <w:szCs w:val="18"/>
+        </w:rPr>
+        <w:t xml:space="preserve">default </w:t>
+      </w:r>
+      <w:proofErr w:type="spellStart"/>
+      <w:r>
+        <w:rPr>
+          <w:rFonts w:ascii="JetBrains Mono" w:hAnsi="JetBrains Mono" w:cs="JetBrains Mono"/>
+          <w:sz w:val="18"/>
+          <w:szCs w:val="18"/>
+        </w:rPr>
+        <w:t>def_n</w:t>
+      </w:r>
+      <w:proofErr w:type="spellEnd"/>
+      <w:r>
+        <w:rPr>
+          <w:rFonts w:ascii="JetBrains Mono" w:hAnsi="JetBrains Mono" w:cs="JetBrains Mono"/>
+          <w:sz w:val="18"/>
+          <w:szCs w:val="18"/>
+        </w:rPr>
+        <w:t xml:space="preserve"> = 20</w:t>
+      </w:r>
+    </w:p>
+    <w:p>
+      <w:pPr>
+        <w:keepLines/>
+        <w:spacing w:after="0" w:line="240" w:lineRule="auto"/>
+        <w:rPr>
+          <w:rFonts w:ascii="JetBrains Mono" w:hAnsi="JetBrains Mono" w:cs="JetBrains Mono"/>
+          <w:sz w:val="18"/>
+          <w:szCs w:val="18"/>
+        </w:rPr>
+      </w:pPr>
+      <w:r>
+        <w:rPr>
+          <w:rFonts w:ascii="JetBrains Mono" w:hAnsi="JetBrains Mono" w:cs="JetBrains Mono"/>
+          <w:sz w:val="18"/>
+          <w:szCs w:val="18"/>
+        </w:rPr>
+        <w:t xml:space="preserve">protected </w:t>
+      </w:r>
+      <w:proofErr w:type="spellStart"/>
+      <w:r>
+        <w:rPr>
+          <w:rFonts w:ascii="JetBrains Mono" w:hAnsi="JetBrains Mono" w:cs="JetBrains Mono"/>
+          <w:sz w:val="18"/>
+          <w:szCs w:val="18"/>
+        </w:rPr>
+        <w:t>pro_n</w:t>
+      </w:r>
+      <w:proofErr w:type="spellEnd"/>
+      <w:r>
+        <w:rPr>
+          <w:rFonts w:ascii="JetBrains Mono" w:hAnsi="JetBrains Mono" w:cs="JetBrains Mono"/>
+          <w:sz w:val="18"/>
+          <w:szCs w:val="18"/>
+        </w:rPr>
+        <w:t xml:space="preserve"> = 30</w:t>
+      </w:r>
+    </w:p>
+    <w:p>
+      <w:pPr>
+        <w:keepLines/>
+        <w:spacing w:after="0" w:line="240" w:lineRule="auto"/>
+        <w:rPr>
+          <w:rFonts w:ascii="JetBrains Mono" w:hAnsi="JetBrains Mono" w:cs="JetBrains Mono"/>
+          <w:sz w:val="18"/>
+          <w:szCs w:val="18"/>
+        </w:rPr>
+      </w:pPr>
+      <w:r>
+        <w:rPr>
+          <w:rFonts w:ascii="JetBrains Mono" w:hAnsi="JetBrains Mono" w:cs="JetBrains Mono"/>
+          <w:sz w:val="18"/>
+          <w:szCs w:val="18"/>
+        </w:rPr>
+        <w:t xml:space="preserve">public </w:t>
+      </w:r>
+      <w:proofErr w:type="spellStart"/>
+      <w:r>
+        <w:rPr>
+          <w:rFonts w:ascii="JetBrains Mono" w:hAnsi="JetBrains Mono" w:cs="JetBrains Mono"/>
+          <w:sz w:val="18"/>
+          <w:szCs w:val="18"/>
+        </w:rPr>
+        <w:t>pub_n</w:t>
+      </w:r>
+      <w:proofErr w:type="spellEnd"/>
+      <w:r>
+        <w:rPr>
+          <w:rFonts w:ascii="JetBrains Mono" w:hAnsi="JetBrains Mono" w:cs="JetBrains Mono"/>
+          <w:sz w:val="18"/>
+          <w:szCs w:val="18"/>
+        </w:rPr>
+        <w:t xml:space="preserve"> = 40</w:t>
+      </w:r>
+    </w:p>
+    <w:p>
+      <w:pPr>
+        <w:keepLines/>
+        <w:spacing w:after="0" w:line="240" w:lineRule="auto"/>
+        <w:rPr>
+          <w:rFonts w:ascii="JetBrains Mono" w:hAnsi="JetBrains Mono" w:cs="JetBrains Mono"/>
+          <w:sz w:val="18"/>
+          <w:szCs w:val="18"/>
+        </w:rPr>
+      </w:pPr>
+    </w:p>
+    <w:p>
+      <w:pPr>
+        <w:keepLines/>
+        <w:spacing w:after="0" w:line="240" w:lineRule="auto"/>
+        <w:rPr>
+          <w:rFonts w:ascii="JetBrains Mono" w:hAnsi="JetBrains Mono" w:cs="JetBrains Mono"/>
+          <w:sz w:val="18"/>
+          <w:szCs w:val="18"/>
+        </w:rPr>
+      </w:pPr>
+      <w:r>
+        <w:rPr>
+          <w:rFonts w:ascii="JetBrains Mono" w:hAnsi="JetBrains Mono" w:cs="JetBrains Mono"/>
+          <w:sz w:val="18"/>
+          <w:szCs w:val="18"/>
+        </w:rPr>
+        <w:t xml:space="preserve">--- Inside </w:t>
+      </w:r>
+      <w:proofErr w:type="spellStart"/>
+      <w:r>
+        <w:rPr>
+          <w:rFonts w:ascii="JetBrains Mono" w:hAnsi="JetBrains Mono" w:cs="JetBrains Mono"/>
+          <w:sz w:val="18"/>
+          <w:szCs w:val="18"/>
+        </w:rPr>
+        <w:t>SamePackageClass</w:t>
+      </w:r>
+      <w:proofErr w:type="spellEnd"/>
+      <w:r>
+        <w:rPr>
+          <w:rFonts w:ascii="JetBrains Mono" w:hAnsi="JetBrains Mono" w:cs="JetBrains Mono"/>
+          <w:sz w:val="18"/>
+          <w:szCs w:val="18"/>
+        </w:rPr>
+        <w:t xml:space="preserve"> (Same Package: pkg1) ---</w:t>
+      </w:r>
+    </w:p>
+    <w:p>
+      <w:pPr>
+        <w:keepLines/>
+        <w:spacing w:after="0" w:line="240" w:lineRule="auto"/>
+        <w:rPr>
+          <w:rFonts w:ascii="JetBrains Mono" w:hAnsi="JetBrains Mono" w:cs="JetBrains Mono"/>
+          <w:sz w:val="18"/>
+          <w:szCs w:val="18"/>
+        </w:rPr>
+      </w:pPr>
+      <w:r>
+        <w:rPr>
+          <w:rFonts w:ascii="JetBrains Mono" w:hAnsi="JetBrains Mono" w:cs="JetBrains Mono"/>
+          <w:sz w:val="18"/>
+          <w:szCs w:val="18"/>
+        </w:rPr>
+        <w:t xml:space="preserve">default </w:t>
+      </w:r>
+      <w:proofErr w:type="spellStart"/>
+      <w:r>
+        <w:rPr>
+          <w:rFonts w:ascii="JetBrains Mono" w:hAnsi="JetBrains Mono" w:cs="JetBrains Mono"/>
+          <w:sz w:val="18"/>
+          <w:szCs w:val="18"/>
+        </w:rPr>
+        <w:t>def_n</w:t>
+      </w:r>
+      <w:proofErr w:type="spellEnd"/>
+      <w:r>
+        <w:rPr>
+          <w:rFonts w:ascii="JetBrains Mono" w:hAnsi="JetBrains Mono" w:cs="JetBrains Mono"/>
+          <w:sz w:val="18"/>
+          <w:szCs w:val="18"/>
+        </w:rPr>
+        <w:t xml:space="preserve"> = 20</w:t>
+      </w:r>
+    </w:p>
+    <w:p>
+      <w:pPr>
+        <w:keepLines/>
+        <w:spacing w:after="0" w:line="240" w:lineRule="auto"/>
+        <w:rPr>
+          <w:rFonts w:ascii="JetBrains Mono" w:hAnsi="JetBrains Mono" w:cs="JetBrains Mono"/>
+          <w:sz w:val="18"/>
+          <w:szCs w:val="18"/>
+        </w:rPr>
+      </w:pPr>
+      <w:r>
+        <w:rPr>
+          <w:rFonts w:ascii="JetBrains Mono" w:hAnsi="JetBrains Mono" w:cs="JetBrains Mono"/>
+          <w:sz w:val="18"/>
+          <w:szCs w:val="18"/>
+        </w:rPr>
+        <w:t xml:space="preserve">protected </w:t>
+      </w:r>
+      <w:proofErr w:type="spellStart"/>
+      <w:r>
+        <w:rPr>
+          <w:rFonts w:ascii="JetBrains Mono" w:hAnsi="JetBrains Mono" w:cs="JetBrains Mono"/>
+          <w:sz w:val="18"/>
+          <w:szCs w:val="18"/>
+        </w:rPr>
+        <w:t>pro_n</w:t>
+      </w:r>
+      <w:proofErr w:type="spellEnd"/>
+      <w:r>
+        <w:rPr>
+          <w:rFonts w:ascii="JetBrains Mono" w:hAnsi="JetBrains Mono" w:cs="JetBrains Mono"/>
+          <w:sz w:val="18"/>
+          <w:szCs w:val="18"/>
+        </w:rPr>
+        <w:t xml:space="preserve"> = 30</w:t>
+      </w:r>
+    </w:p>
+    <w:p>
+      <w:pPr>
+        <w:keepLines/>
+        <w:spacing w:after="0" w:line="240" w:lineRule="auto"/>
+        <w:rPr>
+          <w:rFonts w:ascii="JetBrains Mono" w:hAnsi="JetBrains Mono" w:cs="JetBrains Mono"/>
+          <w:sz w:val="18"/>
+          <w:szCs w:val="18"/>
+        </w:rPr>
+      </w:pPr>
+      <w:r>
+        <w:rPr>
+          <w:rFonts w:ascii="JetBrains Mono" w:hAnsi="JetBrains Mono" w:cs="JetBrains Mono"/>
+          <w:sz w:val="18"/>
+          <w:szCs w:val="18"/>
+        </w:rPr>
+        <w:t xml:space="preserve">public </w:t>
+      </w:r>
+      <w:proofErr w:type="spellStart"/>
+      <w:r>
+        <w:rPr>
+          <w:rFonts w:ascii="JetBrains Mono" w:hAnsi="JetBrains Mono" w:cs="JetBrains Mono"/>
+          <w:sz w:val="18"/>
+          <w:szCs w:val="18"/>
+        </w:rPr>
+        <w:t>pub_n</w:t>
+      </w:r>
+      <w:proofErr w:type="spellEnd"/>
+      <w:r>
+        <w:rPr>
+          <w:rFonts w:ascii="JetBrains Mono" w:hAnsi="JetBrains Mono" w:cs="JetBrains Mono"/>
+          <w:sz w:val="18"/>
+          <w:szCs w:val="18"/>
+        </w:rPr>
+        <w:t xml:space="preserve"> = 40</w:t>
+      </w:r>
+    </w:p>
+    <w:p>
+      <w:pPr>
+        <w:keepLines/>
+        <w:spacing w:after="0" w:line="240" w:lineRule="auto"/>
+        <w:rPr>
+          <w:rFonts w:ascii="JetBrains Mono" w:hAnsi="JetBrains Mono" w:cs="JetBrains Mono"/>
+          <w:sz w:val="18"/>
+          <w:szCs w:val="18"/>
+        </w:rPr>
+      </w:pPr>
+    </w:p>
+    <w:p>
+      <w:pPr>
+        <w:keepLines/>
+        <w:spacing w:after="0" w:line="240" w:lineRule="auto"/>
+        <w:rPr>
+          <w:rFonts w:ascii="JetBrains Mono" w:hAnsi="JetBrains Mono" w:cs="JetBrains Mono"/>
+          <w:sz w:val="18"/>
+          <w:szCs w:val="18"/>
+        </w:rPr>
+      </w:pPr>
+      <w:r>
+        <w:rPr>
+          <w:rFonts w:ascii="JetBrains Mono" w:hAnsi="JetBrains Mono" w:cs="JetBrains Mono"/>
+          <w:sz w:val="18"/>
+          <w:szCs w:val="18"/>
+        </w:rPr>
+        <w:t xml:space="preserve">--- Inside </w:t>
+      </w:r>
+      <w:proofErr w:type="spellStart"/>
+      <w:r>
+        <w:rPr>
+          <w:rFonts w:ascii="JetBrains Mono" w:hAnsi="JetBrains Mono" w:cs="JetBrains Mono"/>
+          <w:sz w:val="18"/>
+          <w:szCs w:val="18"/>
+        </w:rPr>
+        <w:t>SubClass</w:t>
+      </w:r>
+      <w:proofErr w:type="spellEnd"/>
+      <w:r>
+        <w:rPr>
+          <w:rFonts w:ascii="JetBrains Mono" w:hAnsi="JetBrains Mono" w:cs="JetBrains Mono"/>
+          <w:sz w:val="18"/>
+          <w:szCs w:val="18"/>
+        </w:rPr>
+        <w:t xml:space="preserve"> (Different Package Subclass: pkg2) ---</w:t>
+      </w:r>
+    </w:p>
+    <w:p>
+      <w:pPr>
+        <w:keepLines/>
+        <w:spacing w:after="0" w:line="240" w:lineRule="auto"/>
+        <w:rPr>
+          <w:rFonts w:ascii="JetBrains Mono" w:hAnsi="JetBrains Mono" w:cs="JetBrains Mono"/>
+          <w:sz w:val="18"/>
+          <w:szCs w:val="18"/>
+        </w:rPr>
+      </w:pPr>
+      <w:r>
+        <w:rPr>
+          <w:rFonts w:ascii="JetBrains Mono" w:hAnsi="JetBrains Mono" w:cs="JetBrains Mono"/>
+          <w:sz w:val="18"/>
+          <w:szCs w:val="18"/>
+        </w:rPr>
+        <w:t xml:space="preserve">protected </w:t>
+      </w:r>
+      <w:proofErr w:type="spellStart"/>
+      <w:r>
+        <w:rPr>
+          <w:rFonts w:ascii="JetBrains Mono" w:hAnsi="JetBrains Mono" w:cs="JetBrains Mono"/>
+          <w:sz w:val="18"/>
+          <w:szCs w:val="18"/>
+        </w:rPr>
+        <w:t>pro_n</w:t>
+      </w:r>
+      <w:proofErr w:type="spellEnd"/>
+      <w:r>
+        <w:rPr>
+          <w:rFonts w:ascii="JetBrains Mono" w:hAnsi="JetBrains Mono" w:cs="JetBrains Mono"/>
+          <w:sz w:val="18"/>
+          <w:szCs w:val="18"/>
+        </w:rPr>
+        <w:t xml:space="preserve"> = 30</w:t>
+      </w:r>
+    </w:p>
+    <w:p>
+      <w:pPr>
+        <w:keepLines/>
+        <w:spacing w:after="0" w:line="240" w:lineRule="auto"/>
+        <w:rPr>
+          <w:rFonts w:ascii="JetBrains Mono" w:hAnsi="JetBrains Mono" w:cs="JetBrains Mono"/>
+          <w:sz w:val="18"/>
+          <w:szCs w:val="18"/>
+        </w:rPr>
+      </w:pPr>
+      <w:r>
+        <w:rPr>
+          <w:rFonts w:ascii="JetBrains Mono" w:hAnsi="JetBrains Mono" w:cs="JetBrains Mono"/>
+          <w:sz w:val="18"/>
+          <w:szCs w:val="18"/>
+        </w:rPr>
+        <w:t xml:space="preserve">public </w:t>
+      </w:r>
+      <w:proofErr w:type="spellStart"/>
+      <w:r>
+        <w:rPr>
+          <w:rFonts w:ascii="JetBrains Mono" w:hAnsi="JetBrains Mono" w:cs="JetBrains Mono"/>
+          <w:sz w:val="18"/>
+          <w:szCs w:val="18"/>
+        </w:rPr>
+        <w:t>pub_n</w:t>
+      </w:r>
+      <w:proofErr w:type="spellEnd"/>
+      <w:r>
+        <w:rPr>
+          <w:rFonts w:ascii="JetBrains Mono" w:hAnsi="JetBrains Mono" w:cs="JetBrains Mono"/>
+          <w:sz w:val="18"/>
+          <w:szCs w:val="18"/>
+        </w:rPr>
+        <w:t xml:space="preserve"> = 40</w:t>
+      </w:r>
+    </w:p>
+    <w:p>
+      <w:pPr>
+        <w:keepLines/>
+        <w:spacing w:after="0" w:line="240" w:lineRule="auto"/>
+        <w:rPr>
+          <w:rFonts w:ascii="JetBrains Mono" w:hAnsi="JetBrains Mono" w:cs="JetBrains Mono"/>
+          <w:sz w:val="18"/>
+          <w:szCs w:val="18"/>
+        </w:rPr>
+      </w:pPr>
+    </w:p>
+    <w:p>
+      <w:pPr>
+        <w:keepLines/>
+        <w:spacing w:after="0" w:line="240" w:lineRule="auto"/>
+        <w:rPr>
+          <w:rFonts w:ascii="JetBrains Mono" w:hAnsi="JetBrains Mono" w:cs="JetBrains Mono"/>
+          <w:sz w:val="18"/>
+          <w:szCs w:val="18"/>
+        </w:rPr>
+      </w:pPr>
+      <w:r>
+        <w:rPr>
+          <w:rFonts w:ascii="JetBrains Mono" w:hAnsi="JetBrains Mono" w:cs="JetBrains Mono"/>
+          <w:sz w:val="18"/>
+          <w:szCs w:val="18"/>
+        </w:rPr>
+        <w:t xml:space="preserve">--- Inside </w:t>
+      </w:r>
+      <w:proofErr w:type="spellStart"/>
+      <w:r>
+        <w:rPr>
+          <w:rFonts w:ascii="JetBrains Mono" w:hAnsi="JetBrains Mono" w:cs="JetBrains Mono"/>
+          <w:sz w:val="18"/>
+          <w:szCs w:val="18"/>
+        </w:rPr>
+        <w:t>OtherPackageClass</w:t>
+      </w:r>
+      <w:proofErr w:type="spellEnd"/>
+      <w:r>
+        <w:rPr>
+          <w:rFonts w:ascii="JetBrains Mono" w:hAnsi="JetBrains Mono" w:cs="JetBrains Mono"/>
+          <w:sz w:val="18"/>
+          <w:szCs w:val="18"/>
+        </w:rPr>
+        <w:t xml:space="preserve"> (Different Package Non-Subclass: pkg2) ---</w:t>
+      </w:r>
+    </w:p>
+    <w:p>
+      <w:pPr>
+        <w:keepLines/>
+        <w:spacing w:after="0" w:line="240" w:lineRule="auto"/>
+        <w:rPr>
+          <w:rFonts w:ascii="JetBrains Mono" w:hAnsi="JetBrains Mono" w:cs="JetBrains Mono"/>
+          <w:sz w:val="18"/>
+          <w:szCs w:val="18"/>
+        </w:rPr>
+      </w:pPr>
+      <w:r>
+        <w:rPr>
+          <w:rFonts w:ascii="JetBrains Mono" w:hAnsi="JetBrains Mono" w:cs="JetBrains Mono"/>
+          <w:sz w:val="18"/>
+          <w:szCs w:val="18"/>
+        </w:rPr>
+        <w:t xml:space="preserve">public </w:t>
+      </w:r>
+      <w:proofErr w:type="spellStart"/>
+      <w:r>
+        <w:rPr>
+          <w:rFonts w:ascii="JetBrains Mono" w:hAnsi="JetBrains Mono" w:cs="JetBrains Mono"/>
+          <w:sz w:val="18"/>
+          <w:szCs w:val="18"/>
+        </w:rPr>
+        <w:t>pub_n</w:t>
+      </w:r>
+      <w:proofErr w:type="spellEnd"/>
+      <w:r>
+        <w:rPr>
+          <w:rFonts w:ascii="JetBrains Mono" w:hAnsi="JetBrains Mono" w:cs="JetBrains Mono"/>
+          <w:sz w:val="18"/>
+          <w:szCs w:val="18"/>
+        </w:rPr>
+        <w:t xml:space="preserve"> = 40</w:t>
+      </w:r>
     </w:p>
     <w:p>
       <w:pPr>
@@ -7491,7 +10708,25 @@
           <w:sz w:val="18"/>
           <w:szCs w:val="18"/>
         </w:rPr>
-        <w:t xml:space="preserve">    public void check() throws ArithmeticException {</w:t>
+        <w:t xml:space="preserve">    public void </w:t>
+      </w:r>
+      <w:proofErr w:type="gramStart"/>
+      <w:r>
+        <w:rPr>
+          <w:rFonts w:ascii="JetBrains Mono" w:hAnsi="JetBrains Mono" w:cs="JetBrains Mono"/>
+          <w:sz w:val="18"/>
+          <w:szCs w:val="18"/>
+        </w:rPr>
+        <w:t>check(</w:t>
+      </w:r>
+      <w:proofErr w:type="gramEnd"/>
+      <w:r>
+        <w:rPr>
+          <w:rFonts w:ascii="JetBrains Mono" w:hAnsi="JetBrains Mono" w:cs="JetBrains Mono"/>
+          <w:sz w:val="18"/>
+          <w:szCs w:val="18"/>
+        </w:rPr>
+        <w:t>) throws ArithmeticException {</w:t>
       </w:r>
     </w:p>
     <w:p>
@@ -7715,27 +10950,63 @@
           <w:sz w:val="18"/>
           <w:szCs w:val="18"/>
         </w:rPr>
-        <w:t xml:space="preserve">    public static void main(String[] args) {</w:t>
-      </w:r>
-    </w:p>
-    <w:p>
-      <w:pPr>
-        <w:keepNext/>
-        <w:keepLines/>
-        <w:spacing w:after="0" w:line="240" w:lineRule="auto"/>
-        <w:rPr>
-          <w:rFonts w:ascii="JetBrains Mono" w:hAnsi="JetBrains Mono" w:cs="JetBrains Mono"/>
-          <w:sz w:val="18"/>
-          <w:szCs w:val="18"/>
-        </w:rPr>
-      </w:pPr>
-      <w:r>
-        <w:rPr>
-          <w:rFonts w:ascii="JetBrains Mono" w:hAnsi="JetBrains Mono" w:cs="JetBrains Mono"/>
-          <w:sz w:val="18"/>
-          <w:szCs w:val="18"/>
-        </w:rPr>
-        <w:t xml:space="preserve">        Excep e = new Excep();</w:t>
+        <w:t xml:space="preserve">    public static void </w:t>
+      </w:r>
+      <w:proofErr w:type="gramStart"/>
+      <w:r>
+        <w:rPr>
+          <w:rFonts w:ascii="JetBrains Mono" w:hAnsi="JetBrains Mono" w:cs="JetBrains Mono"/>
+          <w:sz w:val="18"/>
+          <w:szCs w:val="18"/>
+        </w:rPr>
+        <w:t>main(String[</w:t>
+      </w:r>
+      <w:proofErr w:type="gramEnd"/>
+      <w:r>
+        <w:rPr>
+          <w:rFonts w:ascii="JetBrains Mono" w:hAnsi="JetBrains Mono" w:cs="JetBrains Mono"/>
+          <w:sz w:val="18"/>
+          <w:szCs w:val="18"/>
+        </w:rPr>
+        <w:t>] args) {</w:t>
+      </w:r>
+    </w:p>
+    <w:p>
+      <w:pPr>
+        <w:keepNext/>
+        <w:keepLines/>
+        <w:spacing w:after="0" w:line="240" w:lineRule="auto"/>
+        <w:rPr>
+          <w:rFonts w:ascii="JetBrains Mono" w:hAnsi="JetBrains Mono" w:cs="JetBrains Mono"/>
+          <w:sz w:val="18"/>
+          <w:szCs w:val="18"/>
+        </w:rPr>
+      </w:pPr>
+      <w:r>
+        <w:rPr>
+          <w:rFonts w:ascii="JetBrains Mono" w:hAnsi="JetBrains Mono" w:cs="JetBrains Mono"/>
+          <w:sz w:val="18"/>
+          <w:szCs w:val="18"/>
+        </w:rPr>
+        <w:t xml:space="preserve">        Excep e = new </w:t>
+      </w:r>
+      <w:proofErr w:type="gramStart"/>
+      <w:r>
+        <w:rPr>
+          <w:rFonts w:ascii="JetBrains Mono" w:hAnsi="JetBrains Mono" w:cs="JetBrains Mono"/>
+          <w:sz w:val="18"/>
+          <w:szCs w:val="18"/>
+        </w:rPr>
+        <w:t>Excep(</w:t>
+      </w:r>
+      <w:proofErr w:type="gramEnd"/>
+      <w:r>
+        <w:rPr>
+          <w:rFonts w:ascii="JetBrains Mono" w:hAnsi="JetBrains Mono" w:cs="JetBrains Mono"/>
+          <w:sz w:val="18"/>
+          <w:szCs w:val="18"/>
+        </w:rPr>
+        <w:t>);</w:t>
       </w:r>
     </w:p>
     <w:p>
@@ -7775,27 +11046,63 @@
           <w:sz w:val="18"/>
           <w:szCs w:val="18"/>
         </w:rPr>
-        <w:t xml:space="preserve">            e.check();</w:t>
-      </w:r>
-    </w:p>
-    <w:p>
-      <w:pPr>
-        <w:keepNext/>
-        <w:keepLines/>
-        <w:spacing w:after="0" w:line="240" w:lineRule="auto"/>
-        <w:rPr>
-          <w:rFonts w:ascii="JetBrains Mono" w:hAnsi="JetBrains Mono" w:cs="JetBrains Mono"/>
-          <w:sz w:val="18"/>
-          <w:szCs w:val="18"/>
-        </w:rPr>
-      </w:pPr>
-      <w:r>
-        <w:rPr>
-          <w:rFonts w:ascii="JetBrains Mono" w:hAnsi="JetBrains Mono" w:cs="JetBrains Mono"/>
-          <w:sz w:val="18"/>
-          <w:szCs w:val="18"/>
-        </w:rPr>
-        <w:t xml:space="preserve">            e.check1();</w:t>
+        <w:t xml:space="preserve">            </w:t>
+      </w:r>
+      <w:proofErr w:type="gramStart"/>
+      <w:r>
+        <w:rPr>
+          <w:rFonts w:ascii="JetBrains Mono" w:hAnsi="JetBrains Mono" w:cs="JetBrains Mono"/>
+          <w:sz w:val="18"/>
+          <w:szCs w:val="18"/>
+        </w:rPr>
+        <w:t>e.check</w:t>
+      </w:r>
+      <w:proofErr w:type="gramEnd"/>
+      <w:r>
+        <w:rPr>
+          <w:rFonts w:ascii="JetBrains Mono" w:hAnsi="JetBrains Mono" w:cs="JetBrains Mono"/>
+          <w:sz w:val="18"/>
+          <w:szCs w:val="18"/>
+        </w:rPr>
+        <w:t>();</w:t>
+      </w:r>
+    </w:p>
+    <w:p>
+      <w:pPr>
+        <w:keepNext/>
+        <w:keepLines/>
+        <w:spacing w:after="0" w:line="240" w:lineRule="auto"/>
+        <w:rPr>
+          <w:rFonts w:ascii="JetBrains Mono" w:hAnsi="JetBrains Mono" w:cs="JetBrains Mono"/>
+          <w:sz w:val="18"/>
+          <w:szCs w:val="18"/>
+        </w:rPr>
+      </w:pPr>
+      <w:r>
+        <w:rPr>
+          <w:rFonts w:ascii="JetBrains Mono" w:hAnsi="JetBrains Mono" w:cs="JetBrains Mono"/>
+          <w:sz w:val="18"/>
+          <w:szCs w:val="18"/>
+        </w:rPr>
+        <w:t xml:space="preserve">            </w:t>
+      </w:r>
+      <w:proofErr w:type="gramStart"/>
+      <w:r>
+        <w:rPr>
+          <w:rFonts w:ascii="JetBrains Mono" w:hAnsi="JetBrains Mono" w:cs="JetBrains Mono"/>
+          <w:sz w:val="18"/>
+          <w:szCs w:val="18"/>
+        </w:rPr>
+        <w:t>e.check</w:t>
+      </w:r>
+      <w:proofErr w:type="gramEnd"/>
+      <w:r>
+        <w:rPr>
+          <w:rFonts w:ascii="JetBrains Mono" w:hAnsi="JetBrains Mono" w:cs="JetBrains Mono"/>
+          <w:sz w:val="18"/>
+          <w:szCs w:val="18"/>
+        </w:rPr>
+        <w:t>1();</w:t>
       </w:r>
     </w:p>
     <w:p>
@@ -8018,7 +11325,25 @@
           <w:sz w:val="18"/>
           <w:szCs w:val="18"/>
         </w:rPr>
-        <w:t>Error occurred: java.lang.ArithmeticException: / by zero</w:t>
+        <w:t xml:space="preserve">Error occurred: </w:t>
+      </w:r>
+      <w:proofErr w:type="gramStart"/>
+      <w:r>
+        <w:rPr>
+          <w:rFonts w:ascii="JetBrains Mono" w:hAnsi="JetBrains Mono" w:cs="JetBrains Mono"/>
+          <w:sz w:val="18"/>
+          <w:szCs w:val="18"/>
+        </w:rPr>
+        <w:t>java.lang</w:t>
+      </w:r>
+      <w:proofErr w:type="gramEnd"/>
+      <w:r>
+        <w:rPr>
+          <w:rFonts w:ascii="JetBrains Mono" w:hAnsi="JetBrains Mono" w:cs="JetBrains Mono"/>
+          <w:sz w:val="18"/>
+          <w:szCs w:val="18"/>
+        </w:rPr>
+        <w:t>.ArithmeticException: / by zero</w:t>
       </w:r>
     </w:p>
     <w:p>
@@ -8122,7 +11447,25 @@
           <w:sz w:val="18"/>
           <w:szCs w:val="18"/>
         </w:rPr>
-        <w:t>import java.util.Scanner;</w:t>
+        <w:t xml:space="preserve">import </w:t>
+      </w:r>
+      <w:proofErr w:type="gramStart"/>
+      <w:r>
+        <w:rPr>
+          <w:rFonts w:ascii="JetBrains Mono" w:hAnsi="JetBrains Mono" w:cs="JetBrains Mono"/>
+          <w:sz w:val="18"/>
+          <w:szCs w:val="18"/>
+        </w:rPr>
+        <w:t>java.util</w:t>
+      </w:r>
+      <w:proofErr w:type="gramEnd"/>
+      <w:r>
+        <w:rPr>
+          <w:rFonts w:ascii="JetBrains Mono" w:hAnsi="JetBrains Mono" w:cs="JetBrains Mono"/>
+          <w:sz w:val="18"/>
+          <w:szCs w:val="18"/>
+        </w:rPr>
+        <w:t>.Scanner;</w:t>
       </w:r>
     </w:p>
     <w:p>
@@ -8174,7 +11517,25 @@
           <w:sz w:val="18"/>
           <w:szCs w:val="18"/>
         </w:rPr>
-        <w:t xml:space="preserve">    VotingException(String message) {</w:t>
+        <w:t xml:space="preserve">    </w:t>
+      </w:r>
+      <w:proofErr w:type="gramStart"/>
+      <w:r>
+        <w:rPr>
+          <w:rFonts w:ascii="JetBrains Mono" w:hAnsi="JetBrains Mono" w:cs="JetBrains Mono"/>
+          <w:sz w:val="18"/>
+          <w:szCs w:val="18"/>
+        </w:rPr>
+        <w:t>VotingException(</w:t>
+      </w:r>
+      <w:proofErr w:type="gramEnd"/>
+      <w:r>
+        <w:rPr>
+          <w:rFonts w:ascii="JetBrains Mono" w:hAnsi="JetBrains Mono" w:cs="JetBrains Mono"/>
+          <w:sz w:val="18"/>
+          <w:szCs w:val="18"/>
+        </w:rPr>
+        <w:t>String message) {</w:t>
       </w:r>
     </w:p>
     <w:p>
@@ -8286,27 +11647,63 @@
           <w:sz w:val="18"/>
           <w:szCs w:val="18"/>
         </w:rPr>
-        <w:t xml:space="preserve">    public static void main(String[] args) {</w:t>
-      </w:r>
-    </w:p>
-    <w:p>
-      <w:pPr>
-        <w:keepNext/>
-        <w:keepLines/>
-        <w:spacing w:after="0" w:line="240" w:lineRule="auto"/>
-        <w:rPr>
-          <w:rFonts w:ascii="JetBrains Mono" w:hAnsi="JetBrains Mono" w:cs="JetBrains Mono"/>
-          <w:sz w:val="18"/>
-          <w:szCs w:val="18"/>
-        </w:rPr>
-      </w:pPr>
-      <w:r>
-        <w:rPr>
-          <w:rFonts w:ascii="JetBrains Mono" w:hAnsi="JetBrains Mono" w:cs="JetBrains Mono"/>
-          <w:sz w:val="18"/>
-          <w:szCs w:val="18"/>
-        </w:rPr>
-        <w:t xml:space="preserve">        Scanner sc = new Scanner(System.in);</w:t>
+        <w:t xml:space="preserve">    public static void </w:t>
+      </w:r>
+      <w:proofErr w:type="gramStart"/>
+      <w:r>
+        <w:rPr>
+          <w:rFonts w:ascii="JetBrains Mono" w:hAnsi="JetBrains Mono" w:cs="JetBrains Mono"/>
+          <w:sz w:val="18"/>
+          <w:szCs w:val="18"/>
+        </w:rPr>
+        <w:t>main(String[</w:t>
+      </w:r>
+      <w:proofErr w:type="gramEnd"/>
+      <w:r>
+        <w:rPr>
+          <w:rFonts w:ascii="JetBrains Mono" w:hAnsi="JetBrains Mono" w:cs="JetBrains Mono"/>
+          <w:sz w:val="18"/>
+          <w:szCs w:val="18"/>
+        </w:rPr>
+        <w:t>] args) {</w:t>
+      </w:r>
+    </w:p>
+    <w:p>
+      <w:pPr>
+        <w:keepNext/>
+        <w:keepLines/>
+        <w:spacing w:after="0" w:line="240" w:lineRule="auto"/>
+        <w:rPr>
+          <w:rFonts w:ascii="JetBrains Mono" w:hAnsi="JetBrains Mono" w:cs="JetBrains Mono"/>
+          <w:sz w:val="18"/>
+          <w:szCs w:val="18"/>
+        </w:rPr>
+      </w:pPr>
+      <w:r>
+        <w:rPr>
+          <w:rFonts w:ascii="JetBrains Mono" w:hAnsi="JetBrains Mono" w:cs="JetBrains Mono"/>
+          <w:sz w:val="18"/>
+          <w:szCs w:val="18"/>
+        </w:rPr>
+        <w:t xml:space="preserve">        Scanner sc = new </w:t>
+      </w:r>
+      <w:proofErr w:type="gramStart"/>
+      <w:r>
+        <w:rPr>
+          <w:rFonts w:ascii="JetBrains Mono" w:hAnsi="JetBrains Mono" w:cs="JetBrains Mono"/>
+          <w:sz w:val="18"/>
+          <w:szCs w:val="18"/>
+        </w:rPr>
+        <w:t>Scanner(</w:t>
+      </w:r>
+      <w:proofErr w:type="gramEnd"/>
+      <w:r>
+        <w:rPr>
+          <w:rFonts w:ascii="JetBrains Mono" w:hAnsi="JetBrains Mono" w:cs="JetBrains Mono"/>
+          <w:sz w:val="18"/>
+          <w:szCs w:val="18"/>
+        </w:rPr>
+        <w:t>System.in);</w:t>
       </w:r>
     </w:p>
     <w:p>
@@ -8358,7 +11755,25 @@
           <w:sz w:val="18"/>
           <w:szCs w:val="18"/>
         </w:rPr>
-        <w:t xml:space="preserve">        int age = sc.nextInt();</w:t>
+        <w:t xml:space="preserve">        int age = </w:t>
+      </w:r>
+      <w:proofErr w:type="gramStart"/>
+      <w:r>
+        <w:rPr>
+          <w:rFonts w:ascii="JetBrains Mono" w:hAnsi="JetBrains Mono" w:cs="JetBrains Mono"/>
+          <w:sz w:val="18"/>
+          <w:szCs w:val="18"/>
+        </w:rPr>
+        <w:t>sc.nextInt</w:t>
+      </w:r>
+      <w:proofErr w:type="gramEnd"/>
+      <w:r>
+        <w:rPr>
+          <w:rFonts w:ascii="JetBrains Mono" w:hAnsi="JetBrains Mono" w:cs="JetBrains Mono"/>
+          <w:sz w:val="18"/>
+          <w:szCs w:val="18"/>
+        </w:rPr>
+        <w:t>();</w:t>
       </w:r>
     </w:p>
     <w:p>
@@ -8430,7 +11845,25 @@
           <w:sz w:val="18"/>
           <w:szCs w:val="18"/>
         </w:rPr>
-        <w:t xml:space="preserve">                throw new VotingException("Not eligible to vote");</w:t>
+        <w:t xml:space="preserve">                throw new </w:t>
+      </w:r>
+      <w:proofErr w:type="gramStart"/>
+      <w:r>
+        <w:rPr>
+          <w:rFonts w:ascii="JetBrains Mono" w:hAnsi="JetBrains Mono" w:cs="JetBrains Mono"/>
+          <w:sz w:val="18"/>
+          <w:szCs w:val="18"/>
+        </w:rPr>
+        <w:t>VotingException(</w:t>
+      </w:r>
+      <w:proofErr w:type="gramEnd"/>
+      <w:r>
+        <w:rPr>
+          <w:rFonts w:ascii="JetBrains Mono" w:hAnsi="JetBrains Mono" w:cs="JetBrains Mono"/>
+          <w:sz w:val="18"/>
+          <w:szCs w:val="18"/>
+        </w:rPr>
+        <w:t>"Not eligible to vote");</w:t>
       </w:r>
     </w:p>
     <w:p>
@@ -8530,7 +11963,25 @@
           <w:sz w:val="18"/>
           <w:szCs w:val="18"/>
         </w:rPr>
-        <w:t xml:space="preserve">            System.out.println("Exception caught: " + ve.getMessage());</w:t>
+        <w:t xml:space="preserve">            System.out.println("Exception caught: " + </w:t>
+      </w:r>
+      <w:proofErr w:type="gramStart"/>
+      <w:r>
+        <w:rPr>
+          <w:rFonts w:ascii="JetBrains Mono" w:hAnsi="JetBrains Mono" w:cs="JetBrains Mono"/>
+          <w:sz w:val="18"/>
+          <w:szCs w:val="18"/>
+        </w:rPr>
+        <w:t>ve.getMessage</w:t>
+      </w:r>
+      <w:proofErr w:type="gramEnd"/>
+      <w:r>
+        <w:rPr>
+          <w:rFonts w:ascii="JetBrains Mono" w:hAnsi="JetBrains Mono" w:cs="JetBrains Mono"/>
+          <w:sz w:val="18"/>
+          <w:szCs w:val="18"/>
+        </w:rPr>
+        <w:t>());</w:t>
       </w:r>
     </w:p>
     <w:p>
@@ -8622,7 +12073,25 @@
           <w:sz w:val="18"/>
           <w:szCs w:val="18"/>
         </w:rPr>
-        <w:t xml:space="preserve">        sc.close();</w:t>
+        <w:t xml:space="preserve">        </w:t>
+      </w:r>
+      <w:proofErr w:type="gramStart"/>
+      <w:r>
+        <w:rPr>
+          <w:rFonts w:ascii="JetBrains Mono" w:hAnsi="JetBrains Mono" w:cs="JetBrains Mono"/>
+          <w:sz w:val="18"/>
+          <w:szCs w:val="18"/>
+        </w:rPr>
+        <w:t>sc.close</w:t>
+      </w:r>
+      <w:proofErr w:type="gramEnd"/>
+      <w:r>
+        <w:rPr>
+          <w:rFonts w:ascii="JetBrains Mono" w:hAnsi="JetBrains Mono" w:cs="JetBrains Mono"/>
+          <w:sz w:val="18"/>
+          <w:szCs w:val="18"/>
+        </w:rPr>
+        <w:t>();</w:t>
       </w:r>
     </w:p>
     <w:p>
